--- a/server/templates/statement.docx
+++ b/server/templates/statement.docx
@@ -3,80 +3,6336 @@
 <w:document xmlns:wpc="http://schemas.microsoft.com/office/word/2010/wordprocessingCanvas" xmlns:cx="http://schemas.microsoft.com/office/drawing/2014/chartex" xmlns:cx1="http://schemas.microsoft.com/office/drawing/2015/9/8/chartex" xmlns:cx2="http://schemas.microsoft.com/office/drawing/2015/10/21/chartex" xmlns:cx3="http://schemas.microsoft.com/office/drawing/2016/5/9/chartex" xmlns:cx4="http://schemas.microsoft.com/office/drawing/2016/5/10/chartex" xmlns:cx5="http://schemas.microsoft.com/office/drawing/2016/5/11/chartex" xmlns:cx6="http://schemas.microsoft.com/office/drawing/2016/5/12/chartex" xmlns:cx7="http://schemas.microsoft.com/office/drawing/2016/5/13/chartex" xmlns:cx8="http://schemas.microsoft.com/office/drawing/2016/5/14/chartex" xmlns:mc="http://schemas.openxmlformats.org/markup-compatibility/2006" xmlns:aink="http://schemas.microsoft.com/office/drawing/2016/ink" xmlns:am3d="http://schemas.microsoft.com/office/drawing/2017/model3d" xmlns:o="urn:schemas-microsoft-com:office:office" xmlns:r="http://schemas.openxmlformats.org/officeDocument/2006/relationships" xmlns:m="http://schemas.openxmlformats.org/officeDocument/2006/math" xmlns:v="urn:schemas-microsoft-com:vml" xmlns:wp14="http://schemas.microsoft.com/office/word/2010/wordprocessingDrawing" xmlns:wp="http://schemas.openxmlformats.org/drawingml/2006/wordprocessingDrawing" xmlns:w10="urn:schemas-microsoft-com:office:word" xmlns:w="http://schemas.openxmlformats.org/wordprocessingml/2006/main" xmlns:w14="http://schemas.microsoft.com/office/word/2010/wordml" xmlns:w15="http://schemas.microsoft.com/office/word/2012/wordml" xmlns:w16cex="http://schemas.microsoft.com/office/word/2018/wordml/cex" xmlns:w16cid="http://schemas.microsoft.com/office/word/2016/wordml/cid" xmlns:w16="http://schemas.microsoft.com/office/word/2018/wordml" xmlns:w16sdtdh="http://schemas.microsoft.com/office/word/2020/wordml/sdtdatahash" xmlns:w16se="http://schemas.microsoft.com/office/word/2015/wordml/symex" xmlns:wpg="http://schemas.microsoft.com/office/word/2010/wordprocessingGroup" xmlns:wpi="http://schemas.microsoft.com/office/word/2010/wordprocessingInk" xmlns:wne="http://schemas.microsoft.com/office/word/2006/wordml" xmlns:wps="http://schemas.microsoft.com/office/word/2010/wordprocessingShape" mc:Ignorable="w14 w15 w16se w16cid w16 w16cex w16sdtdh wp14">
   <w:body>
     <w:p>
-      <w:r>
-        <w:t>В Региональный штаб Севастопольского РО МООО «РСО»</w:t>
+      <w:pPr>
+        <w:spacing w:after="27" w:line="259" w:lineRule="auto"/>
+        <w:ind w:left="10" w:right="507" w:hanging="10"/>
+        <w:jc w:val="center"/>
+        <w:rPr>
+          <w:lang w:val="ru-RU"/>
+        </w:rPr>
+      </w:pPr>
+      <w:r>
+        <w:rPr>
+          <w:b/>
+          <w:sz w:val="24"/>
+          <w:lang w:val="ru-RU"/>
+        </w:rPr>
+        <w:t xml:space="preserve">Молодёжная общероссийская общественная организация </w:t>
       </w:r>
     </w:p>
     <w:p>
-      <w:r>
-        <w:t>От кандидата: {</w:t>
-      </w:r>
-      <w:proofErr w:type="spellStart"/>
-      <w:r>
-        <w:t>lastName</w:t>
-      </w:r>
-      <w:proofErr w:type="spellEnd"/>
-      <w:r>
-        <w:t>} {</w:t>
-      </w:r>
-      <w:proofErr w:type="spellStart"/>
-      <w:r>
-        <w:t>firstName</w:t>
-      </w:r>
-      <w:proofErr w:type="spellEnd"/>
-      <w:r>
-        <w:t>}</w:t>
-      </w:r>
-    </w:p>
-    <w:p/>
-    <w:p>
-      <w:r>
-        <w:t>ЗАЯВЛЕНИЕ</w:t>
-      </w:r>
-    </w:p>
-    <w:p/>
-    <w:p>
-      <w:r>
-        <w:t>Прошу принять меня в состав Линейного студенческого отряда {</w:t>
-      </w:r>
-      <w:proofErr w:type="spellStart"/>
-      <w:r>
-        <w:t>brigadeName</w:t>
-      </w:r>
-      <w:proofErr w:type="spellEnd"/>
-      <w:r>
-        <w:t>}.</w:t>
+      <w:pPr>
+        <w:spacing w:after="27" w:line="259" w:lineRule="auto"/>
+        <w:ind w:left="10" w:right="494" w:hanging="10"/>
+        <w:jc w:val="center"/>
+        <w:rPr>
+          <w:lang w:val="ru-RU"/>
+        </w:rPr>
+      </w:pPr>
+      <w:r>
+        <w:rPr>
+          <w:b/>
+          <w:sz w:val="24"/>
+          <w:lang w:val="ru-RU"/>
+        </w:rPr>
+        <w:t xml:space="preserve">«Российские Студенческие Отряды» </w:t>
       </w:r>
     </w:p>
     <w:p>
-      <w:r>
-        <w:t>С уставом ознакомлен и обязуюсь его выполнять.</w:t>
-      </w:r>
-    </w:p>
-    <w:p/>
-    <w:p>
-      <w:r>
-        <w:t>Дата подачи: {</w:t>
-      </w:r>
-      <w:proofErr w:type="spellStart"/>
-      <w:r>
-        <w:t>date</w:t>
-      </w:r>
-      <w:proofErr w:type="spellEnd"/>
-      <w:r>
-        <w:t>}</w:t>
+      <w:pPr>
+        <w:spacing w:after="0" w:line="259" w:lineRule="auto"/>
+        <w:ind w:left="0" w:right="439"/>
+        <w:jc w:val="right"/>
+        <w:rPr>
+          <w:lang w:val="ru-RU"/>
+        </w:rPr>
+      </w:pPr>
+      <w:r>
+        <w:rPr>
+          <w:rFonts w:ascii="Calibri" w:eastAsia="Calibri" w:hAnsi="Calibri" w:cs="Calibri"/>
+          <w:noProof/>
+        </w:rPr>
+        <mc:AlternateContent>
+          <mc:Choice Requires="wpg">
+            <w:drawing>
+              <wp:inline distT="0" distB="0" distL="0" distR="0" wp14:anchorId="30ADB99A" wp14:editId="13B606C4">
+                <wp:extent cx="6663690" cy="17780"/>
+                <wp:effectExtent l="0" t="0" r="0" b="0"/>
+                <wp:docPr id="7360" name="Group 7360"/>
+                <wp:cNvGraphicFramePr/>
+                <a:graphic xmlns:a="http://schemas.openxmlformats.org/drawingml/2006/main">
+                  <a:graphicData uri="http://schemas.microsoft.com/office/word/2010/wordprocessingGroup">
+                    <wpg:wgp>
+                      <wpg:cNvGrpSpPr/>
+                      <wpg:grpSpPr>
+                        <a:xfrm>
+                          <a:off x="0" y="0"/>
+                          <a:ext cx="6663690" cy="17780"/>
+                          <a:chOff x="0" y="0"/>
+                          <a:chExt cx="6663690" cy="17780"/>
+                        </a:xfrm>
+                      </wpg:grpSpPr>
+                      <wps:wsp>
+                        <wps:cNvPr id="7929" name="Shape 7929"/>
+                        <wps:cNvSpPr/>
+                        <wps:spPr>
+                          <a:xfrm>
+                            <a:off x="0" y="0"/>
+                            <a:ext cx="6663690" cy="17780"/>
+                          </a:xfrm>
+                          <a:custGeom>
+                            <a:avLst/>
+                            <a:gdLst/>
+                            <a:ahLst/>
+                            <a:cxnLst/>
+                            <a:rect l="0" t="0" r="0" b="0"/>
+                            <a:pathLst>
+                              <a:path w="6663690" h="17780">
+                                <a:moveTo>
+                                  <a:pt x="0" y="0"/>
+                                </a:moveTo>
+                                <a:lnTo>
+                                  <a:pt x="6663690" y="0"/>
+                                </a:lnTo>
+                                <a:lnTo>
+                                  <a:pt x="6663690" y="17780"/>
+                                </a:lnTo>
+                                <a:lnTo>
+                                  <a:pt x="0" y="17780"/>
+                                </a:lnTo>
+                                <a:lnTo>
+                                  <a:pt x="0" y="0"/>
+                                </a:lnTo>
+                              </a:path>
+                            </a:pathLst>
+                          </a:custGeom>
+                          <a:ln w="0" cap="flat">
+                            <a:miter lim="127000"/>
+                          </a:ln>
+                        </wps:spPr>
+                        <wps:style>
+                          <a:lnRef idx="0">
+                            <a:srgbClr val="000000">
+                              <a:alpha val="0"/>
+                            </a:srgbClr>
+                          </a:lnRef>
+                          <a:fillRef idx="1">
+                            <a:srgbClr val="000000"/>
+                          </a:fillRef>
+                          <a:effectRef idx="0">
+                            <a:scrgbClr r="0" g="0" b="0"/>
+                          </a:effectRef>
+                          <a:fontRef idx="none"/>
+                        </wps:style>
+                        <wps:bodyPr/>
+                      </wps:wsp>
+                    </wpg:wgp>
+                  </a:graphicData>
+                </a:graphic>
+              </wp:inline>
+            </w:drawing>
+          </mc:Choice>
+          <mc:Fallback xmlns:a="http://schemas.openxmlformats.org/drawingml/2006/main">
+            <w:pict>
+              <v:group id="Group 7360" style="width:524.7pt;height:1.40002pt;mso-position-horizontal-relative:char;mso-position-vertical-relative:line" coordsize="66636,177">
+                <v:shape id="Shape 7930" style="position:absolute;width:66636;height:177;left:0;top:0;" coordsize="6663690,17780" path="m0,0l6663690,0l6663690,17780l0,17780l0,0">
+                  <v:stroke weight="0pt" endcap="flat" joinstyle="miter" miterlimit="10" on="false" color="#000000" opacity="0"/>
+                  <v:fill on="true" color="#000000"/>
+                </v:shape>
+              </v:group>
+            </w:pict>
+          </mc:Fallback>
+        </mc:AlternateContent>
+      </w:r>
+      <w:r>
+        <w:rPr>
+          <w:sz w:val="24"/>
+          <w:lang w:val="ru-RU"/>
+        </w:rPr>
+        <w:t xml:space="preserve"> </w:t>
       </w:r>
     </w:p>
     <w:p>
-      <w:r>
-        <w:t>Подпись: _________</w:t>
+      <w:pPr>
+        <w:spacing w:after="19" w:line="259" w:lineRule="auto"/>
+        <w:ind w:left="3260"/>
+        <w:jc w:val="left"/>
+        <w:rPr>
+          <w:lang w:val="ru-RU"/>
+        </w:rPr>
+      </w:pPr>
+      <w:r>
+        <w:rPr>
+          <w:lang w:val="ru-RU"/>
+        </w:rPr>
+        <w:t xml:space="preserve"> </w:t>
+      </w:r>
+    </w:p>
+    <w:p>
+      <w:pPr>
+        <w:spacing w:after="14"/>
+        <w:ind w:right="494"/>
+        <w:rPr>
+          <w:lang w:val="ru-RU"/>
+        </w:rPr>
+      </w:pPr>
+      <w:r>
+        <w:rPr>
+          <w:lang w:val="ru-RU"/>
+        </w:rPr>
+        <w:t xml:space="preserve">Руководителю (Командиру)  регионального штаба Севастопольского регионального отделения Молодежной общероссийской общественной </w:t>
+      </w:r>
+    </w:p>
+    <w:p>
+      <w:pPr>
+        <w:spacing w:after="0"/>
+        <w:ind w:right="494"/>
+        <w:rPr>
+          <w:lang w:val="ru-RU"/>
+        </w:rPr>
+      </w:pPr>
+      <w:r>
+        <w:rPr>
+          <w:lang w:val="ru-RU"/>
+        </w:rPr>
+        <w:t xml:space="preserve">организации «Российские Студенческие Отряды», город Севастополь </w:t>
+      </w:r>
+    </w:p>
+    <w:p>
+      <w:pPr>
+        <w:spacing w:after="16" w:line="259" w:lineRule="auto"/>
+        <w:ind w:left="2606"/>
+        <w:jc w:val="center"/>
+        <w:rPr>
+          <w:lang w:val="ru-RU"/>
+        </w:rPr>
+      </w:pPr>
+      <w:r>
+        <w:rPr>
+          <w:i/>
+          <w:sz w:val="18"/>
+          <w:lang w:val="ru-RU"/>
+        </w:rPr>
+        <w:t xml:space="preserve"> </w:t>
+      </w:r>
+    </w:p>
+    <w:p>
+      <w:pPr>
+        <w:spacing w:after="0" w:line="259" w:lineRule="auto"/>
+        <w:ind w:left="5077"/>
+        <w:jc w:val="left"/>
+        <w:rPr>
+          <w:lang w:val="ru-RU"/>
+        </w:rPr>
+      </w:pPr>
+      <w:r>
+        <w:rPr>
+          <w:i/>
+          <w:sz w:val="18"/>
+          <w:lang w:val="ru-RU"/>
+        </w:rPr>
+        <w:t xml:space="preserve">(укажите Ваше ФИО, печатными буквами) </w:t>
+      </w:r>
+    </w:p>
+    <w:tbl>
+      <w:tblPr>
+        <w:tblStyle w:val="TableGrid"/>
+        <w:tblW w:w="7268" w:type="dxa"/>
+        <w:tblInd w:w="3263" w:type="dxa"/>
+        <w:tblCellMar>
+          <w:top w:w="7" w:type="dxa"/>
+          <w:left w:w="5" w:type="dxa"/>
+          <w:right w:w="115" w:type="dxa"/>
+        </w:tblCellMar>
+        <w:tblLook w:val="04A0" w:firstRow="1" w:lastRow="0" w:firstColumn="1" w:lastColumn="0" w:noHBand="0" w:noVBand="1"/>
+      </w:tblPr>
+      <w:tblGrid>
+        <w:gridCol w:w="345"/>
+        <w:gridCol w:w="342"/>
+        <w:gridCol w:w="345"/>
+        <w:gridCol w:w="345"/>
+        <w:gridCol w:w="345"/>
+        <w:gridCol w:w="345"/>
+        <w:gridCol w:w="360"/>
+        <w:gridCol w:w="346"/>
+        <w:gridCol w:w="346"/>
+        <w:gridCol w:w="346"/>
+        <w:gridCol w:w="346"/>
+        <w:gridCol w:w="346"/>
+        <w:gridCol w:w="346"/>
+        <w:gridCol w:w="346"/>
+        <w:gridCol w:w="346"/>
+        <w:gridCol w:w="343"/>
+        <w:gridCol w:w="346"/>
+        <w:gridCol w:w="346"/>
+        <w:gridCol w:w="346"/>
+        <w:gridCol w:w="346"/>
+        <w:gridCol w:w="346"/>
+      </w:tblGrid>
+      <w:tr>
+        <w:trPr>
+          <w:trHeight w:val="314"/>
+        </w:trPr>
+        <w:tc>
+          <w:tcPr>
+            <w:tcW w:w="345" w:type="dxa"/>
+            <w:tcBorders>
+              <w:top w:val="single" w:sz="4" w:space="0" w:color="000000"/>
+              <w:left w:val="single" w:sz="4" w:space="0" w:color="000000"/>
+              <w:bottom w:val="single" w:sz="4" w:space="0" w:color="000000"/>
+              <w:right w:val="single" w:sz="4" w:space="0" w:color="000000"/>
+            </w:tcBorders>
+          </w:tcPr>
+          <w:p>
+            <w:pPr>
+              <w:spacing w:after="0" w:line="259" w:lineRule="auto"/>
+              <w:ind w:left="0"/>
+              <w:jc w:val="left"/>
+              <w:rPr>
+                <w:lang w:val="ru-RU"/>
+              </w:rPr>
+            </w:pPr>
+            <w:r>
+              <w:rPr>
+                <w:lang w:val="ru-RU"/>
+              </w:rPr>
+              <w:t xml:space="preserve"> </w:t>
+            </w:r>
+          </w:p>
+        </w:tc>
+        <w:tc>
+          <w:tcPr>
+            <w:tcW w:w="342" w:type="dxa"/>
+            <w:tcBorders>
+              <w:top w:val="single" w:sz="4" w:space="0" w:color="000000"/>
+              <w:left w:val="single" w:sz="4" w:space="0" w:color="000000"/>
+              <w:bottom w:val="single" w:sz="4" w:space="0" w:color="000000"/>
+              <w:right w:val="single" w:sz="4" w:space="0" w:color="000000"/>
+            </w:tcBorders>
+          </w:tcPr>
+          <w:p>
+            <w:pPr>
+              <w:spacing w:after="0" w:line="259" w:lineRule="auto"/>
+              <w:ind w:left="0"/>
+              <w:jc w:val="left"/>
+              <w:rPr>
+                <w:lang w:val="ru-RU"/>
+              </w:rPr>
+            </w:pPr>
+            <w:r>
+              <w:rPr>
+                <w:lang w:val="ru-RU"/>
+              </w:rPr>
+              <w:t xml:space="preserve"> </w:t>
+            </w:r>
+          </w:p>
+        </w:tc>
+        <w:tc>
+          <w:tcPr>
+            <w:tcW w:w="345" w:type="dxa"/>
+            <w:tcBorders>
+              <w:top w:val="single" w:sz="4" w:space="0" w:color="000000"/>
+              <w:left w:val="single" w:sz="4" w:space="0" w:color="000000"/>
+              <w:bottom w:val="single" w:sz="4" w:space="0" w:color="000000"/>
+              <w:right w:val="single" w:sz="4" w:space="0" w:color="000000"/>
+            </w:tcBorders>
+          </w:tcPr>
+          <w:p>
+            <w:pPr>
+              <w:spacing w:after="0" w:line="259" w:lineRule="auto"/>
+              <w:ind w:left="0"/>
+              <w:jc w:val="left"/>
+              <w:rPr>
+                <w:lang w:val="ru-RU"/>
+              </w:rPr>
+            </w:pPr>
+            <w:r>
+              <w:rPr>
+                <w:lang w:val="ru-RU"/>
+              </w:rPr>
+              <w:t xml:space="preserve"> </w:t>
+            </w:r>
+          </w:p>
+        </w:tc>
+        <w:tc>
+          <w:tcPr>
+            <w:tcW w:w="345" w:type="dxa"/>
+            <w:tcBorders>
+              <w:top w:val="single" w:sz="4" w:space="0" w:color="000000"/>
+              <w:left w:val="single" w:sz="4" w:space="0" w:color="000000"/>
+              <w:bottom w:val="single" w:sz="4" w:space="0" w:color="000000"/>
+              <w:right w:val="single" w:sz="4" w:space="0" w:color="000000"/>
+            </w:tcBorders>
+          </w:tcPr>
+          <w:p>
+            <w:pPr>
+              <w:spacing w:after="0" w:line="259" w:lineRule="auto"/>
+              <w:ind w:left="2"/>
+              <w:jc w:val="left"/>
+              <w:rPr>
+                <w:lang w:val="ru-RU"/>
+              </w:rPr>
+            </w:pPr>
+            <w:r>
+              <w:rPr>
+                <w:lang w:val="ru-RU"/>
+              </w:rPr>
+              <w:t xml:space="preserve"> </w:t>
+            </w:r>
+          </w:p>
+        </w:tc>
+        <w:tc>
+          <w:tcPr>
+            <w:tcW w:w="345" w:type="dxa"/>
+            <w:tcBorders>
+              <w:top w:val="single" w:sz="4" w:space="0" w:color="000000"/>
+              <w:left w:val="single" w:sz="4" w:space="0" w:color="000000"/>
+              <w:bottom w:val="single" w:sz="4" w:space="0" w:color="000000"/>
+              <w:right w:val="single" w:sz="4" w:space="0" w:color="000000"/>
+            </w:tcBorders>
+          </w:tcPr>
+          <w:p>
+            <w:pPr>
+              <w:spacing w:after="0" w:line="259" w:lineRule="auto"/>
+              <w:ind w:left="0"/>
+              <w:jc w:val="left"/>
+              <w:rPr>
+                <w:lang w:val="ru-RU"/>
+              </w:rPr>
+            </w:pPr>
+            <w:r>
+              <w:rPr>
+                <w:lang w:val="ru-RU"/>
+              </w:rPr>
+              <w:t xml:space="preserve"> </w:t>
+            </w:r>
+          </w:p>
+        </w:tc>
+        <w:tc>
+          <w:tcPr>
+            <w:tcW w:w="345" w:type="dxa"/>
+            <w:tcBorders>
+              <w:top w:val="single" w:sz="4" w:space="0" w:color="000000"/>
+              <w:left w:val="single" w:sz="4" w:space="0" w:color="000000"/>
+              <w:bottom w:val="single" w:sz="4" w:space="0" w:color="000000"/>
+              <w:right w:val="single" w:sz="4" w:space="0" w:color="000000"/>
+            </w:tcBorders>
+          </w:tcPr>
+          <w:p>
+            <w:pPr>
+              <w:spacing w:after="0" w:line="259" w:lineRule="auto"/>
+              <w:ind w:left="0"/>
+              <w:jc w:val="left"/>
+              <w:rPr>
+                <w:lang w:val="ru-RU"/>
+              </w:rPr>
+            </w:pPr>
+            <w:r>
+              <w:rPr>
+                <w:lang w:val="ru-RU"/>
+              </w:rPr>
+              <w:t xml:space="preserve"> </w:t>
+            </w:r>
+          </w:p>
+        </w:tc>
+        <w:tc>
+          <w:tcPr>
+            <w:tcW w:w="360" w:type="dxa"/>
+            <w:tcBorders>
+              <w:top w:val="single" w:sz="4" w:space="0" w:color="000000"/>
+              <w:left w:val="single" w:sz="4" w:space="0" w:color="000000"/>
+              <w:bottom w:val="single" w:sz="4" w:space="0" w:color="000000"/>
+              <w:right w:val="single" w:sz="4" w:space="0" w:color="000000"/>
+            </w:tcBorders>
+          </w:tcPr>
+          <w:p>
+            <w:pPr>
+              <w:spacing w:after="0" w:line="259" w:lineRule="auto"/>
+              <w:ind w:left="0"/>
+              <w:jc w:val="left"/>
+              <w:rPr>
+                <w:lang w:val="ru-RU"/>
+              </w:rPr>
+            </w:pPr>
+            <w:r>
+              <w:rPr>
+                <w:lang w:val="ru-RU"/>
+              </w:rPr>
+              <w:t xml:space="preserve"> </w:t>
+            </w:r>
+          </w:p>
+        </w:tc>
+        <w:tc>
+          <w:tcPr>
+            <w:tcW w:w="346" w:type="dxa"/>
+            <w:tcBorders>
+              <w:top w:val="single" w:sz="4" w:space="0" w:color="000000"/>
+              <w:left w:val="single" w:sz="4" w:space="0" w:color="000000"/>
+              <w:bottom w:val="single" w:sz="4" w:space="0" w:color="000000"/>
+              <w:right w:val="single" w:sz="4" w:space="0" w:color="000000"/>
+            </w:tcBorders>
+          </w:tcPr>
+          <w:p>
+            <w:pPr>
+              <w:spacing w:after="0" w:line="259" w:lineRule="auto"/>
+              <w:ind w:left="0"/>
+              <w:jc w:val="left"/>
+              <w:rPr>
+                <w:lang w:val="ru-RU"/>
+              </w:rPr>
+            </w:pPr>
+            <w:r>
+              <w:rPr>
+                <w:lang w:val="ru-RU"/>
+              </w:rPr>
+              <w:t xml:space="preserve"> </w:t>
+            </w:r>
+          </w:p>
+        </w:tc>
+        <w:tc>
+          <w:tcPr>
+            <w:tcW w:w="346" w:type="dxa"/>
+            <w:tcBorders>
+              <w:top w:val="single" w:sz="4" w:space="0" w:color="000000"/>
+              <w:left w:val="single" w:sz="4" w:space="0" w:color="000000"/>
+              <w:bottom w:val="single" w:sz="4" w:space="0" w:color="000000"/>
+              <w:right w:val="single" w:sz="4" w:space="0" w:color="000000"/>
+            </w:tcBorders>
+          </w:tcPr>
+          <w:p>
+            <w:pPr>
+              <w:spacing w:after="0" w:line="259" w:lineRule="auto"/>
+              <w:ind w:left="0"/>
+              <w:jc w:val="left"/>
+              <w:rPr>
+                <w:lang w:val="ru-RU"/>
+              </w:rPr>
+            </w:pPr>
+            <w:r>
+              <w:rPr>
+                <w:lang w:val="ru-RU"/>
+              </w:rPr>
+              <w:t xml:space="preserve"> </w:t>
+            </w:r>
+          </w:p>
+        </w:tc>
+        <w:tc>
+          <w:tcPr>
+            <w:tcW w:w="346" w:type="dxa"/>
+            <w:tcBorders>
+              <w:top w:val="single" w:sz="4" w:space="0" w:color="000000"/>
+              <w:left w:val="single" w:sz="4" w:space="0" w:color="000000"/>
+              <w:bottom w:val="single" w:sz="4" w:space="0" w:color="000000"/>
+              <w:right w:val="single" w:sz="4" w:space="0" w:color="000000"/>
+            </w:tcBorders>
+          </w:tcPr>
+          <w:p>
+            <w:pPr>
+              <w:spacing w:after="0" w:line="259" w:lineRule="auto"/>
+              <w:ind w:left="0"/>
+              <w:jc w:val="left"/>
+              <w:rPr>
+                <w:lang w:val="ru-RU"/>
+              </w:rPr>
+            </w:pPr>
+            <w:r>
+              <w:rPr>
+                <w:lang w:val="ru-RU"/>
+              </w:rPr>
+              <w:t xml:space="preserve"> </w:t>
+            </w:r>
+          </w:p>
+        </w:tc>
+        <w:tc>
+          <w:tcPr>
+            <w:tcW w:w="346" w:type="dxa"/>
+            <w:tcBorders>
+              <w:top w:val="single" w:sz="4" w:space="0" w:color="000000"/>
+              <w:left w:val="single" w:sz="4" w:space="0" w:color="000000"/>
+              <w:bottom w:val="single" w:sz="4" w:space="0" w:color="000000"/>
+              <w:right w:val="single" w:sz="4" w:space="0" w:color="000000"/>
+            </w:tcBorders>
+          </w:tcPr>
+          <w:p>
+            <w:pPr>
+              <w:spacing w:after="0" w:line="259" w:lineRule="auto"/>
+              <w:ind w:left="0"/>
+              <w:jc w:val="left"/>
+              <w:rPr>
+                <w:lang w:val="ru-RU"/>
+              </w:rPr>
+            </w:pPr>
+            <w:r>
+              <w:rPr>
+                <w:lang w:val="ru-RU"/>
+              </w:rPr>
+              <w:t xml:space="preserve"> </w:t>
+            </w:r>
+          </w:p>
+        </w:tc>
+        <w:tc>
+          <w:tcPr>
+            <w:tcW w:w="346" w:type="dxa"/>
+            <w:tcBorders>
+              <w:top w:val="single" w:sz="4" w:space="0" w:color="000000"/>
+              <w:left w:val="single" w:sz="4" w:space="0" w:color="000000"/>
+              <w:bottom w:val="single" w:sz="4" w:space="0" w:color="000000"/>
+              <w:right w:val="single" w:sz="4" w:space="0" w:color="000000"/>
+            </w:tcBorders>
+          </w:tcPr>
+          <w:p>
+            <w:pPr>
+              <w:spacing w:after="0" w:line="259" w:lineRule="auto"/>
+              <w:ind w:left="0"/>
+              <w:jc w:val="left"/>
+              <w:rPr>
+                <w:lang w:val="ru-RU"/>
+              </w:rPr>
+            </w:pPr>
+            <w:r>
+              <w:rPr>
+                <w:lang w:val="ru-RU"/>
+              </w:rPr>
+              <w:t xml:space="preserve"> </w:t>
+            </w:r>
+          </w:p>
+        </w:tc>
+        <w:tc>
+          <w:tcPr>
+            <w:tcW w:w="346" w:type="dxa"/>
+            <w:tcBorders>
+              <w:top w:val="single" w:sz="4" w:space="0" w:color="000000"/>
+              <w:left w:val="single" w:sz="4" w:space="0" w:color="000000"/>
+              <w:bottom w:val="single" w:sz="4" w:space="0" w:color="000000"/>
+              <w:right w:val="single" w:sz="4" w:space="0" w:color="000000"/>
+            </w:tcBorders>
+          </w:tcPr>
+          <w:p>
+            <w:pPr>
+              <w:spacing w:after="0" w:line="259" w:lineRule="auto"/>
+              <w:ind w:left="0"/>
+              <w:jc w:val="left"/>
+              <w:rPr>
+                <w:lang w:val="ru-RU"/>
+              </w:rPr>
+            </w:pPr>
+            <w:r>
+              <w:rPr>
+                <w:lang w:val="ru-RU"/>
+              </w:rPr>
+              <w:t xml:space="preserve"> </w:t>
+            </w:r>
+          </w:p>
+        </w:tc>
+        <w:tc>
+          <w:tcPr>
+            <w:tcW w:w="346" w:type="dxa"/>
+            <w:tcBorders>
+              <w:top w:val="single" w:sz="4" w:space="0" w:color="000000"/>
+              <w:left w:val="single" w:sz="4" w:space="0" w:color="000000"/>
+              <w:bottom w:val="single" w:sz="4" w:space="0" w:color="000000"/>
+              <w:right w:val="single" w:sz="4" w:space="0" w:color="000000"/>
+            </w:tcBorders>
+          </w:tcPr>
+          <w:p>
+            <w:pPr>
+              <w:spacing w:after="0" w:line="259" w:lineRule="auto"/>
+              <w:ind w:left="0"/>
+              <w:jc w:val="left"/>
+              <w:rPr>
+                <w:lang w:val="ru-RU"/>
+              </w:rPr>
+            </w:pPr>
+            <w:r>
+              <w:rPr>
+                <w:lang w:val="ru-RU"/>
+              </w:rPr>
+              <w:t xml:space="preserve"> </w:t>
+            </w:r>
+          </w:p>
+        </w:tc>
+        <w:tc>
+          <w:tcPr>
+            <w:tcW w:w="346" w:type="dxa"/>
+            <w:tcBorders>
+              <w:top w:val="single" w:sz="4" w:space="0" w:color="000000"/>
+              <w:left w:val="single" w:sz="4" w:space="0" w:color="000000"/>
+              <w:bottom w:val="single" w:sz="4" w:space="0" w:color="000000"/>
+              <w:right w:val="single" w:sz="4" w:space="0" w:color="000000"/>
+            </w:tcBorders>
+          </w:tcPr>
+          <w:p>
+            <w:pPr>
+              <w:spacing w:after="0" w:line="259" w:lineRule="auto"/>
+              <w:ind w:left="0"/>
+              <w:jc w:val="left"/>
+              <w:rPr>
+                <w:lang w:val="ru-RU"/>
+              </w:rPr>
+            </w:pPr>
+            <w:r>
+              <w:rPr>
+                <w:lang w:val="ru-RU"/>
+              </w:rPr>
+              <w:t xml:space="preserve"> </w:t>
+            </w:r>
+          </w:p>
+        </w:tc>
+        <w:tc>
+          <w:tcPr>
+            <w:tcW w:w="343" w:type="dxa"/>
+            <w:tcBorders>
+              <w:top w:val="single" w:sz="4" w:space="0" w:color="000000"/>
+              <w:left w:val="single" w:sz="4" w:space="0" w:color="000000"/>
+              <w:bottom w:val="single" w:sz="4" w:space="0" w:color="000000"/>
+              <w:right w:val="single" w:sz="4" w:space="0" w:color="000000"/>
+            </w:tcBorders>
+          </w:tcPr>
+          <w:p>
+            <w:pPr>
+              <w:spacing w:after="0" w:line="259" w:lineRule="auto"/>
+              <w:ind w:left="0"/>
+              <w:jc w:val="left"/>
+              <w:rPr>
+                <w:lang w:val="ru-RU"/>
+              </w:rPr>
+            </w:pPr>
+            <w:r>
+              <w:rPr>
+                <w:lang w:val="ru-RU"/>
+              </w:rPr>
+              <w:t xml:space="preserve"> </w:t>
+            </w:r>
+          </w:p>
+        </w:tc>
+        <w:tc>
+          <w:tcPr>
+            <w:tcW w:w="346" w:type="dxa"/>
+            <w:tcBorders>
+              <w:top w:val="single" w:sz="4" w:space="0" w:color="000000"/>
+              <w:left w:val="single" w:sz="4" w:space="0" w:color="000000"/>
+              <w:bottom w:val="single" w:sz="4" w:space="0" w:color="000000"/>
+              <w:right w:val="single" w:sz="4" w:space="0" w:color="000000"/>
+            </w:tcBorders>
+          </w:tcPr>
+          <w:p>
+            <w:pPr>
+              <w:spacing w:after="0" w:line="259" w:lineRule="auto"/>
+              <w:ind w:left="0"/>
+              <w:jc w:val="left"/>
+              <w:rPr>
+                <w:lang w:val="ru-RU"/>
+              </w:rPr>
+            </w:pPr>
+            <w:r>
+              <w:rPr>
+                <w:lang w:val="ru-RU"/>
+              </w:rPr>
+              <w:t xml:space="preserve"> </w:t>
+            </w:r>
+          </w:p>
+        </w:tc>
+        <w:tc>
+          <w:tcPr>
+            <w:tcW w:w="346" w:type="dxa"/>
+            <w:tcBorders>
+              <w:top w:val="single" w:sz="4" w:space="0" w:color="000000"/>
+              <w:left w:val="single" w:sz="4" w:space="0" w:color="000000"/>
+              <w:bottom w:val="single" w:sz="4" w:space="0" w:color="000000"/>
+              <w:right w:val="single" w:sz="4" w:space="0" w:color="000000"/>
+            </w:tcBorders>
+          </w:tcPr>
+          <w:p>
+            <w:pPr>
+              <w:spacing w:after="0" w:line="259" w:lineRule="auto"/>
+              <w:ind w:left="0"/>
+              <w:jc w:val="left"/>
+              <w:rPr>
+                <w:lang w:val="ru-RU"/>
+              </w:rPr>
+            </w:pPr>
+            <w:r>
+              <w:rPr>
+                <w:lang w:val="ru-RU"/>
+              </w:rPr>
+              <w:t xml:space="preserve"> </w:t>
+            </w:r>
+          </w:p>
+        </w:tc>
+        <w:tc>
+          <w:tcPr>
+            <w:tcW w:w="346" w:type="dxa"/>
+            <w:tcBorders>
+              <w:top w:val="single" w:sz="4" w:space="0" w:color="000000"/>
+              <w:left w:val="single" w:sz="4" w:space="0" w:color="000000"/>
+              <w:bottom w:val="single" w:sz="4" w:space="0" w:color="000000"/>
+              <w:right w:val="single" w:sz="4" w:space="0" w:color="000000"/>
+            </w:tcBorders>
+          </w:tcPr>
+          <w:p>
+            <w:pPr>
+              <w:spacing w:after="0" w:line="259" w:lineRule="auto"/>
+              <w:ind w:left="0"/>
+              <w:jc w:val="left"/>
+              <w:rPr>
+                <w:lang w:val="ru-RU"/>
+              </w:rPr>
+            </w:pPr>
+            <w:r>
+              <w:rPr>
+                <w:lang w:val="ru-RU"/>
+              </w:rPr>
+              <w:t xml:space="preserve"> </w:t>
+            </w:r>
+          </w:p>
+        </w:tc>
+        <w:tc>
+          <w:tcPr>
+            <w:tcW w:w="346" w:type="dxa"/>
+            <w:tcBorders>
+              <w:top w:val="single" w:sz="4" w:space="0" w:color="000000"/>
+              <w:left w:val="single" w:sz="4" w:space="0" w:color="000000"/>
+              <w:bottom w:val="single" w:sz="4" w:space="0" w:color="000000"/>
+              <w:right w:val="single" w:sz="4" w:space="0" w:color="000000"/>
+            </w:tcBorders>
+          </w:tcPr>
+          <w:p>
+            <w:pPr>
+              <w:spacing w:after="0" w:line="259" w:lineRule="auto"/>
+              <w:ind w:left="0"/>
+              <w:jc w:val="left"/>
+              <w:rPr>
+                <w:lang w:val="ru-RU"/>
+              </w:rPr>
+            </w:pPr>
+            <w:r>
+              <w:rPr>
+                <w:lang w:val="ru-RU"/>
+              </w:rPr>
+              <w:t xml:space="preserve"> </w:t>
+            </w:r>
+          </w:p>
+        </w:tc>
+        <w:tc>
+          <w:tcPr>
+            <w:tcW w:w="346" w:type="dxa"/>
+            <w:tcBorders>
+              <w:top w:val="single" w:sz="4" w:space="0" w:color="000000"/>
+              <w:left w:val="single" w:sz="4" w:space="0" w:color="000000"/>
+              <w:bottom w:val="single" w:sz="4" w:space="0" w:color="000000"/>
+              <w:right w:val="single" w:sz="4" w:space="0" w:color="000000"/>
+            </w:tcBorders>
+          </w:tcPr>
+          <w:p>
+            <w:pPr>
+              <w:spacing w:after="0" w:line="259" w:lineRule="auto"/>
+              <w:ind w:left="0"/>
+              <w:jc w:val="left"/>
+              <w:rPr>
+                <w:lang w:val="ru-RU"/>
+              </w:rPr>
+            </w:pPr>
+            <w:r>
+              <w:rPr>
+                <w:lang w:val="ru-RU"/>
+              </w:rPr>
+              <w:t xml:space="preserve"> </w:t>
+            </w:r>
+          </w:p>
+        </w:tc>
+      </w:tr>
+      <w:tr>
+        <w:trPr>
+          <w:trHeight w:val="317"/>
+        </w:trPr>
+        <w:tc>
+          <w:tcPr>
+            <w:tcW w:w="345" w:type="dxa"/>
+            <w:tcBorders>
+              <w:top w:val="single" w:sz="4" w:space="0" w:color="000000"/>
+              <w:left w:val="single" w:sz="4" w:space="0" w:color="000000"/>
+              <w:bottom w:val="single" w:sz="4" w:space="0" w:color="000000"/>
+              <w:right w:val="single" w:sz="4" w:space="0" w:color="000000"/>
+            </w:tcBorders>
+          </w:tcPr>
+          <w:p>
+            <w:pPr>
+              <w:spacing w:after="0" w:line="259" w:lineRule="auto"/>
+              <w:ind w:left="0"/>
+              <w:jc w:val="left"/>
+              <w:rPr>
+                <w:lang w:val="ru-RU"/>
+              </w:rPr>
+            </w:pPr>
+            <w:r>
+              <w:rPr>
+                <w:lang w:val="ru-RU"/>
+              </w:rPr>
+              <w:t xml:space="preserve"> </w:t>
+            </w:r>
+          </w:p>
+        </w:tc>
+        <w:tc>
+          <w:tcPr>
+            <w:tcW w:w="342" w:type="dxa"/>
+            <w:tcBorders>
+              <w:top w:val="single" w:sz="4" w:space="0" w:color="000000"/>
+              <w:left w:val="single" w:sz="4" w:space="0" w:color="000000"/>
+              <w:bottom w:val="single" w:sz="4" w:space="0" w:color="000000"/>
+              <w:right w:val="single" w:sz="4" w:space="0" w:color="000000"/>
+            </w:tcBorders>
+          </w:tcPr>
+          <w:p>
+            <w:pPr>
+              <w:spacing w:after="0" w:line="259" w:lineRule="auto"/>
+              <w:ind w:left="0"/>
+              <w:jc w:val="left"/>
+              <w:rPr>
+                <w:lang w:val="ru-RU"/>
+              </w:rPr>
+            </w:pPr>
+            <w:r>
+              <w:rPr>
+                <w:lang w:val="ru-RU"/>
+              </w:rPr>
+              <w:t xml:space="preserve"> </w:t>
+            </w:r>
+          </w:p>
+        </w:tc>
+        <w:tc>
+          <w:tcPr>
+            <w:tcW w:w="345" w:type="dxa"/>
+            <w:tcBorders>
+              <w:top w:val="single" w:sz="4" w:space="0" w:color="000000"/>
+              <w:left w:val="single" w:sz="4" w:space="0" w:color="000000"/>
+              <w:bottom w:val="single" w:sz="4" w:space="0" w:color="000000"/>
+              <w:right w:val="single" w:sz="4" w:space="0" w:color="000000"/>
+            </w:tcBorders>
+          </w:tcPr>
+          <w:p>
+            <w:pPr>
+              <w:spacing w:after="0" w:line="259" w:lineRule="auto"/>
+              <w:ind w:left="0"/>
+              <w:jc w:val="left"/>
+              <w:rPr>
+                <w:lang w:val="ru-RU"/>
+              </w:rPr>
+            </w:pPr>
+            <w:r>
+              <w:rPr>
+                <w:lang w:val="ru-RU"/>
+              </w:rPr>
+              <w:t xml:space="preserve"> </w:t>
+            </w:r>
+          </w:p>
+        </w:tc>
+        <w:tc>
+          <w:tcPr>
+            <w:tcW w:w="345" w:type="dxa"/>
+            <w:tcBorders>
+              <w:top w:val="single" w:sz="4" w:space="0" w:color="000000"/>
+              <w:left w:val="single" w:sz="4" w:space="0" w:color="000000"/>
+              <w:bottom w:val="single" w:sz="4" w:space="0" w:color="000000"/>
+              <w:right w:val="single" w:sz="4" w:space="0" w:color="000000"/>
+            </w:tcBorders>
+          </w:tcPr>
+          <w:p>
+            <w:pPr>
+              <w:spacing w:after="0" w:line="259" w:lineRule="auto"/>
+              <w:ind w:left="2"/>
+              <w:jc w:val="left"/>
+              <w:rPr>
+                <w:lang w:val="ru-RU"/>
+              </w:rPr>
+            </w:pPr>
+            <w:r>
+              <w:rPr>
+                <w:lang w:val="ru-RU"/>
+              </w:rPr>
+              <w:t xml:space="preserve"> </w:t>
+            </w:r>
+          </w:p>
+        </w:tc>
+        <w:tc>
+          <w:tcPr>
+            <w:tcW w:w="345" w:type="dxa"/>
+            <w:tcBorders>
+              <w:top w:val="single" w:sz="4" w:space="0" w:color="000000"/>
+              <w:left w:val="single" w:sz="4" w:space="0" w:color="000000"/>
+              <w:bottom w:val="single" w:sz="4" w:space="0" w:color="000000"/>
+              <w:right w:val="single" w:sz="4" w:space="0" w:color="000000"/>
+            </w:tcBorders>
+          </w:tcPr>
+          <w:p>
+            <w:pPr>
+              <w:spacing w:after="0" w:line="259" w:lineRule="auto"/>
+              <w:ind w:left="0"/>
+              <w:jc w:val="left"/>
+              <w:rPr>
+                <w:lang w:val="ru-RU"/>
+              </w:rPr>
+            </w:pPr>
+            <w:r>
+              <w:rPr>
+                <w:lang w:val="ru-RU"/>
+              </w:rPr>
+              <w:t xml:space="preserve"> </w:t>
+            </w:r>
+          </w:p>
+        </w:tc>
+        <w:tc>
+          <w:tcPr>
+            <w:tcW w:w="345" w:type="dxa"/>
+            <w:tcBorders>
+              <w:top w:val="single" w:sz="4" w:space="0" w:color="000000"/>
+              <w:left w:val="single" w:sz="4" w:space="0" w:color="000000"/>
+              <w:bottom w:val="single" w:sz="4" w:space="0" w:color="000000"/>
+              <w:right w:val="single" w:sz="4" w:space="0" w:color="000000"/>
+            </w:tcBorders>
+          </w:tcPr>
+          <w:p>
+            <w:pPr>
+              <w:spacing w:after="0" w:line="259" w:lineRule="auto"/>
+              <w:ind w:left="0"/>
+              <w:jc w:val="left"/>
+              <w:rPr>
+                <w:lang w:val="ru-RU"/>
+              </w:rPr>
+            </w:pPr>
+            <w:r>
+              <w:rPr>
+                <w:lang w:val="ru-RU"/>
+              </w:rPr>
+              <w:t xml:space="preserve"> </w:t>
+            </w:r>
+          </w:p>
+        </w:tc>
+        <w:tc>
+          <w:tcPr>
+            <w:tcW w:w="360" w:type="dxa"/>
+            <w:tcBorders>
+              <w:top w:val="single" w:sz="4" w:space="0" w:color="000000"/>
+              <w:left w:val="single" w:sz="4" w:space="0" w:color="000000"/>
+              <w:bottom w:val="single" w:sz="4" w:space="0" w:color="000000"/>
+              <w:right w:val="single" w:sz="4" w:space="0" w:color="000000"/>
+            </w:tcBorders>
+          </w:tcPr>
+          <w:p>
+            <w:pPr>
+              <w:spacing w:after="0" w:line="259" w:lineRule="auto"/>
+              <w:ind w:left="0"/>
+              <w:jc w:val="left"/>
+              <w:rPr>
+                <w:lang w:val="ru-RU"/>
+              </w:rPr>
+            </w:pPr>
+            <w:r>
+              <w:rPr>
+                <w:lang w:val="ru-RU"/>
+              </w:rPr>
+              <w:t xml:space="preserve"> </w:t>
+            </w:r>
+          </w:p>
+        </w:tc>
+        <w:tc>
+          <w:tcPr>
+            <w:tcW w:w="346" w:type="dxa"/>
+            <w:tcBorders>
+              <w:top w:val="single" w:sz="4" w:space="0" w:color="000000"/>
+              <w:left w:val="single" w:sz="4" w:space="0" w:color="000000"/>
+              <w:bottom w:val="single" w:sz="4" w:space="0" w:color="000000"/>
+              <w:right w:val="single" w:sz="4" w:space="0" w:color="000000"/>
+            </w:tcBorders>
+          </w:tcPr>
+          <w:p>
+            <w:pPr>
+              <w:spacing w:after="0" w:line="259" w:lineRule="auto"/>
+              <w:ind w:left="0"/>
+              <w:jc w:val="left"/>
+              <w:rPr>
+                <w:lang w:val="ru-RU"/>
+              </w:rPr>
+            </w:pPr>
+            <w:r>
+              <w:rPr>
+                <w:lang w:val="ru-RU"/>
+              </w:rPr>
+              <w:t xml:space="preserve"> </w:t>
+            </w:r>
+          </w:p>
+        </w:tc>
+        <w:tc>
+          <w:tcPr>
+            <w:tcW w:w="346" w:type="dxa"/>
+            <w:tcBorders>
+              <w:top w:val="single" w:sz="4" w:space="0" w:color="000000"/>
+              <w:left w:val="single" w:sz="4" w:space="0" w:color="000000"/>
+              <w:bottom w:val="single" w:sz="4" w:space="0" w:color="000000"/>
+              <w:right w:val="single" w:sz="4" w:space="0" w:color="000000"/>
+            </w:tcBorders>
+          </w:tcPr>
+          <w:p>
+            <w:pPr>
+              <w:spacing w:after="0" w:line="259" w:lineRule="auto"/>
+              <w:ind w:left="0"/>
+              <w:jc w:val="left"/>
+              <w:rPr>
+                <w:lang w:val="ru-RU"/>
+              </w:rPr>
+            </w:pPr>
+            <w:r>
+              <w:rPr>
+                <w:lang w:val="ru-RU"/>
+              </w:rPr>
+              <w:t xml:space="preserve"> </w:t>
+            </w:r>
+          </w:p>
+        </w:tc>
+        <w:tc>
+          <w:tcPr>
+            <w:tcW w:w="346" w:type="dxa"/>
+            <w:tcBorders>
+              <w:top w:val="single" w:sz="4" w:space="0" w:color="000000"/>
+              <w:left w:val="single" w:sz="4" w:space="0" w:color="000000"/>
+              <w:bottom w:val="single" w:sz="4" w:space="0" w:color="000000"/>
+              <w:right w:val="single" w:sz="4" w:space="0" w:color="000000"/>
+            </w:tcBorders>
+          </w:tcPr>
+          <w:p>
+            <w:pPr>
+              <w:spacing w:after="0" w:line="259" w:lineRule="auto"/>
+              <w:ind w:left="0"/>
+              <w:jc w:val="left"/>
+              <w:rPr>
+                <w:lang w:val="ru-RU"/>
+              </w:rPr>
+            </w:pPr>
+            <w:r>
+              <w:rPr>
+                <w:lang w:val="ru-RU"/>
+              </w:rPr>
+              <w:t xml:space="preserve"> </w:t>
+            </w:r>
+          </w:p>
+        </w:tc>
+        <w:tc>
+          <w:tcPr>
+            <w:tcW w:w="346" w:type="dxa"/>
+            <w:tcBorders>
+              <w:top w:val="single" w:sz="4" w:space="0" w:color="000000"/>
+              <w:left w:val="single" w:sz="4" w:space="0" w:color="000000"/>
+              <w:bottom w:val="single" w:sz="4" w:space="0" w:color="000000"/>
+              <w:right w:val="single" w:sz="4" w:space="0" w:color="000000"/>
+            </w:tcBorders>
+          </w:tcPr>
+          <w:p>
+            <w:pPr>
+              <w:spacing w:after="0" w:line="259" w:lineRule="auto"/>
+              <w:ind w:left="0"/>
+              <w:jc w:val="left"/>
+              <w:rPr>
+                <w:lang w:val="ru-RU"/>
+              </w:rPr>
+            </w:pPr>
+            <w:r>
+              <w:rPr>
+                <w:lang w:val="ru-RU"/>
+              </w:rPr>
+              <w:t xml:space="preserve"> </w:t>
+            </w:r>
+          </w:p>
+        </w:tc>
+        <w:tc>
+          <w:tcPr>
+            <w:tcW w:w="346" w:type="dxa"/>
+            <w:tcBorders>
+              <w:top w:val="single" w:sz="4" w:space="0" w:color="000000"/>
+              <w:left w:val="single" w:sz="4" w:space="0" w:color="000000"/>
+              <w:bottom w:val="single" w:sz="4" w:space="0" w:color="000000"/>
+              <w:right w:val="single" w:sz="4" w:space="0" w:color="000000"/>
+            </w:tcBorders>
+          </w:tcPr>
+          <w:p>
+            <w:pPr>
+              <w:spacing w:after="0" w:line="259" w:lineRule="auto"/>
+              <w:ind w:left="0"/>
+              <w:jc w:val="left"/>
+              <w:rPr>
+                <w:lang w:val="ru-RU"/>
+              </w:rPr>
+            </w:pPr>
+            <w:r>
+              <w:rPr>
+                <w:lang w:val="ru-RU"/>
+              </w:rPr>
+              <w:t xml:space="preserve"> </w:t>
+            </w:r>
+          </w:p>
+        </w:tc>
+        <w:tc>
+          <w:tcPr>
+            <w:tcW w:w="346" w:type="dxa"/>
+            <w:tcBorders>
+              <w:top w:val="single" w:sz="4" w:space="0" w:color="000000"/>
+              <w:left w:val="single" w:sz="4" w:space="0" w:color="000000"/>
+              <w:bottom w:val="single" w:sz="4" w:space="0" w:color="000000"/>
+              <w:right w:val="single" w:sz="4" w:space="0" w:color="000000"/>
+            </w:tcBorders>
+          </w:tcPr>
+          <w:p>
+            <w:pPr>
+              <w:spacing w:after="0" w:line="259" w:lineRule="auto"/>
+              <w:ind w:left="0"/>
+              <w:jc w:val="left"/>
+              <w:rPr>
+                <w:lang w:val="ru-RU"/>
+              </w:rPr>
+            </w:pPr>
+            <w:r>
+              <w:rPr>
+                <w:lang w:val="ru-RU"/>
+              </w:rPr>
+              <w:t xml:space="preserve"> </w:t>
+            </w:r>
+          </w:p>
+        </w:tc>
+        <w:tc>
+          <w:tcPr>
+            <w:tcW w:w="346" w:type="dxa"/>
+            <w:tcBorders>
+              <w:top w:val="single" w:sz="4" w:space="0" w:color="000000"/>
+              <w:left w:val="single" w:sz="4" w:space="0" w:color="000000"/>
+              <w:bottom w:val="single" w:sz="4" w:space="0" w:color="000000"/>
+              <w:right w:val="single" w:sz="4" w:space="0" w:color="000000"/>
+            </w:tcBorders>
+          </w:tcPr>
+          <w:p>
+            <w:pPr>
+              <w:spacing w:after="0" w:line="259" w:lineRule="auto"/>
+              <w:ind w:left="0"/>
+              <w:jc w:val="left"/>
+              <w:rPr>
+                <w:lang w:val="ru-RU"/>
+              </w:rPr>
+            </w:pPr>
+            <w:r>
+              <w:rPr>
+                <w:lang w:val="ru-RU"/>
+              </w:rPr>
+              <w:t xml:space="preserve"> </w:t>
+            </w:r>
+          </w:p>
+        </w:tc>
+        <w:tc>
+          <w:tcPr>
+            <w:tcW w:w="346" w:type="dxa"/>
+            <w:tcBorders>
+              <w:top w:val="single" w:sz="4" w:space="0" w:color="000000"/>
+              <w:left w:val="single" w:sz="4" w:space="0" w:color="000000"/>
+              <w:bottom w:val="single" w:sz="4" w:space="0" w:color="000000"/>
+              <w:right w:val="single" w:sz="4" w:space="0" w:color="000000"/>
+            </w:tcBorders>
+          </w:tcPr>
+          <w:p>
+            <w:pPr>
+              <w:spacing w:after="0" w:line="259" w:lineRule="auto"/>
+              <w:ind w:left="0"/>
+              <w:jc w:val="left"/>
+              <w:rPr>
+                <w:lang w:val="ru-RU"/>
+              </w:rPr>
+            </w:pPr>
+            <w:r>
+              <w:rPr>
+                <w:lang w:val="ru-RU"/>
+              </w:rPr>
+              <w:t xml:space="preserve"> </w:t>
+            </w:r>
+          </w:p>
+        </w:tc>
+        <w:tc>
+          <w:tcPr>
+            <w:tcW w:w="343" w:type="dxa"/>
+            <w:tcBorders>
+              <w:top w:val="single" w:sz="4" w:space="0" w:color="000000"/>
+              <w:left w:val="single" w:sz="4" w:space="0" w:color="000000"/>
+              <w:bottom w:val="single" w:sz="4" w:space="0" w:color="000000"/>
+              <w:right w:val="single" w:sz="4" w:space="0" w:color="000000"/>
+            </w:tcBorders>
+          </w:tcPr>
+          <w:p>
+            <w:pPr>
+              <w:spacing w:after="0" w:line="259" w:lineRule="auto"/>
+              <w:ind w:left="0"/>
+              <w:jc w:val="left"/>
+              <w:rPr>
+                <w:lang w:val="ru-RU"/>
+              </w:rPr>
+            </w:pPr>
+            <w:r>
+              <w:rPr>
+                <w:lang w:val="ru-RU"/>
+              </w:rPr>
+              <w:t xml:space="preserve"> </w:t>
+            </w:r>
+          </w:p>
+        </w:tc>
+        <w:tc>
+          <w:tcPr>
+            <w:tcW w:w="346" w:type="dxa"/>
+            <w:tcBorders>
+              <w:top w:val="single" w:sz="4" w:space="0" w:color="000000"/>
+              <w:left w:val="single" w:sz="4" w:space="0" w:color="000000"/>
+              <w:bottom w:val="single" w:sz="4" w:space="0" w:color="000000"/>
+              <w:right w:val="single" w:sz="4" w:space="0" w:color="000000"/>
+            </w:tcBorders>
+          </w:tcPr>
+          <w:p>
+            <w:pPr>
+              <w:spacing w:after="0" w:line="259" w:lineRule="auto"/>
+              <w:ind w:left="0"/>
+              <w:jc w:val="left"/>
+              <w:rPr>
+                <w:lang w:val="ru-RU"/>
+              </w:rPr>
+            </w:pPr>
+            <w:r>
+              <w:rPr>
+                <w:lang w:val="ru-RU"/>
+              </w:rPr>
+              <w:t xml:space="preserve"> </w:t>
+            </w:r>
+          </w:p>
+        </w:tc>
+        <w:tc>
+          <w:tcPr>
+            <w:tcW w:w="346" w:type="dxa"/>
+            <w:tcBorders>
+              <w:top w:val="single" w:sz="4" w:space="0" w:color="000000"/>
+              <w:left w:val="single" w:sz="4" w:space="0" w:color="000000"/>
+              <w:bottom w:val="single" w:sz="4" w:space="0" w:color="000000"/>
+              <w:right w:val="single" w:sz="4" w:space="0" w:color="000000"/>
+            </w:tcBorders>
+          </w:tcPr>
+          <w:p>
+            <w:pPr>
+              <w:spacing w:after="0" w:line="259" w:lineRule="auto"/>
+              <w:ind w:left="0"/>
+              <w:jc w:val="left"/>
+              <w:rPr>
+                <w:lang w:val="ru-RU"/>
+              </w:rPr>
+            </w:pPr>
+            <w:r>
+              <w:rPr>
+                <w:lang w:val="ru-RU"/>
+              </w:rPr>
+              <w:t xml:space="preserve"> </w:t>
+            </w:r>
+          </w:p>
+        </w:tc>
+        <w:tc>
+          <w:tcPr>
+            <w:tcW w:w="346" w:type="dxa"/>
+            <w:tcBorders>
+              <w:top w:val="single" w:sz="4" w:space="0" w:color="000000"/>
+              <w:left w:val="single" w:sz="4" w:space="0" w:color="000000"/>
+              <w:bottom w:val="single" w:sz="4" w:space="0" w:color="000000"/>
+              <w:right w:val="single" w:sz="4" w:space="0" w:color="000000"/>
+            </w:tcBorders>
+          </w:tcPr>
+          <w:p>
+            <w:pPr>
+              <w:spacing w:after="0" w:line="259" w:lineRule="auto"/>
+              <w:ind w:left="0"/>
+              <w:jc w:val="left"/>
+              <w:rPr>
+                <w:lang w:val="ru-RU"/>
+              </w:rPr>
+            </w:pPr>
+            <w:r>
+              <w:rPr>
+                <w:lang w:val="ru-RU"/>
+              </w:rPr>
+              <w:t xml:space="preserve"> </w:t>
+            </w:r>
+          </w:p>
+        </w:tc>
+        <w:tc>
+          <w:tcPr>
+            <w:tcW w:w="346" w:type="dxa"/>
+            <w:tcBorders>
+              <w:top w:val="single" w:sz="4" w:space="0" w:color="000000"/>
+              <w:left w:val="single" w:sz="4" w:space="0" w:color="000000"/>
+              <w:bottom w:val="single" w:sz="4" w:space="0" w:color="000000"/>
+              <w:right w:val="single" w:sz="4" w:space="0" w:color="000000"/>
+            </w:tcBorders>
+          </w:tcPr>
+          <w:p>
+            <w:pPr>
+              <w:spacing w:after="0" w:line="259" w:lineRule="auto"/>
+              <w:ind w:left="0"/>
+              <w:jc w:val="left"/>
+              <w:rPr>
+                <w:lang w:val="ru-RU"/>
+              </w:rPr>
+            </w:pPr>
+            <w:r>
+              <w:rPr>
+                <w:lang w:val="ru-RU"/>
+              </w:rPr>
+              <w:t xml:space="preserve"> </w:t>
+            </w:r>
+          </w:p>
+        </w:tc>
+        <w:tc>
+          <w:tcPr>
+            <w:tcW w:w="346" w:type="dxa"/>
+            <w:tcBorders>
+              <w:top w:val="single" w:sz="4" w:space="0" w:color="000000"/>
+              <w:left w:val="single" w:sz="4" w:space="0" w:color="000000"/>
+              <w:bottom w:val="single" w:sz="4" w:space="0" w:color="000000"/>
+              <w:right w:val="single" w:sz="4" w:space="0" w:color="000000"/>
+            </w:tcBorders>
+          </w:tcPr>
+          <w:p>
+            <w:pPr>
+              <w:spacing w:after="0" w:line="259" w:lineRule="auto"/>
+              <w:ind w:left="0"/>
+              <w:jc w:val="left"/>
+              <w:rPr>
+                <w:lang w:val="ru-RU"/>
+              </w:rPr>
+            </w:pPr>
+            <w:r>
+              <w:rPr>
+                <w:lang w:val="ru-RU"/>
+              </w:rPr>
+              <w:t xml:space="preserve"> </w:t>
+            </w:r>
+          </w:p>
+        </w:tc>
+      </w:tr>
+      <w:tr>
+        <w:trPr>
+          <w:trHeight w:val="314"/>
+        </w:trPr>
+        <w:tc>
+          <w:tcPr>
+            <w:tcW w:w="345" w:type="dxa"/>
+            <w:tcBorders>
+              <w:top w:val="single" w:sz="4" w:space="0" w:color="000000"/>
+              <w:left w:val="single" w:sz="4" w:space="0" w:color="000000"/>
+              <w:bottom w:val="single" w:sz="4" w:space="0" w:color="000000"/>
+              <w:right w:val="single" w:sz="4" w:space="0" w:color="000000"/>
+            </w:tcBorders>
+          </w:tcPr>
+          <w:p>
+            <w:pPr>
+              <w:spacing w:after="0" w:line="259" w:lineRule="auto"/>
+              <w:ind w:left="0"/>
+              <w:jc w:val="left"/>
+              <w:rPr>
+                <w:lang w:val="ru-RU"/>
+              </w:rPr>
+            </w:pPr>
+            <w:r>
+              <w:rPr>
+                <w:lang w:val="ru-RU"/>
+              </w:rPr>
+              <w:t xml:space="preserve"> </w:t>
+            </w:r>
+          </w:p>
+        </w:tc>
+        <w:tc>
+          <w:tcPr>
+            <w:tcW w:w="342" w:type="dxa"/>
+            <w:tcBorders>
+              <w:top w:val="single" w:sz="4" w:space="0" w:color="000000"/>
+              <w:left w:val="single" w:sz="4" w:space="0" w:color="000000"/>
+              <w:bottom w:val="single" w:sz="4" w:space="0" w:color="000000"/>
+              <w:right w:val="single" w:sz="4" w:space="0" w:color="000000"/>
+            </w:tcBorders>
+          </w:tcPr>
+          <w:p>
+            <w:pPr>
+              <w:spacing w:after="0" w:line="259" w:lineRule="auto"/>
+              <w:ind w:left="0"/>
+              <w:jc w:val="left"/>
+              <w:rPr>
+                <w:lang w:val="ru-RU"/>
+              </w:rPr>
+            </w:pPr>
+            <w:r>
+              <w:rPr>
+                <w:lang w:val="ru-RU"/>
+              </w:rPr>
+              <w:t xml:space="preserve"> </w:t>
+            </w:r>
+          </w:p>
+        </w:tc>
+        <w:tc>
+          <w:tcPr>
+            <w:tcW w:w="345" w:type="dxa"/>
+            <w:tcBorders>
+              <w:top w:val="single" w:sz="4" w:space="0" w:color="000000"/>
+              <w:left w:val="single" w:sz="4" w:space="0" w:color="000000"/>
+              <w:bottom w:val="single" w:sz="4" w:space="0" w:color="000000"/>
+              <w:right w:val="single" w:sz="4" w:space="0" w:color="000000"/>
+            </w:tcBorders>
+          </w:tcPr>
+          <w:p>
+            <w:pPr>
+              <w:spacing w:after="0" w:line="259" w:lineRule="auto"/>
+              <w:ind w:left="0"/>
+              <w:jc w:val="left"/>
+              <w:rPr>
+                <w:lang w:val="ru-RU"/>
+              </w:rPr>
+            </w:pPr>
+            <w:r>
+              <w:rPr>
+                <w:lang w:val="ru-RU"/>
+              </w:rPr>
+              <w:t xml:space="preserve"> </w:t>
+            </w:r>
+          </w:p>
+        </w:tc>
+        <w:tc>
+          <w:tcPr>
+            <w:tcW w:w="345" w:type="dxa"/>
+            <w:tcBorders>
+              <w:top w:val="single" w:sz="4" w:space="0" w:color="000000"/>
+              <w:left w:val="single" w:sz="4" w:space="0" w:color="000000"/>
+              <w:bottom w:val="single" w:sz="4" w:space="0" w:color="000000"/>
+              <w:right w:val="single" w:sz="4" w:space="0" w:color="000000"/>
+            </w:tcBorders>
+          </w:tcPr>
+          <w:p>
+            <w:pPr>
+              <w:spacing w:after="0" w:line="259" w:lineRule="auto"/>
+              <w:ind w:left="2"/>
+              <w:jc w:val="left"/>
+              <w:rPr>
+                <w:lang w:val="ru-RU"/>
+              </w:rPr>
+            </w:pPr>
+            <w:r>
+              <w:rPr>
+                <w:lang w:val="ru-RU"/>
+              </w:rPr>
+              <w:t xml:space="preserve"> </w:t>
+            </w:r>
+          </w:p>
+        </w:tc>
+        <w:tc>
+          <w:tcPr>
+            <w:tcW w:w="345" w:type="dxa"/>
+            <w:tcBorders>
+              <w:top w:val="single" w:sz="4" w:space="0" w:color="000000"/>
+              <w:left w:val="single" w:sz="4" w:space="0" w:color="000000"/>
+              <w:bottom w:val="single" w:sz="4" w:space="0" w:color="000000"/>
+              <w:right w:val="single" w:sz="4" w:space="0" w:color="000000"/>
+            </w:tcBorders>
+          </w:tcPr>
+          <w:p>
+            <w:pPr>
+              <w:spacing w:after="0" w:line="259" w:lineRule="auto"/>
+              <w:ind w:left="0"/>
+              <w:jc w:val="left"/>
+              <w:rPr>
+                <w:lang w:val="ru-RU"/>
+              </w:rPr>
+            </w:pPr>
+            <w:r>
+              <w:rPr>
+                <w:lang w:val="ru-RU"/>
+              </w:rPr>
+              <w:t xml:space="preserve"> </w:t>
+            </w:r>
+          </w:p>
+        </w:tc>
+        <w:tc>
+          <w:tcPr>
+            <w:tcW w:w="345" w:type="dxa"/>
+            <w:tcBorders>
+              <w:top w:val="single" w:sz="4" w:space="0" w:color="000000"/>
+              <w:left w:val="single" w:sz="4" w:space="0" w:color="000000"/>
+              <w:bottom w:val="single" w:sz="4" w:space="0" w:color="000000"/>
+              <w:right w:val="single" w:sz="4" w:space="0" w:color="000000"/>
+            </w:tcBorders>
+          </w:tcPr>
+          <w:p>
+            <w:pPr>
+              <w:spacing w:after="0" w:line="259" w:lineRule="auto"/>
+              <w:ind w:left="0"/>
+              <w:jc w:val="left"/>
+              <w:rPr>
+                <w:lang w:val="ru-RU"/>
+              </w:rPr>
+            </w:pPr>
+            <w:r>
+              <w:rPr>
+                <w:lang w:val="ru-RU"/>
+              </w:rPr>
+              <w:t xml:space="preserve"> </w:t>
+            </w:r>
+          </w:p>
+        </w:tc>
+        <w:tc>
+          <w:tcPr>
+            <w:tcW w:w="360" w:type="dxa"/>
+            <w:tcBorders>
+              <w:top w:val="single" w:sz="4" w:space="0" w:color="000000"/>
+              <w:left w:val="single" w:sz="4" w:space="0" w:color="000000"/>
+              <w:bottom w:val="single" w:sz="4" w:space="0" w:color="000000"/>
+              <w:right w:val="single" w:sz="4" w:space="0" w:color="000000"/>
+            </w:tcBorders>
+          </w:tcPr>
+          <w:p>
+            <w:pPr>
+              <w:spacing w:after="0" w:line="259" w:lineRule="auto"/>
+              <w:ind w:left="0"/>
+              <w:jc w:val="left"/>
+              <w:rPr>
+                <w:lang w:val="ru-RU"/>
+              </w:rPr>
+            </w:pPr>
+            <w:r>
+              <w:rPr>
+                <w:lang w:val="ru-RU"/>
+              </w:rPr>
+              <w:t xml:space="preserve"> </w:t>
+            </w:r>
+          </w:p>
+        </w:tc>
+        <w:tc>
+          <w:tcPr>
+            <w:tcW w:w="346" w:type="dxa"/>
+            <w:tcBorders>
+              <w:top w:val="single" w:sz="4" w:space="0" w:color="000000"/>
+              <w:left w:val="single" w:sz="4" w:space="0" w:color="000000"/>
+              <w:bottom w:val="single" w:sz="4" w:space="0" w:color="000000"/>
+              <w:right w:val="single" w:sz="4" w:space="0" w:color="000000"/>
+            </w:tcBorders>
+          </w:tcPr>
+          <w:p>
+            <w:pPr>
+              <w:spacing w:after="0" w:line="259" w:lineRule="auto"/>
+              <w:ind w:left="0"/>
+              <w:jc w:val="left"/>
+              <w:rPr>
+                <w:lang w:val="ru-RU"/>
+              </w:rPr>
+            </w:pPr>
+            <w:r>
+              <w:rPr>
+                <w:lang w:val="ru-RU"/>
+              </w:rPr>
+              <w:t xml:space="preserve"> </w:t>
+            </w:r>
+          </w:p>
+        </w:tc>
+        <w:tc>
+          <w:tcPr>
+            <w:tcW w:w="346" w:type="dxa"/>
+            <w:tcBorders>
+              <w:top w:val="single" w:sz="4" w:space="0" w:color="000000"/>
+              <w:left w:val="single" w:sz="4" w:space="0" w:color="000000"/>
+              <w:bottom w:val="single" w:sz="4" w:space="0" w:color="000000"/>
+              <w:right w:val="single" w:sz="4" w:space="0" w:color="000000"/>
+            </w:tcBorders>
+          </w:tcPr>
+          <w:p>
+            <w:pPr>
+              <w:spacing w:after="0" w:line="259" w:lineRule="auto"/>
+              <w:ind w:left="0"/>
+              <w:jc w:val="left"/>
+              <w:rPr>
+                <w:lang w:val="ru-RU"/>
+              </w:rPr>
+            </w:pPr>
+            <w:r>
+              <w:rPr>
+                <w:lang w:val="ru-RU"/>
+              </w:rPr>
+              <w:t xml:space="preserve"> </w:t>
+            </w:r>
+          </w:p>
+        </w:tc>
+        <w:tc>
+          <w:tcPr>
+            <w:tcW w:w="346" w:type="dxa"/>
+            <w:tcBorders>
+              <w:top w:val="single" w:sz="4" w:space="0" w:color="000000"/>
+              <w:left w:val="single" w:sz="4" w:space="0" w:color="000000"/>
+              <w:bottom w:val="single" w:sz="4" w:space="0" w:color="000000"/>
+              <w:right w:val="single" w:sz="4" w:space="0" w:color="000000"/>
+            </w:tcBorders>
+          </w:tcPr>
+          <w:p>
+            <w:pPr>
+              <w:spacing w:after="0" w:line="259" w:lineRule="auto"/>
+              <w:ind w:left="0"/>
+              <w:jc w:val="left"/>
+              <w:rPr>
+                <w:lang w:val="ru-RU"/>
+              </w:rPr>
+            </w:pPr>
+            <w:r>
+              <w:rPr>
+                <w:lang w:val="ru-RU"/>
+              </w:rPr>
+              <w:t xml:space="preserve"> </w:t>
+            </w:r>
+          </w:p>
+        </w:tc>
+        <w:tc>
+          <w:tcPr>
+            <w:tcW w:w="346" w:type="dxa"/>
+            <w:tcBorders>
+              <w:top w:val="single" w:sz="4" w:space="0" w:color="000000"/>
+              <w:left w:val="single" w:sz="4" w:space="0" w:color="000000"/>
+              <w:bottom w:val="single" w:sz="4" w:space="0" w:color="000000"/>
+              <w:right w:val="single" w:sz="4" w:space="0" w:color="000000"/>
+            </w:tcBorders>
+          </w:tcPr>
+          <w:p>
+            <w:pPr>
+              <w:spacing w:after="0" w:line="259" w:lineRule="auto"/>
+              <w:ind w:left="0"/>
+              <w:jc w:val="left"/>
+              <w:rPr>
+                <w:lang w:val="ru-RU"/>
+              </w:rPr>
+            </w:pPr>
+            <w:r>
+              <w:rPr>
+                <w:lang w:val="ru-RU"/>
+              </w:rPr>
+              <w:t xml:space="preserve"> </w:t>
+            </w:r>
+          </w:p>
+        </w:tc>
+        <w:tc>
+          <w:tcPr>
+            <w:tcW w:w="346" w:type="dxa"/>
+            <w:tcBorders>
+              <w:top w:val="single" w:sz="4" w:space="0" w:color="000000"/>
+              <w:left w:val="single" w:sz="4" w:space="0" w:color="000000"/>
+              <w:bottom w:val="single" w:sz="4" w:space="0" w:color="000000"/>
+              <w:right w:val="single" w:sz="4" w:space="0" w:color="000000"/>
+            </w:tcBorders>
+          </w:tcPr>
+          <w:p>
+            <w:pPr>
+              <w:spacing w:after="0" w:line="259" w:lineRule="auto"/>
+              <w:ind w:left="0"/>
+              <w:jc w:val="left"/>
+              <w:rPr>
+                <w:lang w:val="ru-RU"/>
+              </w:rPr>
+            </w:pPr>
+            <w:r>
+              <w:rPr>
+                <w:lang w:val="ru-RU"/>
+              </w:rPr>
+              <w:t xml:space="preserve"> </w:t>
+            </w:r>
+          </w:p>
+        </w:tc>
+        <w:tc>
+          <w:tcPr>
+            <w:tcW w:w="346" w:type="dxa"/>
+            <w:tcBorders>
+              <w:top w:val="single" w:sz="4" w:space="0" w:color="000000"/>
+              <w:left w:val="single" w:sz="4" w:space="0" w:color="000000"/>
+              <w:bottom w:val="single" w:sz="4" w:space="0" w:color="000000"/>
+              <w:right w:val="single" w:sz="4" w:space="0" w:color="000000"/>
+            </w:tcBorders>
+          </w:tcPr>
+          <w:p>
+            <w:pPr>
+              <w:spacing w:after="0" w:line="259" w:lineRule="auto"/>
+              <w:ind w:left="0"/>
+              <w:jc w:val="left"/>
+              <w:rPr>
+                <w:lang w:val="ru-RU"/>
+              </w:rPr>
+            </w:pPr>
+            <w:r>
+              <w:rPr>
+                <w:lang w:val="ru-RU"/>
+              </w:rPr>
+              <w:t xml:space="preserve"> </w:t>
+            </w:r>
+          </w:p>
+        </w:tc>
+        <w:tc>
+          <w:tcPr>
+            <w:tcW w:w="346" w:type="dxa"/>
+            <w:tcBorders>
+              <w:top w:val="single" w:sz="4" w:space="0" w:color="000000"/>
+              <w:left w:val="single" w:sz="4" w:space="0" w:color="000000"/>
+              <w:bottom w:val="single" w:sz="4" w:space="0" w:color="000000"/>
+              <w:right w:val="single" w:sz="4" w:space="0" w:color="000000"/>
+            </w:tcBorders>
+          </w:tcPr>
+          <w:p>
+            <w:pPr>
+              <w:spacing w:after="0" w:line="259" w:lineRule="auto"/>
+              <w:ind w:left="0"/>
+              <w:jc w:val="left"/>
+              <w:rPr>
+                <w:lang w:val="ru-RU"/>
+              </w:rPr>
+            </w:pPr>
+            <w:r>
+              <w:rPr>
+                <w:lang w:val="ru-RU"/>
+              </w:rPr>
+              <w:t xml:space="preserve"> </w:t>
+            </w:r>
+          </w:p>
+        </w:tc>
+        <w:tc>
+          <w:tcPr>
+            <w:tcW w:w="346" w:type="dxa"/>
+            <w:tcBorders>
+              <w:top w:val="single" w:sz="4" w:space="0" w:color="000000"/>
+              <w:left w:val="single" w:sz="4" w:space="0" w:color="000000"/>
+              <w:bottom w:val="single" w:sz="4" w:space="0" w:color="000000"/>
+              <w:right w:val="single" w:sz="4" w:space="0" w:color="000000"/>
+            </w:tcBorders>
+          </w:tcPr>
+          <w:p>
+            <w:pPr>
+              <w:spacing w:after="0" w:line="259" w:lineRule="auto"/>
+              <w:ind w:left="0"/>
+              <w:jc w:val="left"/>
+              <w:rPr>
+                <w:lang w:val="ru-RU"/>
+              </w:rPr>
+            </w:pPr>
+            <w:r>
+              <w:rPr>
+                <w:lang w:val="ru-RU"/>
+              </w:rPr>
+              <w:t xml:space="preserve"> </w:t>
+            </w:r>
+          </w:p>
+        </w:tc>
+        <w:tc>
+          <w:tcPr>
+            <w:tcW w:w="343" w:type="dxa"/>
+            <w:tcBorders>
+              <w:top w:val="single" w:sz="4" w:space="0" w:color="000000"/>
+              <w:left w:val="single" w:sz="4" w:space="0" w:color="000000"/>
+              <w:bottom w:val="single" w:sz="4" w:space="0" w:color="000000"/>
+              <w:right w:val="single" w:sz="4" w:space="0" w:color="000000"/>
+            </w:tcBorders>
+          </w:tcPr>
+          <w:p>
+            <w:pPr>
+              <w:spacing w:after="0" w:line="259" w:lineRule="auto"/>
+              <w:ind w:left="0"/>
+              <w:jc w:val="left"/>
+              <w:rPr>
+                <w:lang w:val="ru-RU"/>
+              </w:rPr>
+            </w:pPr>
+            <w:r>
+              <w:rPr>
+                <w:lang w:val="ru-RU"/>
+              </w:rPr>
+              <w:t xml:space="preserve"> </w:t>
+            </w:r>
+          </w:p>
+        </w:tc>
+        <w:tc>
+          <w:tcPr>
+            <w:tcW w:w="346" w:type="dxa"/>
+            <w:tcBorders>
+              <w:top w:val="single" w:sz="4" w:space="0" w:color="000000"/>
+              <w:left w:val="single" w:sz="4" w:space="0" w:color="000000"/>
+              <w:bottom w:val="single" w:sz="4" w:space="0" w:color="000000"/>
+              <w:right w:val="single" w:sz="4" w:space="0" w:color="000000"/>
+            </w:tcBorders>
+          </w:tcPr>
+          <w:p>
+            <w:pPr>
+              <w:spacing w:after="0" w:line="259" w:lineRule="auto"/>
+              <w:ind w:left="0"/>
+              <w:jc w:val="left"/>
+              <w:rPr>
+                <w:lang w:val="ru-RU"/>
+              </w:rPr>
+            </w:pPr>
+            <w:r>
+              <w:rPr>
+                <w:lang w:val="ru-RU"/>
+              </w:rPr>
+              <w:t xml:space="preserve"> </w:t>
+            </w:r>
+          </w:p>
+        </w:tc>
+        <w:tc>
+          <w:tcPr>
+            <w:tcW w:w="346" w:type="dxa"/>
+            <w:tcBorders>
+              <w:top w:val="single" w:sz="4" w:space="0" w:color="000000"/>
+              <w:left w:val="single" w:sz="4" w:space="0" w:color="000000"/>
+              <w:bottom w:val="single" w:sz="4" w:space="0" w:color="000000"/>
+              <w:right w:val="single" w:sz="4" w:space="0" w:color="000000"/>
+            </w:tcBorders>
+          </w:tcPr>
+          <w:p>
+            <w:pPr>
+              <w:spacing w:after="0" w:line="259" w:lineRule="auto"/>
+              <w:ind w:left="0"/>
+              <w:jc w:val="left"/>
+              <w:rPr>
+                <w:lang w:val="ru-RU"/>
+              </w:rPr>
+            </w:pPr>
+            <w:r>
+              <w:rPr>
+                <w:lang w:val="ru-RU"/>
+              </w:rPr>
+              <w:t xml:space="preserve"> </w:t>
+            </w:r>
+          </w:p>
+        </w:tc>
+        <w:tc>
+          <w:tcPr>
+            <w:tcW w:w="346" w:type="dxa"/>
+            <w:tcBorders>
+              <w:top w:val="single" w:sz="4" w:space="0" w:color="000000"/>
+              <w:left w:val="single" w:sz="4" w:space="0" w:color="000000"/>
+              <w:bottom w:val="single" w:sz="4" w:space="0" w:color="000000"/>
+              <w:right w:val="single" w:sz="4" w:space="0" w:color="000000"/>
+            </w:tcBorders>
+          </w:tcPr>
+          <w:p>
+            <w:pPr>
+              <w:spacing w:after="0" w:line="259" w:lineRule="auto"/>
+              <w:ind w:left="0"/>
+              <w:jc w:val="left"/>
+              <w:rPr>
+                <w:lang w:val="ru-RU"/>
+              </w:rPr>
+            </w:pPr>
+            <w:r>
+              <w:rPr>
+                <w:lang w:val="ru-RU"/>
+              </w:rPr>
+              <w:t xml:space="preserve"> </w:t>
+            </w:r>
+          </w:p>
+        </w:tc>
+        <w:tc>
+          <w:tcPr>
+            <w:tcW w:w="346" w:type="dxa"/>
+            <w:tcBorders>
+              <w:top w:val="single" w:sz="4" w:space="0" w:color="000000"/>
+              <w:left w:val="single" w:sz="4" w:space="0" w:color="000000"/>
+              <w:bottom w:val="single" w:sz="4" w:space="0" w:color="000000"/>
+              <w:right w:val="single" w:sz="4" w:space="0" w:color="000000"/>
+            </w:tcBorders>
+          </w:tcPr>
+          <w:p>
+            <w:pPr>
+              <w:spacing w:after="0" w:line="259" w:lineRule="auto"/>
+              <w:ind w:left="0"/>
+              <w:jc w:val="left"/>
+              <w:rPr>
+                <w:lang w:val="ru-RU"/>
+              </w:rPr>
+            </w:pPr>
+            <w:r>
+              <w:rPr>
+                <w:lang w:val="ru-RU"/>
+              </w:rPr>
+              <w:t xml:space="preserve"> </w:t>
+            </w:r>
+          </w:p>
+        </w:tc>
+        <w:tc>
+          <w:tcPr>
+            <w:tcW w:w="346" w:type="dxa"/>
+            <w:tcBorders>
+              <w:top w:val="single" w:sz="4" w:space="0" w:color="000000"/>
+              <w:left w:val="single" w:sz="4" w:space="0" w:color="000000"/>
+              <w:bottom w:val="single" w:sz="4" w:space="0" w:color="000000"/>
+              <w:right w:val="single" w:sz="4" w:space="0" w:color="000000"/>
+            </w:tcBorders>
+          </w:tcPr>
+          <w:p>
+            <w:pPr>
+              <w:spacing w:after="0" w:line="259" w:lineRule="auto"/>
+              <w:ind w:left="0"/>
+              <w:jc w:val="left"/>
+              <w:rPr>
+                <w:lang w:val="ru-RU"/>
+              </w:rPr>
+            </w:pPr>
+            <w:r>
+              <w:rPr>
+                <w:lang w:val="ru-RU"/>
+              </w:rPr>
+              <w:t xml:space="preserve"> </w:t>
+            </w:r>
+          </w:p>
+        </w:tc>
+      </w:tr>
+    </w:tbl>
+    <w:p>
+      <w:pPr>
+        <w:ind w:left="3371" w:right="494"/>
+        <w:rPr>
+          <w:lang w:val="ru-RU"/>
+        </w:rPr>
+      </w:pPr>
+      <w:r>
+        <w:rPr>
+          <w:lang w:val="ru-RU"/>
+        </w:rPr>
+        <w:t>Дата рождения</w:t>
+      </w:r>
+      <w:r>
+        <w:t>:</w:t>
+      </w:r>
+      <w:r>
+        <w:rPr>
+          <w:lang w:val="ru-RU"/>
+        </w:rPr>
+        <w:tab/>
+      </w:r>
+      <w:r>
+        <w:rPr>
+          <w:lang w:val="ru-RU"/>
+        </w:rPr>
+        <w:t>{</w:t>
+      </w:r>
+      <w:proofErr w:type="spellStart"/>
+      <w:r>
+        <w:t>birthDate</w:t>
+      </w:r>
+      <w:proofErr w:type="spellEnd"/>
+      <w:r>
+        <w:rPr>
+          <w:lang w:val="ru-RU"/>
+        </w:rPr>
+        <w:t>}</w:t>
+      </w:r>
+    </w:p>
+    <w:p>
+      <w:pPr>
+        <w:ind w:left="3371" w:right="494"/>
+        <w:rPr>
+          <w:lang w:val="ru-RU"/>
+        </w:rPr>
+      </w:pPr>
+      <w:r>
+        <w:rPr>
+          <w:noProof/>
+        </w:rPr>
+        <mc:AlternateContent>
+          <mc:Choice Requires="wps">
+            <w:drawing>
+              <wp:anchor distT="0" distB="0" distL="114300" distR="114300" simplePos="0" relativeHeight="251660288" behindDoc="0" locked="0" layoutInCell="1" allowOverlap="1" wp14:anchorId="50CDF232" wp14:editId="69E29ACC">
+                <wp:simplePos x="0" y="0"/>
+                <wp:positionH relativeFrom="column">
+                  <wp:posOffset>3628539</wp:posOffset>
+                </wp:positionH>
+                <wp:positionV relativeFrom="paragraph">
+                  <wp:posOffset>190087</wp:posOffset>
+                </wp:positionV>
+                <wp:extent cx="3054646" cy="9140"/>
+                <wp:effectExtent l="0" t="0" r="0" b="0"/>
+                <wp:wrapNone/>
+                <wp:docPr id="1" name="Shape 7976"/>
+                <wp:cNvGraphicFramePr/>
+                <a:graphic xmlns:a="http://schemas.openxmlformats.org/drawingml/2006/main">
+                  <a:graphicData uri="http://schemas.microsoft.com/office/word/2010/wordprocessingShape">
+                    <wps:wsp>
+                      <wps:cNvSpPr/>
+                      <wps:spPr>
+                        <a:xfrm>
+                          <a:off x="0" y="0"/>
+                          <a:ext cx="3054646" cy="9140"/>
+                        </a:xfrm>
+                        <a:custGeom>
+                          <a:avLst/>
+                          <a:gdLst/>
+                          <a:ahLst/>
+                          <a:cxnLst/>
+                          <a:rect l="0" t="0" r="0" b="0"/>
+                          <a:pathLst>
+                            <a:path w="3054731" h="9144">
+                              <a:moveTo>
+                                <a:pt x="0" y="0"/>
+                              </a:moveTo>
+                              <a:lnTo>
+                                <a:pt x="3054731" y="0"/>
+                              </a:lnTo>
+                              <a:lnTo>
+                                <a:pt x="3054731" y="9144"/>
+                              </a:lnTo>
+                              <a:lnTo>
+                                <a:pt x="0" y="9144"/>
+                              </a:lnTo>
+                              <a:lnTo>
+                                <a:pt x="0" y="0"/>
+                              </a:lnTo>
+                            </a:path>
+                          </a:pathLst>
+                        </a:custGeom>
+                        <a:ln w="0" cap="flat">
+                          <a:miter lim="127000"/>
+                        </a:ln>
+                      </wps:spPr>
+                      <wps:style>
+                        <a:lnRef idx="0">
+                          <a:srgbClr val="000000">
+                            <a:alpha val="0"/>
+                          </a:srgbClr>
+                        </a:lnRef>
+                        <a:fillRef idx="1">
+                          <a:srgbClr val="000000"/>
+                        </a:fillRef>
+                        <a:effectRef idx="0">
+                          <a:scrgbClr r="0" g="0" b="0"/>
+                        </a:effectRef>
+                        <a:fontRef idx="none"/>
+                      </wps:style>
+                      <wps:bodyPr/>
+                    </wps:wsp>
+                  </a:graphicData>
+                </a:graphic>
+              </wp:anchor>
+            </w:drawing>
+          </mc:Choice>
+          <mc:Fallback>
+            <w:pict>
+              <v:shape w14:anchorId="208A06DD" id="Shape 7976" o:spid="_x0000_s1026" style="position:absolute;margin-left:285.7pt;margin-top:14.95pt;width:240.5pt;height:.7pt;z-index:251660288;visibility:visible;mso-wrap-style:square;mso-wrap-distance-left:9pt;mso-wrap-distance-top:0;mso-wrap-distance-right:9pt;mso-wrap-distance-bottom:0;mso-position-horizontal:absolute;mso-position-horizontal-relative:text;mso-position-vertical:absolute;mso-position-vertical-relative:text;v-text-anchor:top" coordsize="3054731,9144" o:gfxdata="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" path="m,l3054731,r,9144l,9144,,e" fillcolor="black" stroked="f" strokeweight="0">
+                <v:stroke miterlimit="83231f" joinstyle="miter"/>
+                <v:path arrowok="t" textboxrect="0,0,3054731,9144"/>
+              </v:shape>
+            </w:pict>
+          </mc:Fallback>
+        </mc:AlternateContent>
+      </w:r>
+      <w:r>
+        <w:rPr>
+          <w:lang w:val="ru-RU"/>
+        </w:rPr>
+        <w:t xml:space="preserve">Место учебы/работы:  </w:t>
+      </w:r>
+      <w:r>
+        <w:rPr>
+          <w:lang w:val="ru-RU"/>
+        </w:rPr>
+        <w:t xml:space="preserve"> </w:t>
+      </w:r>
+      <w:r>
+        <w:rPr>
+          <w:lang w:val="ru-RU"/>
+        </w:rPr>
+        <w:t xml:space="preserve"> </w:t>
+      </w:r>
+      <w:r>
+        <w:rPr>
+          <w:lang w:val="ru-RU"/>
+        </w:rPr>
+        <w:t xml:space="preserve">  </w:t>
+      </w:r>
+      <w:r>
+        <w:rPr>
+          <w:lang w:val="ru-RU"/>
+        </w:rPr>
+        <w:t>{</w:t>
+      </w:r>
+      <w:proofErr w:type="spellStart"/>
+      <w:r>
+        <w:t>studyPlace</w:t>
+      </w:r>
+      <w:proofErr w:type="spellEnd"/>
+      <w:r>
+        <w:rPr>
+          <w:lang w:val="ru-RU"/>
+        </w:rPr>
+        <w:t>}</w:t>
+      </w:r>
+    </w:p>
+    <w:p>
+      <w:pPr>
+        <w:ind w:left="3371" w:right="494"/>
+        <w:rPr>
+          <w:lang w:val="ru-RU"/>
+        </w:rPr>
+      </w:pPr>
+      <w:r>
+        <w:rPr>
+          <w:noProof/>
+        </w:rPr>
+        <mc:AlternateContent>
+          <mc:Choice Requires="wps">
+            <w:drawing>
+              <wp:anchor distT="0" distB="0" distL="114300" distR="114300" simplePos="0" relativeHeight="251668480" behindDoc="0" locked="0" layoutInCell="1" allowOverlap="1" wp14:anchorId="01F8A90C" wp14:editId="4145CFC9">
+                <wp:simplePos x="0" y="0"/>
+                <wp:positionH relativeFrom="column">
+                  <wp:posOffset>3660775</wp:posOffset>
+                </wp:positionH>
+                <wp:positionV relativeFrom="paragraph">
+                  <wp:posOffset>172514</wp:posOffset>
+                </wp:positionV>
+                <wp:extent cx="3054350" cy="8890"/>
+                <wp:effectExtent l="0" t="0" r="0" b="0"/>
+                <wp:wrapNone/>
+                <wp:docPr id="5" name="Shape 7976"/>
+                <wp:cNvGraphicFramePr/>
+                <a:graphic xmlns:a="http://schemas.openxmlformats.org/drawingml/2006/main">
+                  <a:graphicData uri="http://schemas.microsoft.com/office/word/2010/wordprocessingShape">
+                    <wps:wsp>
+                      <wps:cNvSpPr/>
+                      <wps:spPr>
+                        <a:xfrm>
+                          <a:off x="0" y="0"/>
+                          <a:ext cx="3054350" cy="8890"/>
+                        </a:xfrm>
+                        <a:custGeom>
+                          <a:avLst/>
+                          <a:gdLst/>
+                          <a:ahLst/>
+                          <a:cxnLst/>
+                          <a:rect l="0" t="0" r="0" b="0"/>
+                          <a:pathLst>
+                            <a:path w="3054731" h="9144">
+                              <a:moveTo>
+                                <a:pt x="0" y="0"/>
+                              </a:moveTo>
+                              <a:lnTo>
+                                <a:pt x="3054731" y="0"/>
+                              </a:lnTo>
+                              <a:lnTo>
+                                <a:pt x="3054731" y="9144"/>
+                              </a:lnTo>
+                              <a:lnTo>
+                                <a:pt x="0" y="9144"/>
+                              </a:lnTo>
+                              <a:lnTo>
+                                <a:pt x="0" y="0"/>
+                              </a:lnTo>
+                            </a:path>
+                          </a:pathLst>
+                        </a:custGeom>
+                        <a:ln w="0" cap="flat">
+                          <a:miter lim="127000"/>
+                        </a:ln>
+                      </wps:spPr>
+                      <wps:style>
+                        <a:lnRef idx="0">
+                          <a:srgbClr val="000000">
+                            <a:alpha val="0"/>
+                          </a:srgbClr>
+                        </a:lnRef>
+                        <a:fillRef idx="1">
+                          <a:srgbClr val="000000"/>
+                        </a:fillRef>
+                        <a:effectRef idx="0">
+                          <a:scrgbClr r="0" g="0" b="0"/>
+                        </a:effectRef>
+                        <a:fontRef idx="none"/>
+                      </wps:style>
+                      <wps:txbx>
+                        <w:txbxContent>
+                          <w:p>
+                            <w:pPr>
+                              <w:ind w:left="0"/>
+                              <w:jc w:val="center"/>
+                            </w:pPr>
+                          </w:p>
+                          <w:p>
+                            <w:pPr>
+                              <w:ind w:left="0"/>
+                              <w:jc w:val="center"/>
+                            </w:pPr>
+                          </w:p>
+                          <w:p>
+                            <w:pPr>
+                              <w:ind w:left="0"/>
+                              <w:jc w:val="center"/>
+                            </w:pPr>
+                          </w:p>
+                        </w:txbxContent>
+                      </wps:txbx>
+                      <wps:bodyPr/>
+                    </wps:wsp>
+                  </a:graphicData>
+                </a:graphic>
+                <wp14:sizeRelH relativeFrom="margin">
+                  <wp14:pctWidth>0</wp14:pctWidth>
+                </wp14:sizeRelH>
+                <wp14:sizeRelV relativeFrom="margin">
+                  <wp14:pctHeight>0</wp14:pctHeight>
+                </wp14:sizeRelV>
+              </wp:anchor>
+            </w:drawing>
+          </mc:Choice>
+          <mc:Fallback>
+            <w:pict>
+              <v:shape w14:anchorId="01F8A90C" id="Shape 7976" o:spid="_x0000_s1026" style="position:absolute;left:0;text-align:left;margin-left:288.25pt;margin-top:13.6pt;width:240.5pt;height:.7pt;z-index:251668480;visibility:visible;mso-wrap-style:square;mso-width-percent:0;mso-height-percent:0;mso-wrap-distance-left:9pt;mso-wrap-distance-top:0;mso-wrap-distance-right:9pt;mso-wrap-distance-bottom:0;mso-position-horizontal:absolute;mso-position-horizontal-relative:text;mso-position-vertical:absolute;mso-position-vertical-relative:text;mso-width-percent:0;mso-height-percent:0;mso-width-relative:margin;mso-height-relative:margin;v-text-anchor:top" coordsize="3054731,9144" o:spt="100" o:gfxdata="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" adj="-11796480,,5400" path="m,l3054731,r,9144l,9144,,e" fillcolor="black" stroked="f" strokeweight="0">
+                <v:stroke miterlimit="83231f" joinstyle="miter"/>
+                <v:formulas/>
+                <v:path arrowok="t" o:connecttype="custom" textboxrect="0,0,3054731,9144"/>
+                <v:textbox>
+                  <w:txbxContent>
+                    <w:p>
+                      <w:pPr>
+                        <w:ind w:left="0"/>
+                        <w:jc w:val="center"/>
+                      </w:pPr>
+                    </w:p>
+                    <w:p>
+                      <w:pPr>
+                        <w:ind w:left="0"/>
+                        <w:jc w:val="center"/>
+                      </w:pPr>
+                    </w:p>
+                    <w:p>
+                      <w:pPr>
+                        <w:ind w:left="0"/>
+                        <w:jc w:val="center"/>
+                      </w:pPr>
+                    </w:p>
+                  </w:txbxContent>
+                </v:textbox>
+              </v:shape>
+            </w:pict>
+          </mc:Fallback>
+        </mc:AlternateContent>
+      </w:r>
+      <w:r>
+        <w:rPr>
+          <w:lang w:val="ru-RU"/>
+        </w:rPr>
+        <w:t>Адрес регистрации</w:t>
+      </w:r>
+      <w:r>
+        <w:rPr>
+          <w:lang w:val="ru-RU"/>
+        </w:rPr>
+        <w:t xml:space="preserve"> </w:t>
+      </w:r>
+      <w:r>
+        <w:rPr>
+          <w:lang w:val="ru-RU"/>
+        </w:rPr>
+        <w:t xml:space="preserve">:  </w:t>
+      </w:r>
+      <w:r>
+        <w:rPr>
+          <w:lang w:val="ru-RU"/>
+        </w:rPr>
+        <w:t xml:space="preserve"> </w:t>
+      </w:r>
+      <w:r>
+        <w:rPr>
+          <w:lang w:val="ru-RU"/>
+        </w:rPr>
+        <w:t xml:space="preserve"> </w:t>
+      </w:r>
+      <w:r>
+        <w:rPr>
+          <w:lang w:val="ru-RU"/>
+        </w:rPr>
+        <w:t xml:space="preserve">  </w:t>
+      </w:r>
+      <w:r>
+        <w:rPr>
+          <w:lang w:val="ru-RU"/>
+        </w:rPr>
+        <w:t xml:space="preserve">  </w:t>
+      </w:r>
+      <w:r>
+        <w:rPr>
+          <w:lang w:val="ru-RU"/>
+        </w:rPr>
+        <w:t>{</w:t>
+      </w:r>
+      <w:r>
+        <w:t>address</w:t>
+      </w:r>
+      <w:r>
+        <w:rPr>
+          <w:lang w:val="ru-RU"/>
+        </w:rPr>
+        <w:t>}</w:t>
+      </w:r>
+    </w:p>
+    <w:p>
+      <w:pPr>
+        <w:ind w:left="3371" w:right="494"/>
+        <w:rPr>
+          <w:lang w:val="ru-RU"/>
+        </w:rPr>
+      </w:pPr>
+      <w:r>
+        <w:rPr>
+          <w:noProof/>
+        </w:rPr>
+        <mc:AlternateContent>
+          <mc:Choice Requires="wps">
+            <w:drawing>
+              <wp:anchor distT="0" distB="0" distL="114300" distR="114300" simplePos="0" relativeHeight="251688960" behindDoc="0" locked="0" layoutInCell="1" allowOverlap="1" wp14:anchorId="27221D46" wp14:editId="366CDC14">
+                <wp:simplePos x="0" y="0"/>
+                <wp:positionH relativeFrom="column">
+                  <wp:posOffset>3670935</wp:posOffset>
+                </wp:positionH>
+                <wp:positionV relativeFrom="paragraph">
+                  <wp:posOffset>175054</wp:posOffset>
+                </wp:positionV>
+                <wp:extent cx="3054350" cy="8890"/>
+                <wp:effectExtent l="0" t="0" r="0" b="0"/>
+                <wp:wrapNone/>
+                <wp:docPr id="18" name="Shape 7976"/>
+                <wp:cNvGraphicFramePr/>
+                <a:graphic xmlns:a="http://schemas.openxmlformats.org/drawingml/2006/main">
+                  <a:graphicData uri="http://schemas.microsoft.com/office/word/2010/wordprocessingShape">
+                    <wps:wsp>
+                      <wps:cNvSpPr/>
+                      <wps:spPr>
+                        <a:xfrm>
+                          <a:off x="0" y="0"/>
+                          <a:ext cx="3054350" cy="8890"/>
+                        </a:xfrm>
+                        <a:custGeom>
+                          <a:avLst/>
+                          <a:gdLst/>
+                          <a:ahLst/>
+                          <a:cxnLst/>
+                          <a:rect l="0" t="0" r="0" b="0"/>
+                          <a:pathLst>
+                            <a:path w="3054731" h="9144">
+                              <a:moveTo>
+                                <a:pt x="0" y="0"/>
+                              </a:moveTo>
+                              <a:lnTo>
+                                <a:pt x="3054731" y="0"/>
+                              </a:lnTo>
+                              <a:lnTo>
+                                <a:pt x="3054731" y="9144"/>
+                              </a:lnTo>
+                              <a:lnTo>
+                                <a:pt x="0" y="9144"/>
+                              </a:lnTo>
+                              <a:lnTo>
+                                <a:pt x="0" y="0"/>
+                              </a:lnTo>
+                            </a:path>
+                          </a:pathLst>
+                        </a:custGeom>
+                        <a:ln w="0" cap="flat">
+                          <a:miter lim="127000"/>
+                        </a:ln>
+                      </wps:spPr>
+                      <wps:style>
+                        <a:lnRef idx="0">
+                          <a:srgbClr val="000000">
+                            <a:alpha val="0"/>
+                          </a:srgbClr>
+                        </a:lnRef>
+                        <a:fillRef idx="1">
+                          <a:srgbClr val="000000"/>
+                        </a:fillRef>
+                        <a:effectRef idx="0">
+                          <a:scrgbClr r="0" g="0" b="0"/>
+                        </a:effectRef>
+                        <a:fontRef idx="none"/>
+                      </wps:style>
+                      <wps:bodyPr/>
+                    </wps:wsp>
+                  </a:graphicData>
+                </a:graphic>
+                <wp14:sizeRelH relativeFrom="margin">
+                  <wp14:pctWidth>0</wp14:pctWidth>
+                </wp14:sizeRelH>
+                <wp14:sizeRelV relativeFrom="margin">
+                  <wp14:pctHeight>0</wp14:pctHeight>
+                </wp14:sizeRelV>
+              </wp:anchor>
+            </w:drawing>
+          </mc:Choice>
+          <mc:Fallback>
+            <w:pict>
+              <v:shape w14:anchorId="12516FBC" id="Shape 7976" o:spid="_x0000_s1026" style="position:absolute;margin-left:289.05pt;margin-top:13.8pt;width:240.5pt;height:.7pt;z-index:251688960;visibility:visible;mso-wrap-style:square;mso-width-percent:0;mso-height-percent:0;mso-wrap-distance-left:9pt;mso-wrap-distance-top:0;mso-wrap-distance-right:9pt;mso-wrap-distance-bottom:0;mso-position-horizontal:absolute;mso-position-horizontal-relative:text;mso-position-vertical:absolute;mso-position-vertical-relative:text;mso-width-percent:0;mso-height-percent:0;mso-width-relative:margin;mso-height-relative:margin;v-text-anchor:top" coordsize="3054731,9144" o:gfxdata="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" path="m,l3054731,r,9144l,9144,,e" fillcolor="black" stroked="f" strokeweight="0">
+                <v:stroke miterlimit="83231f" joinstyle="miter"/>
+                <v:path arrowok="t" textboxrect="0,0,3054731,9144"/>
+              </v:shape>
+            </w:pict>
+          </mc:Fallback>
+        </mc:AlternateContent>
+      </w:r>
+      <w:r>
+        <w:rPr>
+          <w:noProof/>
+          <w:lang w:val="ru-RU"/>
+        </w:rPr>
+        <w:t>Номер телефона</w:t>
+      </w:r>
+      <w:r>
+        <w:rPr>
+          <w:lang w:val="ru-RU"/>
+        </w:rPr>
+        <w:t xml:space="preserve"> </w:t>
+      </w:r>
+      <w:r>
+        <w:rPr>
+          <w:lang w:val="ru-RU"/>
+        </w:rPr>
+        <w:t xml:space="preserve">:  </w:t>
+      </w:r>
+      <w:r>
+        <w:rPr>
+          <w:lang w:val="ru-RU"/>
+        </w:rPr>
+        <w:t xml:space="preserve"> </w:t>
+      </w:r>
+      <w:r>
+        <w:rPr>
+          <w:lang w:val="ru-RU"/>
+        </w:rPr>
+        <w:t xml:space="preserve"> </w:t>
+      </w:r>
+      <w:r>
+        <w:rPr>
+          <w:lang w:val="ru-RU"/>
+        </w:rPr>
+        <w:t xml:space="preserve">   </w:t>
+      </w:r>
+      <w:r>
+        <w:rPr>
+          <w:lang w:val="ru-RU"/>
+        </w:rPr>
+        <w:t xml:space="preserve">     </w:t>
+      </w:r>
+      <w:r>
+        <w:rPr>
+          <w:lang w:val="ru-RU"/>
+        </w:rPr>
+        <w:t xml:space="preserve"> </w:t>
+      </w:r>
+      <w:r>
+        <w:rPr>
+          <w:lang w:val="ru-RU"/>
+        </w:rPr>
+        <w:t>{</w:t>
+      </w:r>
+      <w:r>
+        <w:t>phone</w:t>
+      </w:r>
+      <w:r>
+        <w:rPr>
+          <w:lang w:val="ru-RU"/>
+        </w:rPr>
+        <w:t>}</w:t>
+      </w:r>
+    </w:p>
+    <w:p>
+      <w:pPr>
+        <w:ind w:left="3371" w:right="494"/>
+        <w:rPr>
+          <w:lang w:val="ru-RU"/>
+        </w:rPr>
+      </w:pPr>
+      <w:r>
+        <w:rPr>
+          <w:noProof/>
+        </w:rPr>
+        <mc:AlternateContent>
+          <mc:Choice Requires="wps">
+            <w:drawing>
+              <wp:anchor distT="0" distB="0" distL="114300" distR="114300" simplePos="0" relativeHeight="251664384" behindDoc="0" locked="0" layoutInCell="1" allowOverlap="1" wp14:anchorId="55F4948D" wp14:editId="4E06B8F0">
+                <wp:simplePos x="0" y="0"/>
+                <wp:positionH relativeFrom="column">
+                  <wp:posOffset>3628539</wp:posOffset>
+                </wp:positionH>
+                <wp:positionV relativeFrom="paragraph">
+                  <wp:posOffset>190087</wp:posOffset>
+                </wp:positionV>
+                <wp:extent cx="3054646" cy="9140"/>
+                <wp:effectExtent l="0" t="0" r="0" b="0"/>
+                <wp:wrapNone/>
+                <wp:docPr id="3" name="Shape 7976"/>
+                <wp:cNvGraphicFramePr/>
+                <a:graphic xmlns:a="http://schemas.openxmlformats.org/drawingml/2006/main">
+                  <a:graphicData uri="http://schemas.microsoft.com/office/word/2010/wordprocessingShape">
+                    <wps:wsp>
+                      <wps:cNvSpPr/>
+                      <wps:spPr>
+                        <a:xfrm>
+                          <a:off x="0" y="0"/>
+                          <a:ext cx="3054646" cy="9140"/>
+                        </a:xfrm>
+                        <a:custGeom>
+                          <a:avLst/>
+                          <a:gdLst/>
+                          <a:ahLst/>
+                          <a:cxnLst/>
+                          <a:rect l="0" t="0" r="0" b="0"/>
+                          <a:pathLst>
+                            <a:path w="3054731" h="9144">
+                              <a:moveTo>
+                                <a:pt x="0" y="0"/>
+                              </a:moveTo>
+                              <a:lnTo>
+                                <a:pt x="3054731" y="0"/>
+                              </a:lnTo>
+                              <a:lnTo>
+                                <a:pt x="3054731" y="9144"/>
+                              </a:lnTo>
+                              <a:lnTo>
+                                <a:pt x="0" y="9144"/>
+                              </a:lnTo>
+                              <a:lnTo>
+                                <a:pt x="0" y="0"/>
+                              </a:lnTo>
+                            </a:path>
+                          </a:pathLst>
+                        </a:custGeom>
+                        <a:ln w="0" cap="flat">
+                          <a:miter lim="127000"/>
+                        </a:ln>
+                      </wps:spPr>
+                      <wps:style>
+                        <a:lnRef idx="0">
+                          <a:srgbClr val="000000">
+                            <a:alpha val="0"/>
+                          </a:srgbClr>
+                        </a:lnRef>
+                        <a:fillRef idx="1">
+                          <a:srgbClr val="000000"/>
+                        </a:fillRef>
+                        <a:effectRef idx="0">
+                          <a:scrgbClr r="0" g="0" b="0"/>
+                        </a:effectRef>
+                        <a:fontRef idx="none"/>
+                      </wps:style>
+                      <wps:bodyPr/>
+                    </wps:wsp>
+                  </a:graphicData>
+                </a:graphic>
+              </wp:anchor>
+            </w:drawing>
+          </mc:Choice>
+          <mc:Fallback>
+            <w:pict>
+              <v:shape w14:anchorId="07A20E11" id="Shape 7976" o:spid="_x0000_s1026" style="position:absolute;margin-left:285.7pt;margin-top:14.95pt;width:240.5pt;height:.7pt;z-index:251664384;visibility:visible;mso-wrap-style:square;mso-wrap-distance-left:9pt;mso-wrap-distance-top:0;mso-wrap-distance-right:9pt;mso-wrap-distance-bottom:0;mso-position-horizontal:absolute;mso-position-horizontal-relative:text;mso-position-vertical:absolute;mso-position-vertical-relative:text;v-text-anchor:top" coordsize="3054731,9144" o:gfxdata="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" path="m,l3054731,r,9144l,9144,,e" fillcolor="black" stroked="f" strokeweight="0">
+                <v:stroke miterlimit="83231f" joinstyle="miter"/>
+                <v:path arrowok="t" textboxrect="0,0,3054731,9144"/>
+              </v:shape>
+            </w:pict>
+          </mc:Fallback>
+        </mc:AlternateContent>
+      </w:r>
+      <w:r>
+        <w:rPr>
+          <w:noProof/>
+          <w:lang w:val="ru-RU"/>
+        </w:rPr>
+        <w:t>Электронная почта</w:t>
+      </w:r>
+      <w:r>
+        <w:rPr>
+          <w:lang w:val="ru-RU"/>
+        </w:rPr>
+        <w:t xml:space="preserve">:  </w:t>
+      </w:r>
+      <w:r>
+        <w:rPr>
+          <w:lang w:val="ru-RU"/>
+        </w:rPr>
+        <w:t xml:space="preserve"> </w:t>
+      </w:r>
+      <w:r>
+        <w:rPr>
+          <w:lang w:val="ru-RU"/>
+        </w:rPr>
+        <w:t xml:space="preserve"> </w:t>
+      </w:r>
+      <w:r>
+        <w:rPr>
+          <w:lang w:val="ru-RU"/>
+        </w:rPr>
+        <w:t xml:space="preserve">  </w:t>
+      </w:r>
+      <w:r>
+        <w:rPr>
+          <w:lang w:val="ru-RU"/>
+        </w:rPr>
+        <w:t xml:space="preserve">   </w:t>
+      </w:r>
+      <w:r>
+        <w:rPr>
+          <w:lang w:val="ru-RU"/>
+        </w:rPr>
+        <w:t xml:space="preserve"> </w:t>
+      </w:r>
+      <w:r>
+        <w:rPr>
+          <w:lang w:val="ru-RU"/>
+        </w:rPr>
+        <w:t>{</w:t>
+      </w:r>
+      <w:r>
+        <w:t>email</w:t>
+      </w:r>
+      <w:r>
+        <w:rPr>
+          <w:lang w:val="ru-RU"/>
+        </w:rPr>
+        <w:t>}</w:t>
+      </w:r>
+    </w:p>
+    <w:p>
+      <w:pPr>
+        <w:ind w:left="3371" w:right="494"/>
+        <w:rPr>
+          <w:lang w:val="ru-RU"/>
+        </w:rPr>
+      </w:pPr>
+      <w:r>
+        <w:rPr>
+          <w:b/>
+          <w:bCs/>
+          <w:noProof/>
+        </w:rPr>
+        <mc:AlternateContent>
+          <mc:Choice Requires="wps">
+            <w:drawing>
+              <wp:anchor distT="0" distB="0" distL="114300" distR="114300" simplePos="0" relativeHeight="251666432" behindDoc="0" locked="0" layoutInCell="1" allowOverlap="1" wp14:anchorId="6A841141" wp14:editId="6796E1F9">
+                <wp:simplePos x="0" y="0"/>
+                <wp:positionH relativeFrom="column">
+                  <wp:posOffset>3628539</wp:posOffset>
+                </wp:positionH>
+                <wp:positionV relativeFrom="paragraph">
+                  <wp:posOffset>190087</wp:posOffset>
+                </wp:positionV>
+                <wp:extent cx="3054646" cy="9140"/>
+                <wp:effectExtent l="0" t="0" r="0" b="0"/>
+                <wp:wrapNone/>
+                <wp:docPr id="4" name="Shape 7976"/>
+                <wp:cNvGraphicFramePr/>
+                <a:graphic xmlns:a="http://schemas.openxmlformats.org/drawingml/2006/main">
+                  <a:graphicData uri="http://schemas.microsoft.com/office/word/2010/wordprocessingShape">
+                    <wps:wsp>
+                      <wps:cNvSpPr/>
+                      <wps:spPr>
+                        <a:xfrm>
+                          <a:off x="0" y="0"/>
+                          <a:ext cx="3054646" cy="9140"/>
+                        </a:xfrm>
+                        <a:custGeom>
+                          <a:avLst/>
+                          <a:gdLst/>
+                          <a:ahLst/>
+                          <a:cxnLst/>
+                          <a:rect l="0" t="0" r="0" b="0"/>
+                          <a:pathLst>
+                            <a:path w="3054731" h="9144">
+                              <a:moveTo>
+                                <a:pt x="0" y="0"/>
+                              </a:moveTo>
+                              <a:lnTo>
+                                <a:pt x="3054731" y="0"/>
+                              </a:lnTo>
+                              <a:lnTo>
+                                <a:pt x="3054731" y="9144"/>
+                              </a:lnTo>
+                              <a:lnTo>
+                                <a:pt x="0" y="9144"/>
+                              </a:lnTo>
+                              <a:lnTo>
+                                <a:pt x="0" y="0"/>
+                              </a:lnTo>
+                            </a:path>
+                          </a:pathLst>
+                        </a:custGeom>
+                        <a:ln w="0" cap="flat">
+                          <a:miter lim="127000"/>
+                        </a:ln>
+                      </wps:spPr>
+                      <wps:style>
+                        <a:lnRef idx="0">
+                          <a:srgbClr val="000000">
+                            <a:alpha val="0"/>
+                          </a:srgbClr>
+                        </a:lnRef>
+                        <a:fillRef idx="1">
+                          <a:srgbClr val="000000"/>
+                        </a:fillRef>
+                        <a:effectRef idx="0">
+                          <a:scrgbClr r="0" g="0" b="0"/>
+                        </a:effectRef>
+                        <a:fontRef idx="none"/>
+                      </wps:style>
+                      <wps:bodyPr/>
+                    </wps:wsp>
+                  </a:graphicData>
+                </a:graphic>
+              </wp:anchor>
+            </w:drawing>
+          </mc:Choice>
+          <mc:Fallback>
+            <w:pict>
+              <v:shape w14:anchorId="54AE80C7" id="Shape 7976" o:spid="_x0000_s1026" style="position:absolute;margin-left:285.7pt;margin-top:14.95pt;width:240.5pt;height:.7pt;z-index:251666432;visibility:visible;mso-wrap-style:square;mso-wrap-distance-left:9pt;mso-wrap-distance-top:0;mso-wrap-distance-right:9pt;mso-wrap-distance-bottom:0;mso-position-horizontal:absolute;mso-position-horizontal-relative:text;mso-position-vertical:absolute;mso-position-vertical-relative:text;v-text-anchor:top" coordsize="3054731,9144" o:gfxdata="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" path="m,l3054731,r,9144l,9144,,e" fillcolor="black" stroked="f" strokeweight="0">
+                <v:stroke miterlimit="83231f" joinstyle="miter"/>
+                <v:path arrowok="t" textboxrect="0,0,3054731,9144"/>
+              </v:shape>
+            </w:pict>
+          </mc:Fallback>
+        </mc:AlternateContent>
+      </w:r>
+      <w:r>
+        <w:rPr>
+          <w:noProof/>
+          <w:lang w:val="ru-RU"/>
+        </w:rPr>
+        <w:t>Ссылка в «ВКонтакте</w:t>
+      </w:r>
+      <w:r>
+        <w:rPr>
+          <w:b/>
+          <w:bCs/>
+          <w:noProof/>
+          <w:lang w:val="ru-RU"/>
+        </w:rPr>
+        <w:t>»</w:t>
+      </w:r>
+      <w:r>
+        <w:rPr>
+          <w:lang w:val="ru-RU"/>
+        </w:rPr>
+        <w:t xml:space="preserve">:  </w:t>
+      </w:r>
+      <w:r>
+        <w:rPr>
+          <w:lang w:val="ru-RU"/>
+        </w:rPr>
+        <w:t xml:space="preserve"> </w:t>
+      </w:r>
+      <w:r>
+        <w:rPr>
+          <w:lang w:val="ru-RU"/>
+        </w:rPr>
+        <w:t>{</w:t>
+      </w:r>
+      <w:proofErr w:type="spellStart"/>
+      <w:r>
+        <w:t>vkUrl</w:t>
+      </w:r>
+      <w:proofErr w:type="spellEnd"/>
+      <w:r>
+        <w:rPr>
+          <w:lang w:val="ru-RU"/>
+        </w:rPr>
+        <w:t>}</w:t>
+      </w:r>
+    </w:p>
+    <w:p>
+      <w:pPr>
+        <w:ind w:left="3371" w:right="494"/>
+        <w:rPr>
+          <w:lang w:val="ru-RU"/>
+        </w:rPr>
+      </w:pPr>
+      <w:r>
+        <w:rPr>
+          <w:noProof/>
+        </w:rPr>
+        <mc:AlternateContent>
+          <mc:Choice Requires="wps">
+            <w:drawing>
+              <wp:anchor distT="0" distB="0" distL="114300" distR="114300" simplePos="0" relativeHeight="251670528" behindDoc="0" locked="0" layoutInCell="1" allowOverlap="1" wp14:anchorId="15975D8E" wp14:editId="71A7B2D1">
+                <wp:simplePos x="0" y="0"/>
+                <wp:positionH relativeFrom="column">
+                  <wp:posOffset>3628390</wp:posOffset>
+                </wp:positionH>
+                <wp:positionV relativeFrom="paragraph">
+                  <wp:posOffset>177371</wp:posOffset>
+                </wp:positionV>
+                <wp:extent cx="3054646" cy="9140"/>
+                <wp:effectExtent l="0" t="0" r="0" b="0"/>
+                <wp:wrapNone/>
+                <wp:docPr id="8" name="Shape 7976"/>
+                <wp:cNvGraphicFramePr/>
+                <a:graphic xmlns:a="http://schemas.openxmlformats.org/drawingml/2006/main">
+                  <a:graphicData uri="http://schemas.microsoft.com/office/word/2010/wordprocessingShape">
+                    <wps:wsp>
+                      <wps:cNvSpPr/>
+                      <wps:spPr>
+                        <a:xfrm>
+                          <a:off x="0" y="0"/>
+                          <a:ext cx="3054646" cy="9140"/>
+                        </a:xfrm>
+                        <a:custGeom>
+                          <a:avLst/>
+                          <a:gdLst/>
+                          <a:ahLst/>
+                          <a:cxnLst/>
+                          <a:rect l="0" t="0" r="0" b="0"/>
+                          <a:pathLst>
+                            <a:path w="3054731" h="9144">
+                              <a:moveTo>
+                                <a:pt x="0" y="0"/>
+                              </a:moveTo>
+                              <a:lnTo>
+                                <a:pt x="3054731" y="0"/>
+                              </a:lnTo>
+                              <a:lnTo>
+                                <a:pt x="3054731" y="9144"/>
+                              </a:lnTo>
+                              <a:lnTo>
+                                <a:pt x="0" y="9144"/>
+                              </a:lnTo>
+                              <a:lnTo>
+                                <a:pt x="0" y="0"/>
+                              </a:lnTo>
+                            </a:path>
+                          </a:pathLst>
+                        </a:custGeom>
+                        <a:ln w="0" cap="flat">
+                          <a:miter lim="127000"/>
+                        </a:ln>
+                      </wps:spPr>
+                      <wps:style>
+                        <a:lnRef idx="0">
+                          <a:srgbClr val="000000">
+                            <a:alpha val="0"/>
+                          </a:srgbClr>
+                        </a:lnRef>
+                        <a:fillRef idx="1">
+                          <a:srgbClr val="000000"/>
+                        </a:fillRef>
+                        <a:effectRef idx="0">
+                          <a:scrgbClr r="0" g="0" b="0"/>
+                        </a:effectRef>
+                        <a:fontRef idx="none"/>
+                      </wps:style>
+                      <wps:bodyPr/>
+                    </wps:wsp>
+                  </a:graphicData>
+                </a:graphic>
+              </wp:anchor>
+            </w:drawing>
+          </mc:Choice>
+          <mc:Fallback>
+            <w:pict>
+              <v:shape w14:anchorId="0C3961E4" id="Shape 7976" o:spid="_x0000_s1026" style="position:absolute;margin-left:285.7pt;margin-top:13.95pt;width:240.5pt;height:.7pt;z-index:251670528;visibility:visible;mso-wrap-style:square;mso-wrap-distance-left:9pt;mso-wrap-distance-top:0;mso-wrap-distance-right:9pt;mso-wrap-distance-bottom:0;mso-position-horizontal:absolute;mso-position-horizontal-relative:text;mso-position-vertical:absolute;mso-position-vertical-relative:text;v-text-anchor:top" coordsize="3054731,9144" o:gfxdata="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" path="m,l3054731,r,9144l,9144,,e" fillcolor="black" stroked="f" strokeweight="0">
+                <v:stroke miterlimit="83231f" joinstyle="miter"/>
+                <v:path arrowok="t" textboxrect="0,0,3054731,9144"/>
+              </v:shape>
+            </w:pict>
+          </mc:Fallback>
+        </mc:AlternateContent>
+      </w:r>
+      <w:r>
+        <w:rPr>
+          <w:noProof/>
+          <w:lang w:val="ru-RU"/>
+        </w:rPr>
+        <w:t>Гражданство</w:t>
+      </w:r>
+      <w:r>
+        <w:rPr>
+          <w:lang w:val="ru-RU"/>
+        </w:rPr>
+        <w:t xml:space="preserve">:                   </w:t>
+      </w:r>
+      <w:r>
+        <w:rPr>
+          <w:lang w:val="ru-RU"/>
+        </w:rPr>
+        <w:t xml:space="preserve"> </w:t>
+      </w:r>
+      <w:r>
+        <w:rPr>
+          <w:lang w:val="ru-RU"/>
+        </w:rPr>
+        <w:t>{</w:t>
+      </w:r>
+      <w:r>
+        <w:t>citizenship</w:t>
+      </w:r>
+      <w:r>
+        <w:rPr>
+          <w:lang w:val="ru-RU"/>
+        </w:rPr>
+        <w:t>}</w:t>
+      </w:r>
+    </w:p>
+    <w:p>
+      <w:pPr>
+        <w:spacing w:after="62" w:line="259" w:lineRule="auto"/>
+        <w:ind w:left="3263"/>
+        <w:jc w:val="left"/>
+        <w:rPr>
+          <w:lang w:val="ru-RU"/>
+        </w:rPr>
+      </w:pPr>
+      <w:r>
+        <w:rPr>
+          <w:noProof/>
+        </w:rPr>
+        <mc:AlternateContent>
+          <mc:Choice Requires="wps">
+            <w:drawing>
+              <wp:anchor distT="0" distB="0" distL="114300" distR="114300" simplePos="0" relativeHeight="251676672" behindDoc="0" locked="0" layoutInCell="1" allowOverlap="1" wp14:anchorId="2A820101" wp14:editId="61350C40">
+                <wp:simplePos x="0" y="0"/>
+                <wp:positionH relativeFrom="column">
+                  <wp:posOffset>5478604</wp:posOffset>
+                </wp:positionH>
+                <wp:positionV relativeFrom="paragraph">
+                  <wp:posOffset>175977</wp:posOffset>
+                </wp:positionV>
+                <wp:extent cx="900430" cy="8890"/>
+                <wp:effectExtent l="0" t="0" r="0" b="0"/>
+                <wp:wrapNone/>
+                <wp:docPr id="11" name="Shape 7949"/>
+                <wp:cNvGraphicFramePr/>
+                <a:graphic xmlns:a="http://schemas.openxmlformats.org/drawingml/2006/main">
+                  <a:graphicData uri="http://schemas.microsoft.com/office/word/2010/wordprocessingShape">
+                    <wps:wsp>
+                      <wps:cNvSpPr/>
+                      <wps:spPr>
+                        <a:xfrm>
+                          <a:off x="0" y="0"/>
+                          <a:ext cx="900430" cy="8890"/>
+                        </a:xfrm>
+                        <a:custGeom>
+                          <a:avLst/>
+                          <a:gdLst/>
+                          <a:ahLst/>
+                          <a:cxnLst/>
+                          <a:rect l="0" t="0" r="0" b="0"/>
+                          <a:pathLst>
+                            <a:path w="900989" h="9144">
+                              <a:moveTo>
+                                <a:pt x="0" y="0"/>
+                              </a:moveTo>
+                              <a:lnTo>
+                                <a:pt x="900989" y="0"/>
+                              </a:lnTo>
+                              <a:lnTo>
+                                <a:pt x="900989" y="9144"/>
+                              </a:lnTo>
+                              <a:lnTo>
+                                <a:pt x="0" y="9144"/>
+                              </a:lnTo>
+                              <a:lnTo>
+                                <a:pt x="0" y="0"/>
+                              </a:lnTo>
+                            </a:path>
+                          </a:pathLst>
+                        </a:custGeom>
+                        <a:ln w="0" cap="flat">
+                          <a:miter lim="127000"/>
+                        </a:ln>
+                      </wps:spPr>
+                      <wps:style>
+                        <a:lnRef idx="0">
+                          <a:srgbClr val="000000">
+                            <a:alpha val="0"/>
+                          </a:srgbClr>
+                        </a:lnRef>
+                        <a:fillRef idx="1">
+                          <a:srgbClr val="000000"/>
+                        </a:fillRef>
+                        <a:effectRef idx="0">
+                          <a:scrgbClr r="0" g="0" b="0"/>
+                        </a:effectRef>
+                        <a:fontRef idx="none"/>
+                      </wps:style>
+                      <wps:bodyPr/>
+                    </wps:wsp>
+                  </a:graphicData>
+                </a:graphic>
+              </wp:anchor>
+            </w:drawing>
+          </mc:Choice>
+          <mc:Fallback>
+            <w:pict>
+              <v:shape w14:anchorId="10CC3360" id="Shape 7949" o:spid="_x0000_s1026" style="position:absolute;margin-left:431.4pt;margin-top:13.85pt;width:70.9pt;height:.7pt;z-index:251676672;visibility:visible;mso-wrap-style:square;mso-wrap-distance-left:9pt;mso-wrap-distance-top:0;mso-wrap-distance-right:9pt;mso-wrap-distance-bottom:0;mso-position-horizontal:absolute;mso-position-horizontal-relative:text;mso-position-vertical:absolute;mso-position-vertical-relative:text;v-text-anchor:top" coordsize="900989,9144" o:gfxdata="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" path="m,l900989,r,9144l,9144,,e" fillcolor="black" stroked="f" strokeweight="0">
+                <v:stroke miterlimit="83231f" joinstyle="miter"/>
+                <v:path arrowok="t" textboxrect="0,0,900989,9144"/>
+              </v:shape>
+            </w:pict>
+          </mc:Fallback>
+        </mc:AlternateContent>
+      </w:r>
+      <w:r>
+        <w:rPr>
+          <w:noProof/>
+        </w:rPr>
+        <mc:AlternateContent>
+          <mc:Choice Requires="wps">
+            <w:drawing>
+              <wp:anchor distT="0" distB="0" distL="114300" distR="114300" simplePos="0" relativeHeight="251674624" behindDoc="0" locked="0" layoutInCell="1" allowOverlap="1" wp14:anchorId="2DD36EC9" wp14:editId="02749203">
+                <wp:simplePos x="0" y="0"/>
+                <wp:positionH relativeFrom="column">
+                  <wp:posOffset>0</wp:posOffset>
+                </wp:positionH>
+                <wp:positionV relativeFrom="paragraph">
+                  <wp:posOffset>0</wp:posOffset>
+                </wp:positionV>
+                <wp:extent cx="486126" cy="169581"/>
+                <wp:effectExtent l="0" t="0" r="0" b="0"/>
+                <wp:wrapNone/>
+                <wp:docPr id="10" name="Rectangle 384"/>
+                <wp:cNvGraphicFramePr/>
+                <a:graphic xmlns:a="http://schemas.openxmlformats.org/drawingml/2006/main">
+                  <a:graphicData uri="http://schemas.microsoft.com/office/word/2010/wordprocessingShape">
+                    <wps:wsp>
+                      <wps:cNvSpPr/>
+                      <wps:spPr>
+                        <a:xfrm>
+                          <a:off x="0" y="0"/>
+                          <a:ext cx="486126" cy="169581"/>
+                        </a:xfrm>
+                        <a:prstGeom prst="rect">
+                          <a:avLst/>
+                        </a:prstGeom>
+                        <a:ln>
+                          <a:noFill/>
+                        </a:ln>
+                      </wps:spPr>
+                      <wps:txbx>
+                        <w:txbxContent>
+                          <w:p>
+                            <w:pPr>
+                              <w:spacing w:after="160" w:line="259" w:lineRule="auto"/>
+                              <w:ind w:left="0"/>
+                              <w:jc w:val="left"/>
+                            </w:pPr>
+                          </w:p>
+                        </w:txbxContent>
+                      </wps:txbx>
+                      <wps:bodyPr horzOverflow="overflow" vert="horz" lIns="0" tIns="0" rIns="0" bIns="0" rtlCol="0">
+                        <a:noAutofit/>
+                      </wps:bodyPr>
+                    </wps:wsp>
+                  </a:graphicData>
+                </a:graphic>
+              </wp:anchor>
+            </w:drawing>
+          </mc:Choice>
+          <mc:Fallback>
+            <w:pict>
+              <v:rect w14:anchorId="2DD36EC9" id="Rectangle 384" o:spid="_x0000_s1027" style="position:absolute;left:0;text-align:left;margin-left:0;margin-top:0;width:38.3pt;height:13.35pt;z-index:251674624;visibility:visible;mso-wrap-style:square;mso-wrap-distance-left:9pt;mso-wrap-distance-top:0;mso-wrap-distance-right:9pt;mso-wrap-distance-bottom:0;mso-position-horizontal:absolute;mso-position-horizontal-relative:text;mso-position-vertical:absolute;mso-position-vertical-relative:text;v-text-anchor:top" o:gfxdata="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" filled="f" stroked="f">
+                <v:textbox inset="0,0,0,0">
+                  <w:txbxContent>
+                    <w:p>
+                      <w:pPr>
+                        <w:spacing w:after="160" w:line="259" w:lineRule="auto"/>
+                        <w:ind w:left="0"/>
+                        <w:jc w:val="left"/>
+                      </w:pPr>
+                    </w:p>
+                  </w:txbxContent>
+                </v:textbox>
+              </v:rect>
+            </w:pict>
+          </mc:Fallback>
+        </mc:AlternateContent>
+      </w:r>
+      <w:r>
+        <w:rPr>
+          <w:noProof/>
+        </w:rPr>
+        <mc:AlternateContent>
+          <mc:Choice Requires="wps">
+            <w:drawing>
+              <wp:anchor distT="0" distB="0" distL="114300" distR="114300" simplePos="0" relativeHeight="251672576" behindDoc="0" locked="0" layoutInCell="1" allowOverlap="1" wp14:anchorId="6C61697F" wp14:editId="5CC65326">
+                <wp:simplePos x="0" y="0"/>
+                <wp:positionH relativeFrom="column">
+                  <wp:posOffset>3937252</wp:posOffset>
+                </wp:positionH>
+                <wp:positionV relativeFrom="paragraph">
+                  <wp:posOffset>184785</wp:posOffset>
+                </wp:positionV>
+                <wp:extent cx="900954" cy="9141"/>
+                <wp:effectExtent l="0" t="0" r="0" b="0"/>
+                <wp:wrapNone/>
+                <wp:docPr id="9" name="Shape 7949"/>
+                <wp:cNvGraphicFramePr/>
+                <a:graphic xmlns:a="http://schemas.openxmlformats.org/drawingml/2006/main">
+                  <a:graphicData uri="http://schemas.microsoft.com/office/word/2010/wordprocessingShape">
+                    <wps:wsp>
+                      <wps:cNvSpPr/>
+                      <wps:spPr>
+                        <a:xfrm>
+                          <a:off x="0" y="0"/>
+                          <a:ext cx="900954" cy="9141"/>
+                        </a:xfrm>
+                        <a:custGeom>
+                          <a:avLst/>
+                          <a:gdLst/>
+                          <a:ahLst/>
+                          <a:cxnLst/>
+                          <a:rect l="0" t="0" r="0" b="0"/>
+                          <a:pathLst>
+                            <a:path w="900989" h="9144">
+                              <a:moveTo>
+                                <a:pt x="0" y="0"/>
+                              </a:moveTo>
+                              <a:lnTo>
+                                <a:pt x="900989" y="0"/>
+                              </a:lnTo>
+                              <a:lnTo>
+                                <a:pt x="900989" y="9144"/>
+                              </a:lnTo>
+                              <a:lnTo>
+                                <a:pt x="0" y="9144"/>
+                              </a:lnTo>
+                              <a:lnTo>
+                                <a:pt x="0" y="0"/>
+                              </a:lnTo>
+                            </a:path>
+                          </a:pathLst>
+                        </a:custGeom>
+                        <a:ln w="0" cap="flat">
+                          <a:miter lim="127000"/>
+                        </a:ln>
+                      </wps:spPr>
+                      <wps:style>
+                        <a:lnRef idx="0">
+                          <a:srgbClr val="000000">
+                            <a:alpha val="0"/>
+                          </a:srgbClr>
+                        </a:lnRef>
+                        <a:fillRef idx="1">
+                          <a:srgbClr val="000000"/>
+                        </a:fillRef>
+                        <a:effectRef idx="0">
+                          <a:scrgbClr r="0" g="0" b="0"/>
+                        </a:effectRef>
+                        <a:fontRef idx="none"/>
+                      </wps:style>
+                      <wps:bodyPr/>
+                    </wps:wsp>
+                  </a:graphicData>
+                </a:graphic>
+              </wp:anchor>
+            </w:drawing>
+          </mc:Choice>
+          <mc:Fallback>
+            <w:pict>
+              <v:shape w14:anchorId="6B151915" id="Shape 7949" o:spid="_x0000_s1026" style="position:absolute;margin-left:310pt;margin-top:14.55pt;width:70.95pt;height:.7pt;z-index:251672576;visibility:visible;mso-wrap-style:square;mso-wrap-distance-left:9pt;mso-wrap-distance-top:0;mso-wrap-distance-right:9pt;mso-wrap-distance-bottom:0;mso-position-horizontal:absolute;mso-position-horizontal-relative:text;mso-position-vertical:absolute;mso-position-vertical-relative:text;v-text-anchor:top" coordsize="900989,9144" o:gfxdata="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" path="m,l900989,r,9144l,9144,,e" fillcolor="black" stroked="f" strokeweight="0">
+                <v:stroke miterlimit="83231f" joinstyle="miter"/>
+                <v:path arrowok="t" textboxrect="0,0,900989,9144"/>
+              </v:shape>
+            </w:pict>
+          </mc:Fallback>
+        </mc:AlternateContent>
+      </w:r>
+      <w:r>
+        <w:rPr>
+          <w:lang w:val="ru-RU"/>
+        </w:rPr>
+        <w:t xml:space="preserve">  </w:t>
+      </w:r>
+      <w:r>
+        <w:rPr>
+          <w:lang w:val="ru-RU"/>
+        </w:rPr>
+        <w:t>Паспортные данные:</w:t>
+      </w:r>
+      <w:r>
+        <w:rPr>
+          <w:noProof/>
+          <w:lang w:val="ru-RU"/>
+        </w:rPr>
+        <w:t xml:space="preserve">   </w:t>
+      </w:r>
+      <w:r>
+        <w:rPr>
+          <w:noProof/>
+          <w:lang w:val="ru-RU"/>
+        </w:rPr>
+        <w:t>серия</w:t>
+      </w:r>
+      <w:r>
+        <w:rPr>
+          <w:noProof/>
+          <w:lang w:val="ru-RU"/>
+        </w:rPr>
+        <w:t xml:space="preserve">   </w:t>
+      </w:r>
+      <w:r>
+        <w:rPr>
+          <w:lang w:val="ru-RU"/>
+        </w:rPr>
+        <w:t>{</w:t>
+      </w:r>
+      <w:proofErr w:type="spellStart"/>
+      <w:r>
+        <w:t>passportSeries</w:t>
+      </w:r>
+      <w:proofErr w:type="spellEnd"/>
+      <w:r>
+        <w:rPr>
+          <w:lang w:val="ru-RU"/>
+        </w:rPr>
+        <w:t>}</w:t>
+      </w:r>
+      <w:r>
+        <w:rPr>
+          <w:lang w:val="ru-RU"/>
+        </w:rPr>
+        <w:t xml:space="preserve">    </w:t>
+      </w:r>
+      <w:r>
+        <w:rPr>
+          <w:lang w:val="ru-RU"/>
+        </w:rPr>
+        <w:t xml:space="preserve">номер </w:t>
+      </w:r>
+      <w:r>
+        <w:rPr>
+          <w:lang w:val="ru-RU"/>
+        </w:rPr>
+        <w:t>{</w:t>
+      </w:r>
+      <w:proofErr w:type="spellStart"/>
+      <w:r>
+        <w:t>passportNumber</w:t>
+      </w:r>
+      <w:proofErr w:type="spellEnd"/>
+      <w:r>
+        <w:rPr>
+          <w:lang w:val="ru-RU"/>
+        </w:rPr>
+        <w:t xml:space="preserve">}    </w:t>
+      </w:r>
+    </w:p>
+    <w:p>
+      <w:pPr>
+        <w:spacing w:after="62" w:line="259" w:lineRule="auto"/>
+        <w:ind w:left="3263"/>
+        <w:jc w:val="left"/>
+        <w:rPr>
+          <w:lang w:val="ru-RU"/>
+        </w:rPr>
+      </w:pPr>
+      <w:r>
+        <w:rPr>
+          <w:noProof/>
+        </w:rPr>
+        <mc:AlternateContent>
+          <mc:Choice Requires="wps">
+            <w:drawing>
+              <wp:anchor distT="0" distB="0" distL="114300" distR="114300" simplePos="0" relativeHeight="251678720" behindDoc="0" locked="0" layoutInCell="1" allowOverlap="1" wp14:anchorId="4841B763" wp14:editId="3245A9EA">
+                <wp:simplePos x="0" y="0"/>
+                <wp:positionH relativeFrom="column">
+                  <wp:posOffset>3620336</wp:posOffset>
+                </wp:positionH>
+                <wp:positionV relativeFrom="paragraph">
+                  <wp:posOffset>171450</wp:posOffset>
+                </wp:positionV>
+                <wp:extent cx="3054646" cy="9140"/>
+                <wp:effectExtent l="0" t="0" r="0" b="0"/>
+                <wp:wrapNone/>
+                <wp:docPr id="12" name="Shape 7976"/>
+                <wp:cNvGraphicFramePr/>
+                <a:graphic xmlns:a="http://schemas.openxmlformats.org/drawingml/2006/main">
+                  <a:graphicData uri="http://schemas.microsoft.com/office/word/2010/wordprocessingShape">
+                    <wps:wsp>
+                      <wps:cNvSpPr/>
+                      <wps:spPr>
+                        <a:xfrm>
+                          <a:off x="0" y="0"/>
+                          <a:ext cx="3054646" cy="9140"/>
+                        </a:xfrm>
+                        <a:custGeom>
+                          <a:avLst/>
+                          <a:gdLst/>
+                          <a:ahLst/>
+                          <a:cxnLst/>
+                          <a:rect l="0" t="0" r="0" b="0"/>
+                          <a:pathLst>
+                            <a:path w="3054731" h="9144">
+                              <a:moveTo>
+                                <a:pt x="0" y="0"/>
+                              </a:moveTo>
+                              <a:lnTo>
+                                <a:pt x="3054731" y="0"/>
+                              </a:lnTo>
+                              <a:lnTo>
+                                <a:pt x="3054731" y="9144"/>
+                              </a:lnTo>
+                              <a:lnTo>
+                                <a:pt x="0" y="9144"/>
+                              </a:lnTo>
+                              <a:lnTo>
+                                <a:pt x="0" y="0"/>
+                              </a:lnTo>
+                            </a:path>
+                          </a:pathLst>
+                        </a:custGeom>
+                        <a:ln w="0" cap="flat">
+                          <a:miter lim="127000"/>
+                        </a:ln>
+                      </wps:spPr>
+                      <wps:style>
+                        <a:lnRef idx="0">
+                          <a:srgbClr val="000000">
+                            <a:alpha val="0"/>
+                          </a:srgbClr>
+                        </a:lnRef>
+                        <a:fillRef idx="1">
+                          <a:srgbClr val="000000"/>
+                        </a:fillRef>
+                        <a:effectRef idx="0">
+                          <a:scrgbClr r="0" g="0" b="0"/>
+                        </a:effectRef>
+                        <a:fontRef idx="none"/>
+                      </wps:style>
+                      <wps:bodyPr/>
+                    </wps:wsp>
+                  </a:graphicData>
+                </a:graphic>
+              </wp:anchor>
+            </w:drawing>
+          </mc:Choice>
+          <mc:Fallback>
+            <w:pict>
+              <v:shape w14:anchorId="54FD1779" id="Shape 7976" o:spid="_x0000_s1026" style="position:absolute;margin-left:285.05pt;margin-top:13.5pt;width:240.5pt;height:.7pt;z-index:251678720;visibility:visible;mso-wrap-style:square;mso-wrap-distance-left:9pt;mso-wrap-distance-top:0;mso-wrap-distance-right:9pt;mso-wrap-distance-bottom:0;mso-position-horizontal:absolute;mso-position-horizontal-relative:text;mso-position-vertical:absolute;mso-position-vertical-relative:text;v-text-anchor:top" coordsize="3054731,9144" o:gfxdata="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" path="m,l3054731,r,9144l,9144,,e" fillcolor="black" stroked="f" strokeweight="0">
+                <v:stroke miterlimit="83231f" joinstyle="miter"/>
+                <v:path arrowok="t" textboxrect="0,0,3054731,9144"/>
+              </v:shape>
+            </w:pict>
+          </mc:Fallback>
+        </mc:AlternateContent>
+      </w:r>
+      <w:r>
+        <w:rPr>
+          <w:lang w:val="ru-RU"/>
+        </w:rPr>
+        <w:t xml:space="preserve">  Код подразделения</w:t>
+      </w:r>
+      <w:r>
+        <w:rPr>
+          <w:lang w:val="ru-RU"/>
+        </w:rPr>
+        <w:t>:</w:t>
+      </w:r>
+      <w:r>
+        <w:rPr>
+          <w:noProof/>
+          <w:lang w:val="ru-RU"/>
+        </w:rPr>
+        <w:t xml:space="preserve">   </w:t>
+      </w:r>
+      <w:r>
+        <w:rPr>
+          <w:noProof/>
+          <w:lang w:val="ru-RU"/>
+        </w:rPr>
+        <w:t xml:space="preserve">    </w:t>
+      </w:r>
+      <w:r>
+        <w:rPr>
+          <w:noProof/>
+          <w:lang w:val="ru-RU"/>
+        </w:rPr>
+        <w:t xml:space="preserve">  </w:t>
+      </w:r>
+      <w:r>
+        <w:rPr>
+          <w:noProof/>
+          <w:lang w:val="ru-RU"/>
+        </w:rPr>
+        <w:t xml:space="preserve"> </w:t>
+      </w:r>
+      <w:r>
+        <w:rPr>
+          <w:lang w:val="ru-RU"/>
+        </w:rPr>
+        <w:t>{</w:t>
+      </w:r>
+      <w:proofErr w:type="spellStart"/>
+      <w:r>
+        <w:t>passportCode</w:t>
+      </w:r>
+      <w:proofErr w:type="spellEnd"/>
+      <w:r>
+        <w:rPr>
+          <w:lang w:val="ru-RU"/>
+        </w:rPr>
+        <w:t>}</w:t>
+      </w:r>
+    </w:p>
+    <w:p>
+      <w:pPr>
+        <w:spacing w:after="62" w:line="259" w:lineRule="auto"/>
+        <w:ind w:left="3263"/>
+        <w:jc w:val="left"/>
+        <w:rPr>
+          <w:lang w:val="ru-RU"/>
+        </w:rPr>
+      </w:pPr>
+      <w:r>
+        <w:rPr>
+          <w:noProof/>
+        </w:rPr>
+        <mc:AlternateContent>
+          <mc:Choice Requires="wps">
+            <w:drawing>
+              <wp:anchor distT="0" distB="0" distL="114300" distR="114300" simplePos="0" relativeHeight="251680768" behindDoc="0" locked="0" layoutInCell="1" allowOverlap="1" wp14:anchorId="78F65561" wp14:editId="184D4AAD">
+                <wp:simplePos x="0" y="0"/>
+                <wp:positionH relativeFrom="column">
+                  <wp:posOffset>3626864</wp:posOffset>
+                </wp:positionH>
+                <wp:positionV relativeFrom="paragraph">
+                  <wp:posOffset>174625</wp:posOffset>
+                </wp:positionV>
+                <wp:extent cx="3054350" cy="8890"/>
+                <wp:effectExtent l="0" t="0" r="0" b="0"/>
+                <wp:wrapNone/>
+                <wp:docPr id="14" name="Shape 7976"/>
+                <wp:cNvGraphicFramePr/>
+                <a:graphic xmlns:a="http://schemas.openxmlformats.org/drawingml/2006/main">
+                  <a:graphicData uri="http://schemas.microsoft.com/office/word/2010/wordprocessingShape">
+                    <wps:wsp>
+                      <wps:cNvSpPr/>
+                      <wps:spPr>
+                        <a:xfrm>
+                          <a:off x="0" y="0"/>
+                          <a:ext cx="3054350" cy="8890"/>
+                        </a:xfrm>
+                        <a:custGeom>
+                          <a:avLst/>
+                          <a:gdLst/>
+                          <a:ahLst/>
+                          <a:cxnLst/>
+                          <a:rect l="0" t="0" r="0" b="0"/>
+                          <a:pathLst>
+                            <a:path w="3054731" h="9144">
+                              <a:moveTo>
+                                <a:pt x="0" y="0"/>
+                              </a:moveTo>
+                              <a:lnTo>
+                                <a:pt x="3054731" y="0"/>
+                              </a:lnTo>
+                              <a:lnTo>
+                                <a:pt x="3054731" y="9144"/>
+                              </a:lnTo>
+                              <a:lnTo>
+                                <a:pt x="0" y="9144"/>
+                              </a:lnTo>
+                              <a:lnTo>
+                                <a:pt x="0" y="0"/>
+                              </a:lnTo>
+                            </a:path>
+                          </a:pathLst>
+                        </a:custGeom>
+                        <a:ln w="0" cap="flat">
+                          <a:miter lim="127000"/>
+                        </a:ln>
+                      </wps:spPr>
+                      <wps:style>
+                        <a:lnRef idx="0">
+                          <a:srgbClr val="000000">
+                            <a:alpha val="0"/>
+                          </a:srgbClr>
+                        </a:lnRef>
+                        <a:fillRef idx="1">
+                          <a:srgbClr val="000000"/>
+                        </a:fillRef>
+                        <a:effectRef idx="0">
+                          <a:scrgbClr r="0" g="0" b="0"/>
+                        </a:effectRef>
+                        <a:fontRef idx="none"/>
+                      </wps:style>
+                      <wps:bodyPr/>
+                    </wps:wsp>
+                  </a:graphicData>
+                </a:graphic>
+              </wp:anchor>
+            </w:drawing>
+          </mc:Choice>
+          <mc:Fallback>
+            <w:pict>
+              <v:shape w14:anchorId="734AFE0C" id="Shape 7976" o:spid="_x0000_s1026" style="position:absolute;margin-left:285.6pt;margin-top:13.75pt;width:240.5pt;height:.7pt;z-index:251680768;visibility:visible;mso-wrap-style:square;mso-wrap-distance-left:9pt;mso-wrap-distance-top:0;mso-wrap-distance-right:9pt;mso-wrap-distance-bottom:0;mso-position-horizontal:absolute;mso-position-horizontal-relative:text;mso-position-vertical:absolute;mso-position-vertical-relative:text;v-text-anchor:top" coordsize="3054731,9144" o:gfxdata="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" path="m,l3054731,r,9144l,9144,,e" fillcolor="black" stroked="f" strokeweight="0">
+                <v:stroke miterlimit="83231f" joinstyle="miter"/>
+                <v:path arrowok="t" textboxrect="0,0,3054731,9144"/>
+              </v:shape>
+            </w:pict>
+          </mc:Fallback>
+        </mc:AlternateContent>
+      </w:r>
+      <w:r>
+        <w:rPr>
+          <w:lang w:val="ru-RU"/>
+        </w:rPr>
+        <w:t xml:space="preserve">  </w:t>
+      </w:r>
+      <w:r>
+        <w:rPr>
+          <w:lang w:val="ru-RU"/>
+        </w:rPr>
+        <w:t>Дата выдачи</w:t>
+      </w:r>
+      <w:r>
+        <w:rPr>
+          <w:lang w:val="ru-RU"/>
+        </w:rPr>
+        <w:t>:</w:t>
+      </w:r>
+      <w:r>
+        <w:rPr>
+          <w:lang w:val="ru-RU"/>
+        </w:rPr>
+        <w:t xml:space="preserve"> </w:t>
+      </w:r>
+      <w:r>
+        <w:rPr>
+          <w:noProof/>
+          <w:lang w:val="ru-RU"/>
+        </w:rPr>
+        <w:t xml:space="preserve">   </w:t>
+      </w:r>
+      <w:r>
+        <w:rPr>
+          <w:noProof/>
+          <w:lang w:val="ru-RU"/>
+        </w:rPr>
+        <w:t xml:space="preserve">   </w:t>
+      </w:r>
+      <w:r>
+        <w:rPr>
+          <w:noProof/>
+          <w:lang w:val="ru-RU"/>
+        </w:rPr>
+        <w:t xml:space="preserve">           </w:t>
+      </w:r>
+      <w:r>
+        <w:rPr>
+          <w:noProof/>
+          <w:lang w:val="ru-RU"/>
+        </w:rPr>
+        <w:t xml:space="preserve"> </w:t>
+      </w:r>
+      <w:r>
+        <w:rPr>
+          <w:noProof/>
+          <w:lang w:val="ru-RU"/>
+        </w:rPr>
+        <w:t xml:space="preserve">  </w:t>
+      </w:r>
+      <w:r>
+        <w:rPr>
+          <w:lang w:val="ru-RU"/>
+        </w:rPr>
+        <w:t>{</w:t>
+      </w:r>
+      <w:proofErr w:type="spellStart"/>
+      <w:r>
+        <w:t>passportIssueDate</w:t>
+      </w:r>
+      <w:proofErr w:type="spellEnd"/>
+      <w:r>
+        <w:rPr>
+          <w:lang w:val="ru-RU"/>
+        </w:rPr>
+        <w:t>}</w:t>
+      </w:r>
+    </w:p>
+    <w:p>
+      <w:pPr>
+        <w:spacing w:after="62" w:line="259" w:lineRule="auto"/>
+        <w:ind w:left="3263"/>
+        <w:jc w:val="left"/>
+        <w:rPr>
+          <w:lang w:val="ru-RU"/>
+        </w:rPr>
+      </w:pPr>
+      <w:r>
+        <w:rPr>
+          <w:noProof/>
+        </w:rPr>
+        <mc:AlternateContent>
+          <mc:Choice Requires="wps">
+            <w:drawing>
+              <wp:anchor distT="0" distB="0" distL="114300" distR="114300" simplePos="0" relativeHeight="251682816" behindDoc="0" locked="0" layoutInCell="1" allowOverlap="1" wp14:anchorId="5A4CAEFF" wp14:editId="4AE24859">
+                <wp:simplePos x="0" y="0"/>
+                <wp:positionH relativeFrom="column">
+                  <wp:posOffset>3626864</wp:posOffset>
+                </wp:positionH>
+                <wp:positionV relativeFrom="paragraph">
+                  <wp:posOffset>174625</wp:posOffset>
+                </wp:positionV>
+                <wp:extent cx="3054350" cy="8890"/>
+                <wp:effectExtent l="0" t="0" r="0" b="0"/>
+                <wp:wrapNone/>
+                <wp:docPr id="15" name="Shape 7976"/>
+                <wp:cNvGraphicFramePr/>
+                <a:graphic xmlns:a="http://schemas.openxmlformats.org/drawingml/2006/main">
+                  <a:graphicData uri="http://schemas.microsoft.com/office/word/2010/wordprocessingShape">
+                    <wps:wsp>
+                      <wps:cNvSpPr/>
+                      <wps:spPr>
+                        <a:xfrm>
+                          <a:off x="0" y="0"/>
+                          <a:ext cx="3054350" cy="8890"/>
+                        </a:xfrm>
+                        <a:custGeom>
+                          <a:avLst/>
+                          <a:gdLst/>
+                          <a:ahLst/>
+                          <a:cxnLst/>
+                          <a:rect l="0" t="0" r="0" b="0"/>
+                          <a:pathLst>
+                            <a:path w="3054731" h="9144">
+                              <a:moveTo>
+                                <a:pt x="0" y="0"/>
+                              </a:moveTo>
+                              <a:lnTo>
+                                <a:pt x="3054731" y="0"/>
+                              </a:lnTo>
+                              <a:lnTo>
+                                <a:pt x="3054731" y="9144"/>
+                              </a:lnTo>
+                              <a:lnTo>
+                                <a:pt x="0" y="9144"/>
+                              </a:lnTo>
+                              <a:lnTo>
+                                <a:pt x="0" y="0"/>
+                              </a:lnTo>
+                            </a:path>
+                          </a:pathLst>
+                        </a:custGeom>
+                        <a:ln w="0" cap="flat">
+                          <a:miter lim="127000"/>
+                        </a:ln>
+                      </wps:spPr>
+                      <wps:style>
+                        <a:lnRef idx="0">
+                          <a:srgbClr val="000000">
+                            <a:alpha val="0"/>
+                          </a:srgbClr>
+                        </a:lnRef>
+                        <a:fillRef idx="1">
+                          <a:srgbClr val="000000"/>
+                        </a:fillRef>
+                        <a:effectRef idx="0">
+                          <a:scrgbClr r="0" g="0" b="0"/>
+                        </a:effectRef>
+                        <a:fontRef idx="none"/>
+                      </wps:style>
+                      <wps:bodyPr/>
+                    </wps:wsp>
+                  </a:graphicData>
+                </a:graphic>
+              </wp:anchor>
+            </w:drawing>
+          </mc:Choice>
+          <mc:Fallback>
+            <w:pict>
+              <v:shape w14:anchorId="24D26C29" id="Shape 7976" o:spid="_x0000_s1026" style="position:absolute;margin-left:285.6pt;margin-top:13.75pt;width:240.5pt;height:.7pt;z-index:251682816;visibility:visible;mso-wrap-style:square;mso-wrap-distance-left:9pt;mso-wrap-distance-top:0;mso-wrap-distance-right:9pt;mso-wrap-distance-bottom:0;mso-position-horizontal:absolute;mso-position-horizontal-relative:text;mso-position-vertical:absolute;mso-position-vertical-relative:text;v-text-anchor:top" coordsize="3054731,9144" o:gfxdata="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" path="m,l3054731,r,9144l,9144,,e" fillcolor="black" stroked="f" strokeweight="0">
+                <v:stroke miterlimit="83231f" joinstyle="miter"/>
+                <v:path arrowok="t" textboxrect="0,0,3054731,9144"/>
+              </v:shape>
+            </w:pict>
+          </mc:Fallback>
+        </mc:AlternateContent>
+      </w:r>
+      <w:r>
+        <w:rPr>
+          <w:lang w:val="ru-RU"/>
+        </w:rPr>
+        <w:t xml:space="preserve">  </w:t>
+      </w:r>
+      <w:r>
+        <w:rPr>
+          <w:lang w:val="ru-RU"/>
+        </w:rPr>
+        <w:t>Выдан</w:t>
+      </w:r>
+      <w:r>
+        <w:rPr>
+          <w:lang w:val="ru-RU"/>
+        </w:rPr>
+        <w:t>:</w:t>
+      </w:r>
+      <w:r>
+        <w:rPr>
+          <w:lang w:val="ru-RU"/>
+        </w:rPr>
+        <w:t xml:space="preserve"> </w:t>
+      </w:r>
+      <w:r>
+        <w:rPr>
+          <w:noProof/>
+          <w:lang w:val="ru-RU"/>
+        </w:rPr>
+        <w:t xml:space="preserve">   </w:t>
+      </w:r>
+      <w:r>
+        <w:rPr>
+          <w:noProof/>
+          <w:lang w:val="ru-RU"/>
+        </w:rPr>
+        <w:t xml:space="preserve">   </w:t>
+      </w:r>
+      <w:r>
+        <w:rPr>
+          <w:noProof/>
+          <w:lang w:val="ru-RU"/>
+        </w:rPr>
+        <w:t xml:space="preserve">           </w:t>
+      </w:r>
+      <w:r>
+        <w:rPr>
+          <w:noProof/>
+          <w:lang w:val="ru-RU"/>
+        </w:rPr>
+        <w:t xml:space="preserve"> </w:t>
+      </w:r>
+      <w:r>
+        <w:rPr>
+          <w:noProof/>
+          <w:lang w:val="ru-RU"/>
+        </w:rPr>
+        <w:t xml:space="preserve"> </w:t>
+      </w:r>
+      <w:r>
+        <w:rPr>
+          <w:noProof/>
+          <w:lang w:val="ru-RU"/>
+        </w:rPr>
+        <w:t xml:space="preserve">          </w:t>
+      </w:r>
+      <w:r>
+        <w:rPr>
+          <w:noProof/>
+          <w:lang w:val="ru-RU"/>
+        </w:rPr>
+        <w:t xml:space="preserve"> </w:t>
+      </w:r>
+      <w:r>
+        <w:rPr>
+          <w:lang w:val="ru-RU"/>
+        </w:rPr>
+        <w:t>{</w:t>
+      </w:r>
+      <w:proofErr w:type="spellStart"/>
+      <w:r>
+        <w:t>passportIssuedBy</w:t>
+      </w:r>
+      <w:proofErr w:type="spellEnd"/>
+      <w:r>
+        <w:rPr>
+          <w:lang w:val="ru-RU"/>
+        </w:rPr>
+        <w:t>}</w:t>
+      </w:r>
+    </w:p>
+    <w:p>
+      <w:pPr>
+        <w:spacing w:after="62" w:line="259" w:lineRule="auto"/>
+        <w:ind w:left="3263"/>
+        <w:jc w:val="left"/>
+        <w:rPr>
+          <w:lang w:val="ru-RU"/>
+        </w:rPr>
+      </w:pPr>
+      <w:r>
+        <w:rPr>
+          <w:noProof/>
+        </w:rPr>
+        <mc:AlternateContent>
+          <mc:Choice Requires="wps">
+            <w:drawing>
+              <wp:anchor distT="0" distB="0" distL="114300" distR="114300" simplePos="0" relativeHeight="251684864" behindDoc="0" locked="0" layoutInCell="1" allowOverlap="1" wp14:anchorId="17E1CA86" wp14:editId="4C2345A7">
+                <wp:simplePos x="0" y="0"/>
+                <wp:positionH relativeFrom="column">
+                  <wp:posOffset>3626864</wp:posOffset>
+                </wp:positionH>
+                <wp:positionV relativeFrom="paragraph">
+                  <wp:posOffset>174625</wp:posOffset>
+                </wp:positionV>
+                <wp:extent cx="3054350" cy="8890"/>
+                <wp:effectExtent l="0" t="0" r="0" b="0"/>
+                <wp:wrapNone/>
+                <wp:docPr id="16" name="Shape 7976"/>
+                <wp:cNvGraphicFramePr/>
+                <a:graphic xmlns:a="http://schemas.openxmlformats.org/drawingml/2006/main">
+                  <a:graphicData uri="http://schemas.microsoft.com/office/word/2010/wordprocessingShape">
+                    <wps:wsp>
+                      <wps:cNvSpPr/>
+                      <wps:spPr>
+                        <a:xfrm>
+                          <a:off x="0" y="0"/>
+                          <a:ext cx="3054350" cy="8890"/>
+                        </a:xfrm>
+                        <a:custGeom>
+                          <a:avLst/>
+                          <a:gdLst/>
+                          <a:ahLst/>
+                          <a:cxnLst/>
+                          <a:rect l="0" t="0" r="0" b="0"/>
+                          <a:pathLst>
+                            <a:path w="3054731" h="9144">
+                              <a:moveTo>
+                                <a:pt x="0" y="0"/>
+                              </a:moveTo>
+                              <a:lnTo>
+                                <a:pt x="3054731" y="0"/>
+                              </a:lnTo>
+                              <a:lnTo>
+                                <a:pt x="3054731" y="9144"/>
+                              </a:lnTo>
+                              <a:lnTo>
+                                <a:pt x="0" y="9144"/>
+                              </a:lnTo>
+                              <a:lnTo>
+                                <a:pt x="0" y="0"/>
+                              </a:lnTo>
+                            </a:path>
+                          </a:pathLst>
+                        </a:custGeom>
+                        <a:ln w="0" cap="flat">
+                          <a:miter lim="127000"/>
+                        </a:ln>
+                      </wps:spPr>
+                      <wps:style>
+                        <a:lnRef idx="0">
+                          <a:srgbClr val="000000">
+                            <a:alpha val="0"/>
+                          </a:srgbClr>
+                        </a:lnRef>
+                        <a:fillRef idx="1">
+                          <a:srgbClr val="000000"/>
+                        </a:fillRef>
+                        <a:effectRef idx="0">
+                          <a:scrgbClr r="0" g="0" b="0"/>
+                        </a:effectRef>
+                        <a:fontRef idx="none"/>
+                      </wps:style>
+                      <wps:bodyPr/>
+                    </wps:wsp>
+                  </a:graphicData>
+                </a:graphic>
+              </wp:anchor>
+            </w:drawing>
+          </mc:Choice>
+          <mc:Fallback>
+            <w:pict>
+              <v:shape w14:anchorId="1E3E13C1" id="Shape 7976" o:spid="_x0000_s1026" style="position:absolute;margin-left:285.6pt;margin-top:13.75pt;width:240.5pt;height:.7pt;z-index:251684864;visibility:visible;mso-wrap-style:square;mso-wrap-distance-left:9pt;mso-wrap-distance-top:0;mso-wrap-distance-right:9pt;mso-wrap-distance-bottom:0;mso-position-horizontal:absolute;mso-position-horizontal-relative:text;mso-position-vertical:absolute;mso-position-vertical-relative:text;v-text-anchor:top" coordsize="3054731,9144" o:gfxdata="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" path="m,l3054731,r,9144l,9144,,e" fillcolor="black" stroked="f" strokeweight="0">
+                <v:stroke miterlimit="83231f" joinstyle="miter"/>
+                <v:path arrowok="t" textboxrect="0,0,3054731,9144"/>
+              </v:shape>
+            </w:pict>
+          </mc:Fallback>
+        </mc:AlternateContent>
+      </w:r>
+      <w:r>
+        <w:rPr>
+          <w:lang w:val="ru-RU"/>
+        </w:rPr>
+        <w:t xml:space="preserve">  </w:t>
+      </w:r>
+      <w:r>
+        <w:rPr>
+          <w:lang w:val="ru-RU"/>
+        </w:rPr>
+        <w:t>ИНН</w:t>
+      </w:r>
+      <w:r>
+        <w:rPr>
+          <w:lang w:val="ru-RU"/>
+        </w:rPr>
+        <w:t>:</w:t>
+      </w:r>
+      <w:r>
+        <w:rPr>
+          <w:lang w:val="ru-RU"/>
+        </w:rPr>
+        <w:t xml:space="preserve"> </w:t>
+      </w:r>
+      <w:r>
+        <w:rPr>
+          <w:noProof/>
+          <w:lang w:val="ru-RU"/>
+        </w:rPr>
+        <w:t xml:space="preserve">   </w:t>
+      </w:r>
+      <w:r>
+        <w:rPr>
+          <w:noProof/>
+          <w:lang w:val="ru-RU"/>
+        </w:rPr>
+        <w:t xml:space="preserve">   </w:t>
+      </w:r>
+      <w:r>
+        <w:rPr>
+          <w:noProof/>
+          <w:lang w:val="ru-RU"/>
+        </w:rPr>
+        <w:t xml:space="preserve">           </w:t>
+      </w:r>
+      <w:r>
+        <w:rPr>
+          <w:noProof/>
+          <w:lang w:val="ru-RU"/>
+        </w:rPr>
+        <w:t xml:space="preserve"> </w:t>
+      </w:r>
+      <w:r>
+        <w:rPr>
+          <w:noProof/>
+          <w:lang w:val="ru-RU"/>
+        </w:rPr>
+        <w:t xml:space="preserve">  </w:t>
+      </w:r>
+      <w:r>
+        <w:rPr>
+          <w:noProof/>
+          <w:lang w:val="ru-RU"/>
+        </w:rPr>
+        <w:t xml:space="preserve">             </w:t>
+      </w:r>
+      <w:r>
+        <w:rPr>
+          <w:lang w:val="ru-RU"/>
+        </w:rPr>
+        <w:t>{</w:t>
+      </w:r>
+      <w:r>
+        <w:t>inn</w:t>
+      </w:r>
+      <w:r>
+        <w:rPr>
+          <w:lang w:val="ru-RU"/>
+        </w:rPr>
+        <w:t>}</w:t>
+      </w:r>
+    </w:p>
+    <w:p>
+      <w:pPr>
+        <w:spacing w:after="62" w:line="259" w:lineRule="auto"/>
+        <w:ind w:left="3263"/>
+        <w:jc w:val="left"/>
+        <w:rPr>
+          <w:lang w:val="ru-RU"/>
+        </w:rPr>
+      </w:pPr>
+      <w:r>
+        <w:rPr>
+          <w:noProof/>
+        </w:rPr>
+        <mc:AlternateContent>
+          <mc:Choice Requires="wps">
+            <w:drawing>
+              <wp:anchor distT="0" distB="0" distL="114300" distR="114300" simplePos="0" relativeHeight="251686912" behindDoc="0" locked="0" layoutInCell="1" allowOverlap="1" wp14:anchorId="252B48CD" wp14:editId="0894A02A">
+                <wp:simplePos x="0" y="0"/>
+                <wp:positionH relativeFrom="column">
+                  <wp:posOffset>3626864</wp:posOffset>
+                </wp:positionH>
+                <wp:positionV relativeFrom="paragraph">
+                  <wp:posOffset>174625</wp:posOffset>
+                </wp:positionV>
+                <wp:extent cx="3054350" cy="8890"/>
+                <wp:effectExtent l="0" t="0" r="0" b="0"/>
+                <wp:wrapNone/>
+                <wp:docPr id="17" name="Shape 7976"/>
+                <wp:cNvGraphicFramePr/>
+                <a:graphic xmlns:a="http://schemas.openxmlformats.org/drawingml/2006/main">
+                  <a:graphicData uri="http://schemas.microsoft.com/office/word/2010/wordprocessingShape">
+                    <wps:wsp>
+                      <wps:cNvSpPr/>
+                      <wps:spPr>
+                        <a:xfrm>
+                          <a:off x="0" y="0"/>
+                          <a:ext cx="3054350" cy="8890"/>
+                        </a:xfrm>
+                        <a:custGeom>
+                          <a:avLst/>
+                          <a:gdLst/>
+                          <a:ahLst/>
+                          <a:cxnLst/>
+                          <a:rect l="0" t="0" r="0" b="0"/>
+                          <a:pathLst>
+                            <a:path w="3054731" h="9144">
+                              <a:moveTo>
+                                <a:pt x="0" y="0"/>
+                              </a:moveTo>
+                              <a:lnTo>
+                                <a:pt x="3054731" y="0"/>
+                              </a:lnTo>
+                              <a:lnTo>
+                                <a:pt x="3054731" y="9144"/>
+                              </a:lnTo>
+                              <a:lnTo>
+                                <a:pt x="0" y="9144"/>
+                              </a:lnTo>
+                              <a:lnTo>
+                                <a:pt x="0" y="0"/>
+                              </a:lnTo>
+                            </a:path>
+                          </a:pathLst>
+                        </a:custGeom>
+                        <a:ln w="0" cap="flat">
+                          <a:miter lim="127000"/>
+                        </a:ln>
+                      </wps:spPr>
+                      <wps:style>
+                        <a:lnRef idx="0">
+                          <a:srgbClr val="000000">
+                            <a:alpha val="0"/>
+                          </a:srgbClr>
+                        </a:lnRef>
+                        <a:fillRef idx="1">
+                          <a:srgbClr val="000000"/>
+                        </a:fillRef>
+                        <a:effectRef idx="0">
+                          <a:scrgbClr r="0" g="0" b="0"/>
+                        </a:effectRef>
+                        <a:fontRef idx="none"/>
+                      </wps:style>
+                      <wps:bodyPr/>
+                    </wps:wsp>
+                  </a:graphicData>
+                </a:graphic>
+              </wp:anchor>
+            </w:drawing>
+          </mc:Choice>
+          <mc:Fallback>
+            <w:pict>
+              <v:shape w14:anchorId="3A527044" id="Shape 7976" o:spid="_x0000_s1026" style="position:absolute;margin-left:285.6pt;margin-top:13.75pt;width:240.5pt;height:.7pt;z-index:251686912;visibility:visible;mso-wrap-style:square;mso-wrap-distance-left:9pt;mso-wrap-distance-top:0;mso-wrap-distance-right:9pt;mso-wrap-distance-bottom:0;mso-position-horizontal:absolute;mso-position-horizontal-relative:text;mso-position-vertical:absolute;mso-position-vertical-relative:text;v-text-anchor:top" coordsize="3054731,9144" o:gfxdata="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" path="m,l3054731,r,9144l,9144,,e" fillcolor="black" stroked="f" strokeweight="0">
+                <v:stroke miterlimit="83231f" joinstyle="miter"/>
+                <v:path arrowok="t" textboxrect="0,0,3054731,9144"/>
+              </v:shape>
+            </w:pict>
+          </mc:Fallback>
+        </mc:AlternateContent>
+      </w:r>
+      <w:r>
+        <w:rPr>
+          <w:lang w:val="ru-RU"/>
+        </w:rPr>
+        <w:t xml:space="preserve">  </w:t>
+      </w:r>
+      <w:r>
+        <w:rPr>
+          <w:lang w:val="ru-RU"/>
+        </w:rPr>
+        <w:t>СНИЛС</w:t>
+      </w:r>
+      <w:r>
+        <w:rPr>
+          <w:lang w:val="ru-RU"/>
+        </w:rPr>
+        <w:t>:</w:t>
+      </w:r>
+      <w:r>
+        <w:rPr>
+          <w:lang w:val="ru-RU"/>
+        </w:rPr>
+        <w:t xml:space="preserve"> </w:t>
+      </w:r>
+      <w:r>
+        <w:rPr>
+          <w:noProof/>
+          <w:lang w:val="ru-RU"/>
+        </w:rPr>
+        <w:t xml:space="preserve">   </w:t>
+      </w:r>
+      <w:r>
+        <w:rPr>
+          <w:noProof/>
+          <w:lang w:val="ru-RU"/>
+        </w:rPr>
+        <w:t xml:space="preserve">   </w:t>
+      </w:r>
+      <w:r>
+        <w:rPr>
+          <w:noProof/>
+          <w:lang w:val="ru-RU"/>
+        </w:rPr>
+        <w:t xml:space="preserve">           </w:t>
+      </w:r>
+      <w:r>
+        <w:rPr>
+          <w:noProof/>
+          <w:lang w:val="ru-RU"/>
+        </w:rPr>
+        <w:t xml:space="preserve"> </w:t>
+      </w:r>
+      <w:r>
+        <w:rPr>
+          <w:noProof/>
+          <w:lang w:val="ru-RU"/>
+        </w:rPr>
+        <w:t xml:space="preserve">        </w:t>
+      </w:r>
+      <w:r>
+        <w:rPr>
+          <w:noProof/>
+          <w:lang w:val="ru-RU"/>
+        </w:rPr>
+        <w:t xml:space="preserve">  </w:t>
+      </w:r>
+      <w:r>
+        <w:rPr>
+          <w:lang w:val="ru-RU"/>
+        </w:rPr>
+        <w:t>{</w:t>
+      </w:r>
+      <w:proofErr w:type="spellStart"/>
+      <w:r>
+        <w:t>snils</w:t>
+      </w:r>
+      <w:proofErr w:type="spellEnd"/>
+      <w:r>
+        <w:rPr>
+          <w:lang w:val="ru-RU"/>
+        </w:rPr>
+        <w:t>}</w:t>
+      </w:r>
+    </w:p>
+    <w:p>
+      <w:pPr>
+        <w:spacing w:after="62" w:line="259" w:lineRule="auto"/>
+        <w:ind w:left="3263"/>
+        <w:jc w:val="left"/>
+        <w:rPr>
+          <w:lang w:val="ru-RU"/>
+        </w:rPr>
+      </w:pPr>
+    </w:p>
+    <w:p>
+      <w:pPr>
+        <w:spacing w:after="62" w:line="259" w:lineRule="auto"/>
+        <w:ind w:left="3263"/>
+        <w:jc w:val="left"/>
+        <w:rPr>
+          <w:lang w:val="ru-RU"/>
+        </w:rPr>
+      </w:pPr>
+    </w:p>
+    <w:p>
+      <w:pPr>
+        <w:pStyle w:val="1"/>
+        <w:spacing w:after="17" w:line="259" w:lineRule="auto"/>
+        <w:ind w:left="4320" w:right="504" w:firstLine="720"/>
+        <w:jc w:val="both"/>
+        <w:rPr>
+          <w:lang w:val="ru-RU"/>
+        </w:rPr>
+      </w:pPr>
+      <w:r>
+        <w:rPr>
+          <w:lang w:val="ru-RU"/>
+        </w:rPr>
+        <w:t xml:space="preserve">ЗАЯВЛЕНИЕ </w:t>
+      </w:r>
+    </w:p>
+    <w:p>
+      <w:pPr>
+        <w:rPr>
+          <w:lang w:val="ru-RU"/>
+        </w:rPr>
+      </w:pPr>
+    </w:p>
+    <w:p>
+      <w:pPr>
+        <w:ind w:left="130" w:right="494" w:firstLine="567"/>
+        <w:rPr>
+          <w:lang w:val="ru-RU"/>
+        </w:rPr>
+      </w:pPr>
+      <w:r>
+        <w:rPr>
+          <w:lang w:val="ru-RU"/>
+        </w:rPr>
+        <w:t xml:space="preserve">Прошу принять меня в члены </w:t>
+      </w:r>
+      <w:r>
+        <w:rPr>
+          <w:lang w:val="ru-RU"/>
+        </w:rPr>
+        <w:t>{</w:t>
+      </w:r>
+      <w:proofErr w:type="spellStart"/>
+      <w:r>
+        <w:t>brigadeName</w:t>
+      </w:r>
+      <w:proofErr w:type="spellEnd"/>
+      <w:r>
+        <w:rPr>
+          <w:lang w:val="ru-RU"/>
+        </w:rPr>
+        <w:t>}</w:t>
+      </w:r>
+      <w:r>
+        <w:rPr>
+          <w:lang w:val="ru-RU"/>
+        </w:rPr>
+        <w:t xml:space="preserve"> </w:t>
+      </w:r>
+      <w:r>
+        <w:rPr>
+          <w:lang w:val="ru-RU"/>
+        </w:rPr>
+        <w:t xml:space="preserve">Молодёжной общероссийской общественной организации «Российские Студенческие Отряды» (далее – МООО «РСО»). </w:t>
+      </w:r>
+    </w:p>
+    <w:p>
+      <w:pPr>
+        <w:ind w:left="567" w:right="494"/>
+        <w:rPr>
+          <w:lang w:val="ru-RU"/>
+        </w:rPr>
+      </w:pPr>
+      <w:r>
+        <w:rPr>
+          <w:rFonts w:ascii="Segoe UI Symbol" w:eastAsia="Segoe UI Symbol" w:hAnsi="Segoe UI Symbol" w:cs="Segoe UI Symbol"/>
+          <w:sz w:val="20"/>
+        </w:rPr>
+        <w:t></w:t>
+      </w:r>
+      <w:r>
+        <w:rPr>
+          <w:sz w:val="20"/>
+          <w:lang w:val="ru-RU"/>
+        </w:rPr>
+        <w:t xml:space="preserve">     </w:t>
+      </w:r>
+      <w:r>
+        <w:rPr>
+          <w:lang w:val="ru-RU"/>
+        </w:rPr>
+        <w:t xml:space="preserve">С уставными и программными документами МООО «РСО» ознакомлен (-а) и согласен (-на). </w:t>
+      </w:r>
+    </w:p>
+    <w:p>
+      <w:pPr>
+        <w:ind w:left="-15" w:right="494" w:firstLine="567"/>
+        <w:rPr>
+          <w:lang w:val="ru-RU"/>
+        </w:rPr>
+      </w:pPr>
+      <w:r>
+        <w:rPr>
+          <w:rFonts w:ascii="Segoe UI Symbol" w:eastAsia="Segoe UI Symbol" w:hAnsi="Segoe UI Symbol" w:cs="Segoe UI Symbol"/>
+        </w:rPr>
+        <w:t></w:t>
+      </w:r>
+      <w:r>
+        <w:rPr>
+          <w:lang w:val="ru-RU"/>
+        </w:rPr>
+        <w:t xml:space="preserve">   Обязуюсь соблюдать Устав МООО «РСО», правила внутреннего трудового распорядка, правила техники безопасности, охраны труда, иные локальные нормативные акты. Доверяю Севастопольскому региональному отделению МООО «РСО» представлять мои интересы в период моего членства в организации. </w:t>
+      </w:r>
+    </w:p>
+    <w:p>
+      <w:pPr>
+        <w:ind w:left="-15" w:right="494" w:firstLine="567"/>
+        <w:rPr>
+          <w:lang w:val="ru-RU"/>
+        </w:rPr>
+      </w:pPr>
+      <w:r>
+        <w:rPr>
+          <w:rFonts w:ascii="Segoe UI Symbol" w:eastAsia="Segoe UI Symbol" w:hAnsi="Segoe UI Symbol" w:cs="Segoe UI Symbol"/>
+        </w:rPr>
+        <w:t></w:t>
+      </w:r>
+      <w:r>
+        <w:rPr>
+          <w:lang w:val="ru-RU"/>
+        </w:rPr>
+        <w:t xml:space="preserve">   Я извещен (-а) о том, что с 01 января 2023 г. обучающиеся, осуществляющие деятельность в составе студенческих отрядов, относятся к числу застрахованных лиц. В отношении участников студенческих отрядов работодатель будет сдавать персонифицированные сведения о физических лицах. </w:t>
+      </w:r>
+    </w:p>
+    <w:p>
+      <w:pPr>
+        <w:ind w:left="-15" w:right="494" w:firstLine="567"/>
+        <w:rPr>
+          <w:lang w:val="ru-RU"/>
+        </w:rPr>
+      </w:pPr>
+      <w:r>
+        <w:rPr>
+          <w:rFonts w:ascii="Segoe UI Symbol" w:eastAsia="Segoe UI Symbol" w:hAnsi="Segoe UI Symbol" w:cs="Segoe UI Symbol"/>
+        </w:rPr>
+        <w:t></w:t>
+      </w:r>
+      <w:r>
+        <w:rPr>
+          <w:lang w:val="ru-RU"/>
+        </w:rPr>
+        <w:t xml:space="preserve">   Я извещен (-а) о том, что согласно Федеральному закону от 14.02.2024 № 21-ФЗ «О внесении изменения в статью 12.1 Федерального закона «О государственной социальной помощи» Законом предусматривается сохранение социальной доплаты к пенсии по потере кормильца или пенсии  по инвалидности в период получения выплат за деятельность, осуществляемую в студенческих отрядах  по трудовым договорам в каникулярное время. </w:t>
+      </w:r>
+    </w:p>
+    <w:p>
+      <w:pPr>
+        <w:ind w:left="-15" w:right="494" w:firstLine="567"/>
+        <w:rPr>
+          <w:lang w:val="ru-RU"/>
+        </w:rPr>
+      </w:pPr>
+      <w:r>
+        <w:rPr>
+          <w:rFonts w:ascii="Segoe UI Symbol" w:eastAsia="Segoe UI Symbol" w:hAnsi="Segoe UI Symbol" w:cs="Segoe UI Symbol"/>
+        </w:rPr>
+        <w:t></w:t>
+      </w:r>
+      <w:r>
+        <w:rPr>
+          <w:lang w:val="ru-RU"/>
+        </w:rPr>
+        <w:t xml:space="preserve">   Я извещен (-а) о том, что в случае изменения персональных данных и/или адреса электронной почты члена МООО «РСО», обязан в течение 5 (пяти) календарных дней с момента такого изменения подать в орган,  в котором состою на учете, личное письменное заявление о внесении соответствующих изменений в учетные документы и в реестр членов МООО «РСО» в системе в системе «Простой бизнес». Член МООО «РСО» несет риск негативных последствий не уведомления МООО «РСО» об изменении персональных данных и/или адреса электронной почты, в частности, юридически значимые сообщения, направленные на адрес электронной почты члена МООО «РСО» до момента получения уведомления о его изменении, считаются направленными </w:t>
+      </w:r>
+      <w:r>
+        <w:rPr>
+          <w:lang w:val="ru-RU"/>
+        </w:rPr>
+        <w:lastRenderedPageBreak/>
+        <w:t xml:space="preserve">надлежащим образом и полученными членом МООО «РСО». Сообщения, доставленные по адресу электронной почты, указанному членом МООО «РСО», считаются полученными. </w:t>
+      </w:r>
+    </w:p>
+    <w:p>
+      <w:pPr>
+        <w:spacing w:after="0"/>
+        <w:ind w:left="567" w:right="494"/>
+        <w:rPr>
+          <w:lang w:val="ru-RU"/>
+        </w:rPr>
+      </w:pPr>
+      <w:r>
+        <w:rPr>
+          <w:rFonts w:ascii="Segoe UI Symbol" w:eastAsia="Segoe UI Symbol" w:hAnsi="Segoe UI Symbol" w:cs="Segoe UI Symbol"/>
+        </w:rPr>
+        <w:t></w:t>
+      </w:r>
+      <w:r>
+        <w:rPr>
+          <w:lang w:val="ru-RU"/>
+        </w:rPr>
+        <w:t xml:space="preserve"> Согласен (-на) получать информационную рассылку по электронной почте</w:t>
+      </w:r>
+      <w:r>
+        <w:rPr>
+          <w:sz w:val="20"/>
+          <w:lang w:val="ru-RU"/>
+        </w:rPr>
+        <w:t xml:space="preserve">. </w:t>
+      </w:r>
+    </w:p>
+    <w:p>
+      <w:pPr>
+        <w:spacing w:after="202" w:line="259" w:lineRule="auto"/>
+        <w:ind w:left="567"/>
+        <w:jc w:val="left"/>
+        <w:rPr>
+          <w:lang w:val="ru-RU"/>
+        </w:rPr>
+      </w:pPr>
+      <w:r>
+        <w:rPr>
+          <w:sz w:val="20"/>
+          <w:lang w:val="ru-RU"/>
+        </w:rPr>
+        <w:t xml:space="preserve"> </w:t>
+      </w:r>
+    </w:p>
+    <w:p>
+      <w:pPr>
+        <w:tabs>
+          <w:tab w:val="center" w:pos="5190"/>
+        </w:tabs>
+        <w:ind w:left="0"/>
+        <w:jc w:val="left"/>
+      </w:pPr>
+      <w:r>
+        <w:rPr>
+          <w:lang w:val="ru-RU"/>
+        </w:rPr>
+        <w:t xml:space="preserve">           </w:t>
+      </w:r>
+      <w:r>
+        <w:rPr>
+          <w:lang w:val="ru-RU"/>
+        </w:rPr>
+        <w:tab/>
+      </w:r>
+      <w:proofErr w:type="spellStart"/>
+      <w:r>
+        <w:t>Дата</w:t>
+      </w:r>
+      <w:proofErr w:type="spellEnd"/>
+      <w:r>
+        <w:t xml:space="preserve"> _________________                    </w:t>
+      </w:r>
+      <w:proofErr w:type="spellStart"/>
+      <w:r>
+        <w:t>Подпись</w:t>
+      </w:r>
+      <w:proofErr w:type="spellEnd"/>
+      <w:r>
+        <w:t xml:space="preserve"> ______________/ _____________________________/ </w:t>
+      </w:r>
+    </w:p>
+    <w:p>
+      <w:pPr>
+        <w:spacing w:after="0" w:line="259" w:lineRule="auto"/>
+        <w:ind w:left="0"/>
+        <w:jc w:val="right"/>
+      </w:pPr>
+      <w:r>
+        <w:t xml:space="preserve">                </w:t>
+      </w:r>
+      <w:r>
+        <w:rPr>
+          <w:sz w:val="2"/>
+        </w:rPr>
+        <w:t xml:space="preserve"> </w:t>
+      </w:r>
+    </w:p>
+    <w:p>
+      <w:pPr>
+        <w:spacing w:after="221" w:line="259" w:lineRule="auto"/>
+        <w:ind w:left="168"/>
+        <w:jc w:val="left"/>
+      </w:pPr>
+      <w:r>
+        <w:rPr>
+          <w:rFonts w:ascii="Calibri" w:eastAsia="Calibri" w:hAnsi="Calibri" w:cs="Calibri"/>
+          <w:noProof/>
+        </w:rPr>
+        <mc:AlternateContent>
+          <mc:Choice Requires="wpg">
+            <w:drawing>
+              <wp:inline distT="0" distB="0" distL="0" distR="0" wp14:anchorId="46BE0614" wp14:editId="02FC041D">
+                <wp:extent cx="6875145" cy="18415"/>
+                <wp:effectExtent l="0" t="0" r="0" b="0"/>
+                <wp:docPr id="6311" name="Group 6311"/>
+                <wp:cNvGraphicFramePr/>
+                <a:graphic xmlns:a="http://schemas.openxmlformats.org/drawingml/2006/main">
+                  <a:graphicData uri="http://schemas.microsoft.com/office/word/2010/wordprocessingGroup">
+                    <wpg:wgp>
+                      <wpg:cNvGrpSpPr/>
+                      <wpg:grpSpPr>
+                        <a:xfrm>
+                          <a:off x="0" y="0"/>
+                          <a:ext cx="6875145" cy="18415"/>
+                          <a:chOff x="0" y="0"/>
+                          <a:chExt cx="6875145" cy="18415"/>
+                        </a:xfrm>
+                      </wpg:grpSpPr>
+                      <wps:wsp>
+                        <wps:cNvPr id="7985" name="Shape 7985"/>
+                        <wps:cNvSpPr/>
+                        <wps:spPr>
+                          <a:xfrm>
+                            <a:off x="0" y="0"/>
+                            <a:ext cx="6875145" cy="18415"/>
+                          </a:xfrm>
+                          <a:custGeom>
+                            <a:avLst/>
+                            <a:gdLst/>
+                            <a:ahLst/>
+                            <a:cxnLst/>
+                            <a:rect l="0" t="0" r="0" b="0"/>
+                            <a:pathLst>
+                              <a:path w="6875145" h="18415">
+                                <a:moveTo>
+                                  <a:pt x="0" y="0"/>
+                                </a:moveTo>
+                                <a:lnTo>
+                                  <a:pt x="6875145" y="0"/>
+                                </a:lnTo>
+                                <a:lnTo>
+                                  <a:pt x="6875145" y="18415"/>
+                                </a:lnTo>
+                                <a:lnTo>
+                                  <a:pt x="0" y="18415"/>
+                                </a:lnTo>
+                                <a:lnTo>
+                                  <a:pt x="0" y="0"/>
+                                </a:lnTo>
+                              </a:path>
+                            </a:pathLst>
+                          </a:custGeom>
+                          <a:ln w="0" cap="flat">
+                            <a:miter lim="127000"/>
+                          </a:ln>
+                        </wps:spPr>
+                        <wps:style>
+                          <a:lnRef idx="0">
+                            <a:srgbClr val="000000">
+                              <a:alpha val="0"/>
+                            </a:srgbClr>
+                          </a:lnRef>
+                          <a:fillRef idx="1">
+                            <a:srgbClr val="000000"/>
+                          </a:fillRef>
+                          <a:effectRef idx="0">
+                            <a:scrgbClr r="0" g="0" b="0"/>
+                          </a:effectRef>
+                          <a:fontRef idx="none"/>
+                        </wps:style>
+                        <wps:bodyPr/>
+                      </wps:wsp>
+                    </wpg:wgp>
+                  </a:graphicData>
+                </a:graphic>
+              </wp:inline>
+            </w:drawing>
+          </mc:Choice>
+          <mc:Fallback xmlns:a="http://schemas.openxmlformats.org/drawingml/2006/main">
+            <w:pict>
+              <v:group id="Group 6311" style="width:541.35pt;height:1.45001pt;mso-position-horizontal-relative:char;mso-position-vertical-relative:line" coordsize="68751,184">
+                <v:shape id="Shape 7986" style="position:absolute;width:68751;height:184;left:0;top:0;" coordsize="6875145,18415" path="m0,0l6875145,0l6875145,18415l0,18415l0,0">
+                  <v:stroke weight="0pt" endcap="flat" joinstyle="miter" miterlimit="10" on="false" color="#000000" opacity="0"/>
+                  <v:fill on="true" color="#000000"/>
+                </v:shape>
+              </v:group>
+            </w:pict>
+          </mc:Fallback>
+        </mc:AlternateContent>
+      </w:r>
+    </w:p>
+    <w:p>
+      <w:pPr>
+        <w:spacing w:after="0" w:line="272" w:lineRule="auto"/>
+        <w:ind w:left="192" w:right="7352"/>
+        <w:jc w:val="left"/>
+      </w:pPr>
+      <w:proofErr w:type="spellStart"/>
+      <w:r>
+        <w:rPr>
+          <w:b/>
+          <w:i/>
+          <w:sz w:val="24"/>
+        </w:rPr>
+        <w:t>Заполняется</w:t>
+      </w:r>
+      <w:proofErr w:type="spellEnd"/>
+      <w:r>
+        <w:rPr>
+          <w:b/>
+          <w:i/>
+          <w:sz w:val="24"/>
+        </w:rPr>
+        <w:t xml:space="preserve"> </w:t>
+      </w:r>
+      <w:proofErr w:type="spellStart"/>
+      <w:r>
+        <w:rPr>
+          <w:b/>
+          <w:i/>
+          <w:sz w:val="24"/>
+        </w:rPr>
+        <w:t>штабом</w:t>
+      </w:r>
+      <w:proofErr w:type="spellEnd"/>
+      <w:r>
+        <w:rPr>
+          <w:b/>
+          <w:i/>
+          <w:sz w:val="24"/>
+        </w:rPr>
+        <w:t xml:space="preserve">: </w:t>
+      </w:r>
+      <w:proofErr w:type="spellStart"/>
+      <w:r>
+        <w:rPr>
+          <w:sz w:val="24"/>
+        </w:rPr>
+        <w:t>Членские</w:t>
+      </w:r>
+      <w:proofErr w:type="spellEnd"/>
+      <w:r>
+        <w:rPr>
+          <w:sz w:val="24"/>
+        </w:rPr>
+        <w:t xml:space="preserve"> </w:t>
+      </w:r>
+      <w:proofErr w:type="spellStart"/>
+      <w:r>
+        <w:rPr>
+          <w:sz w:val="24"/>
+        </w:rPr>
+        <w:t>взносы</w:t>
+      </w:r>
+      <w:proofErr w:type="spellEnd"/>
+      <w:r>
+        <w:rPr>
+          <w:sz w:val="24"/>
+        </w:rPr>
+        <w:t xml:space="preserve">: </w:t>
+      </w:r>
+    </w:p>
+    <w:p>
+      <w:pPr>
+        <w:spacing w:after="0" w:line="259" w:lineRule="auto"/>
+        <w:ind w:left="192"/>
+        <w:jc w:val="left"/>
+      </w:pPr>
+      <w:r>
+        <w:rPr>
+          <w:sz w:val="24"/>
+        </w:rPr>
+        <w:t xml:space="preserve"> </w:t>
+      </w:r>
+    </w:p>
+    <w:tbl>
+      <w:tblPr>
+        <w:tblStyle w:val="TableGrid"/>
+        <w:tblW w:w="10294" w:type="dxa"/>
+        <w:tblInd w:w="199" w:type="dxa"/>
+        <w:tblCellMar>
+          <w:top w:w="7" w:type="dxa"/>
+          <w:left w:w="5" w:type="dxa"/>
+          <w:right w:w="115" w:type="dxa"/>
+        </w:tblCellMar>
+        <w:tblLook w:val="04A0" w:firstRow="1" w:lastRow="0" w:firstColumn="1" w:lastColumn="0" w:noHBand="0" w:noVBand="1"/>
+      </w:tblPr>
+      <w:tblGrid>
+        <w:gridCol w:w="1645"/>
+        <w:gridCol w:w="1844"/>
+        <w:gridCol w:w="1985"/>
+        <w:gridCol w:w="2835"/>
+        <w:gridCol w:w="1985"/>
+      </w:tblGrid>
+      <w:tr>
+        <w:trPr>
+          <w:trHeight w:val="288"/>
+        </w:trPr>
+        <w:tc>
+          <w:tcPr>
+            <w:tcW w:w="1644" w:type="dxa"/>
+            <w:tcBorders>
+              <w:top w:val="single" w:sz="4" w:space="0" w:color="000000"/>
+              <w:left w:val="single" w:sz="4" w:space="0" w:color="000000"/>
+              <w:bottom w:val="single" w:sz="4" w:space="0" w:color="000000"/>
+              <w:right w:val="single" w:sz="4" w:space="0" w:color="000000"/>
+            </w:tcBorders>
+          </w:tcPr>
+          <w:p>
+            <w:pPr>
+              <w:spacing w:after="0" w:line="259" w:lineRule="auto"/>
+              <w:ind w:left="231"/>
+              <w:jc w:val="center"/>
+            </w:pPr>
+            <w:proofErr w:type="spellStart"/>
+            <w:r>
+              <w:rPr>
+                <w:sz w:val="24"/>
+              </w:rPr>
+              <w:t>Год</w:t>
+            </w:r>
+            <w:proofErr w:type="spellEnd"/>
+            <w:r>
+              <w:rPr>
+                <w:sz w:val="24"/>
+              </w:rPr>
+              <w:t xml:space="preserve"> </w:t>
+            </w:r>
+          </w:p>
+        </w:tc>
+        <w:tc>
+          <w:tcPr>
+            <w:tcW w:w="1844" w:type="dxa"/>
+            <w:tcBorders>
+              <w:top w:val="single" w:sz="4" w:space="0" w:color="000000"/>
+              <w:left w:val="single" w:sz="4" w:space="0" w:color="000000"/>
+              <w:bottom w:val="single" w:sz="4" w:space="0" w:color="000000"/>
+              <w:right w:val="single" w:sz="4" w:space="0" w:color="000000"/>
+            </w:tcBorders>
+          </w:tcPr>
+          <w:p>
+            <w:pPr>
+              <w:spacing w:after="0" w:line="259" w:lineRule="auto"/>
+              <w:ind w:left="223"/>
+              <w:jc w:val="center"/>
+            </w:pPr>
+            <w:proofErr w:type="spellStart"/>
+            <w:r>
+              <w:rPr>
+                <w:sz w:val="24"/>
+              </w:rPr>
+              <w:t>Сумма</w:t>
+            </w:r>
+            <w:proofErr w:type="spellEnd"/>
+            <w:r>
+              <w:rPr>
+                <w:sz w:val="24"/>
+              </w:rPr>
+              <w:t xml:space="preserve"> </w:t>
+            </w:r>
+          </w:p>
+        </w:tc>
+        <w:tc>
+          <w:tcPr>
+            <w:tcW w:w="1985" w:type="dxa"/>
+            <w:tcBorders>
+              <w:top w:val="single" w:sz="4" w:space="0" w:color="000000"/>
+              <w:left w:val="single" w:sz="4" w:space="0" w:color="000000"/>
+              <w:bottom w:val="single" w:sz="4" w:space="0" w:color="000000"/>
+              <w:right w:val="single" w:sz="4" w:space="0" w:color="000000"/>
+            </w:tcBorders>
+          </w:tcPr>
+          <w:p>
+            <w:pPr>
+              <w:spacing w:after="0" w:line="259" w:lineRule="auto"/>
+              <w:ind w:left="226"/>
+              <w:jc w:val="center"/>
+            </w:pPr>
+            <w:proofErr w:type="spellStart"/>
+            <w:r>
+              <w:rPr>
+                <w:sz w:val="24"/>
+              </w:rPr>
+              <w:t>Дата</w:t>
+            </w:r>
+            <w:proofErr w:type="spellEnd"/>
+            <w:r>
+              <w:rPr>
+                <w:sz w:val="24"/>
+              </w:rPr>
+              <w:t xml:space="preserve"> </w:t>
+            </w:r>
+            <w:proofErr w:type="spellStart"/>
+            <w:r>
+              <w:rPr>
+                <w:sz w:val="24"/>
+              </w:rPr>
+              <w:t>сдачи</w:t>
+            </w:r>
+            <w:proofErr w:type="spellEnd"/>
+            <w:r>
+              <w:rPr>
+                <w:sz w:val="24"/>
+              </w:rPr>
+              <w:t xml:space="preserve"> </w:t>
+            </w:r>
+          </w:p>
+        </w:tc>
+        <w:tc>
+          <w:tcPr>
+            <w:tcW w:w="2835" w:type="dxa"/>
+            <w:tcBorders>
+              <w:top w:val="single" w:sz="4" w:space="0" w:color="000000"/>
+              <w:left w:val="single" w:sz="4" w:space="0" w:color="000000"/>
+              <w:bottom w:val="single" w:sz="4" w:space="0" w:color="000000"/>
+              <w:right w:val="single" w:sz="4" w:space="0" w:color="000000"/>
+            </w:tcBorders>
+          </w:tcPr>
+          <w:p>
+            <w:pPr>
+              <w:spacing w:after="0" w:line="259" w:lineRule="auto"/>
+              <w:ind w:left="222"/>
+              <w:jc w:val="center"/>
+            </w:pPr>
+            <w:r>
+              <w:rPr>
+                <w:sz w:val="24"/>
+              </w:rPr>
+              <w:t xml:space="preserve">ФИО </w:t>
+            </w:r>
+            <w:proofErr w:type="spellStart"/>
+            <w:r>
+              <w:rPr>
+                <w:sz w:val="24"/>
+              </w:rPr>
+              <w:t>ответственного</w:t>
+            </w:r>
+            <w:proofErr w:type="spellEnd"/>
+            <w:r>
+              <w:rPr>
+                <w:sz w:val="24"/>
+              </w:rPr>
+              <w:t xml:space="preserve"> </w:t>
+            </w:r>
+          </w:p>
+        </w:tc>
+        <w:tc>
+          <w:tcPr>
+            <w:tcW w:w="1985" w:type="dxa"/>
+            <w:tcBorders>
+              <w:top w:val="single" w:sz="4" w:space="0" w:color="000000"/>
+              <w:left w:val="single" w:sz="4" w:space="0" w:color="000000"/>
+              <w:bottom w:val="single" w:sz="4" w:space="0" w:color="000000"/>
+              <w:right w:val="single" w:sz="4" w:space="0" w:color="000000"/>
+            </w:tcBorders>
+          </w:tcPr>
+          <w:p>
+            <w:pPr>
+              <w:spacing w:after="0" w:line="259" w:lineRule="auto"/>
+              <w:ind w:left="224"/>
+              <w:jc w:val="center"/>
+            </w:pPr>
+            <w:proofErr w:type="spellStart"/>
+            <w:r>
+              <w:rPr>
+                <w:sz w:val="24"/>
+              </w:rPr>
+              <w:t>Подпись</w:t>
+            </w:r>
+            <w:proofErr w:type="spellEnd"/>
+            <w:r>
+              <w:rPr>
+                <w:sz w:val="24"/>
+              </w:rPr>
+              <w:t xml:space="preserve"> </w:t>
+            </w:r>
+          </w:p>
+        </w:tc>
+      </w:tr>
+      <w:tr>
+        <w:trPr>
+          <w:trHeight w:val="283"/>
+        </w:trPr>
+        <w:tc>
+          <w:tcPr>
+            <w:tcW w:w="1644" w:type="dxa"/>
+            <w:tcBorders>
+              <w:top w:val="single" w:sz="4" w:space="0" w:color="000000"/>
+              <w:left w:val="single" w:sz="4" w:space="0" w:color="000000"/>
+              <w:bottom w:val="single" w:sz="4" w:space="0" w:color="000000"/>
+              <w:right w:val="single" w:sz="4" w:space="0" w:color="000000"/>
+            </w:tcBorders>
+          </w:tcPr>
+          <w:p>
+            <w:pPr>
+              <w:spacing w:after="0" w:line="259" w:lineRule="auto"/>
+              <w:ind w:left="0"/>
+              <w:jc w:val="left"/>
+            </w:pPr>
+            <w:r>
+              <w:rPr>
+                <w:sz w:val="20"/>
+              </w:rPr>
+              <w:t xml:space="preserve"> </w:t>
+            </w:r>
+          </w:p>
+        </w:tc>
+        <w:tc>
+          <w:tcPr>
+            <w:tcW w:w="1844" w:type="dxa"/>
+            <w:tcBorders>
+              <w:top w:val="single" w:sz="4" w:space="0" w:color="000000"/>
+              <w:left w:val="single" w:sz="4" w:space="0" w:color="000000"/>
+              <w:bottom w:val="single" w:sz="4" w:space="0" w:color="000000"/>
+              <w:right w:val="single" w:sz="4" w:space="0" w:color="000000"/>
+            </w:tcBorders>
+          </w:tcPr>
+          <w:p>
+            <w:pPr>
+              <w:spacing w:after="0" w:line="259" w:lineRule="auto"/>
+              <w:ind w:left="0"/>
+              <w:jc w:val="left"/>
+            </w:pPr>
+            <w:r>
+              <w:rPr>
+                <w:sz w:val="20"/>
+              </w:rPr>
+              <w:t xml:space="preserve"> </w:t>
+            </w:r>
+          </w:p>
+        </w:tc>
+        <w:tc>
+          <w:tcPr>
+            <w:tcW w:w="1985" w:type="dxa"/>
+            <w:tcBorders>
+              <w:top w:val="single" w:sz="4" w:space="0" w:color="000000"/>
+              <w:left w:val="single" w:sz="4" w:space="0" w:color="000000"/>
+              <w:bottom w:val="single" w:sz="4" w:space="0" w:color="000000"/>
+              <w:right w:val="single" w:sz="4" w:space="0" w:color="000000"/>
+            </w:tcBorders>
+          </w:tcPr>
+          <w:p>
+            <w:pPr>
+              <w:spacing w:after="0" w:line="259" w:lineRule="auto"/>
+              <w:ind w:left="0"/>
+              <w:jc w:val="left"/>
+            </w:pPr>
+            <w:r>
+              <w:rPr>
+                <w:sz w:val="20"/>
+              </w:rPr>
+              <w:t xml:space="preserve"> </w:t>
+            </w:r>
+          </w:p>
+        </w:tc>
+        <w:tc>
+          <w:tcPr>
+            <w:tcW w:w="2835" w:type="dxa"/>
+            <w:tcBorders>
+              <w:top w:val="single" w:sz="4" w:space="0" w:color="000000"/>
+              <w:left w:val="single" w:sz="4" w:space="0" w:color="000000"/>
+              <w:bottom w:val="single" w:sz="4" w:space="0" w:color="000000"/>
+              <w:right w:val="single" w:sz="4" w:space="0" w:color="000000"/>
+            </w:tcBorders>
+          </w:tcPr>
+          <w:p>
+            <w:pPr>
+              <w:spacing w:after="0" w:line="259" w:lineRule="auto"/>
+              <w:ind w:left="0"/>
+              <w:jc w:val="left"/>
+            </w:pPr>
+            <w:r>
+              <w:rPr>
+                <w:sz w:val="20"/>
+              </w:rPr>
+              <w:t xml:space="preserve"> </w:t>
+            </w:r>
+          </w:p>
+        </w:tc>
+        <w:tc>
+          <w:tcPr>
+            <w:tcW w:w="1985" w:type="dxa"/>
+            <w:tcBorders>
+              <w:top w:val="single" w:sz="4" w:space="0" w:color="000000"/>
+              <w:left w:val="single" w:sz="4" w:space="0" w:color="000000"/>
+              <w:bottom w:val="single" w:sz="4" w:space="0" w:color="000000"/>
+              <w:right w:val="single" w:sz="4" w:space="0" w:color="000000"/>
+            </w:tcBorders>
+          </w:tcPr>
+          <w:p>
+            <w:pPr>
+              <w:spacing w:after="0" w:line="259" w:lineRule="auto"/>
+              <w:ind w:left="0"/>
+              <w:jc w:val="left"/>
+            </w:pPr>
+            <w:r>
+              <w:rPr>
+                <w:sz w:val="20"/>
+              </w:rPr>
+              <w:t xml:space="preserve"> </w:t>
+            </w:r>
+          </w:p>
+        </w:tc>
+      </w:tr>
+      <w:tr>
+        <w:trPr>
+          <w:trHeight w:val="283"/>
+        </w:trPr>
+        <w:tc>
+          <w:tcPr>
+            <w:tcW w:w="1644" w:type="dxa"/>
+            <w:tcBorders>
+              <w:top w:val="single" w:sz="4" w:space="0" w:color="000000"/>
+              <w:left w:val="single" w:sz="4" w:space="0" w:color="000000"/>
+              <w:bottom w:val="single" w:sz="4" w:space="0" w:color="000000"/>
+              <w:right w:val="single" w:sz="4" w:space="0" w:color="000000"/>
+            </w:tcBorders>
+          </w:tcPr>
+          <w:p>
+            <w:pPr>
+              <w:spacing w:after="0" w:line="259" w:lineRule="auto"/>
+              <w:ind w:left="0"/>
+              <w:jc w:val="left"/>
+            </w:pPr>
+            <w:r>
+              <w:rPr>
+                <w:sz w:val="20"/>
+              </w:rPr>
+              <w:t xml:space="preserve"> </w:t>
+            </w:r>
+          </w:p>
+        </w:tc>
+        <w:tc>
+          <w:tcPr>
+            <w:tcW w:w="1844" w:type="dxa"/>
+            <w:tcBorders>
+              <w:top w:val="single" w:sz="4" w:space="0" w:color="000000"/>
+              <w:left w:val="single" w:sz="4" w:space="0" w:color="000000"/>
+              <w:bottom w:val="single" w:sz="4" w:space="0" w:color="000000"/>
+              <w:right w:val="single" w:sz="4" w:space="0" w:color="000000"/>
+            </w:tcBorders>
+          </w:tcPr>
+          <w:p>
+            <w:pPr>
+              <w:spacing w:after="0" w:line="259" w:lineRule="auto"/>
+              <w:ind w:left="0"/>
+              <w:jc w:val="left"/>
+            </w:pPr>
+            <w:r>
+              <w:rPr>
+                <w:sz w:val="20"/>
+              </w:rPr>
+              <w:t xml:space="preserve"> </w:t>
+            </w:r>
+          </w:p>
+        </w:tc>
+        <w:tc>
+          <w:tcPr>
+            <w:tcW w:w="1985" w:type="dxa"/>
+            <w:tcBorders>
+              <w:top w:val="single" w:sz="4" w:space="0" w:color="000000"/>
+              <w:left w:val="single" w:sz="4" w:space="0" w:color="000000"/>
+              <w:bottom w:val="single" w:sz="4" w:space="0" w:color="000000"/>
+              <w:right w:val="single" w:sz="4" w:space="0" w:color="000000"/>
+            </w:tcBorders>
+          </w:tcPr>
+          <w:p>
+            <w:pPr>
+              <w:spacing w:after="0" w:line="259" w:lineRule="auto"/>
+              <w:ind w:left="0"/>
+              <w:jc w:val="left"/>
+            </w:pPr>
+            <w:r>
+              <w:rPr>
+                <w:sz w:val="20"/>
+              </w:rPr>
+              <w:t xml:space="preserve"> </w:t>
+            </w:r>
+          </w:p>
+        </w:tc>
+        <w:tc>
+          <w:tcPr>
+            <w:tcW w:w="2835" w:type="dxa"/>
+            <w:tcBorders>
+              <w:top w:val="single" w:sz="4" w:space="0" w:color="000000"/>
+              <w:left w:val="single" w:sz="4" w:space="0" w:color="000000"/>
+              <w:bottom w:val="single" w:sz="4" w:space="0" w:color="000000"/>
+              <w:right w:val="single" w:sz="4" w:space="0" w:color="000000"/>
+            </w:tcBorders>
+          </w:tcPr>
+          <w:p>
+            <w:pPr>
+              <w:spacing w:after="0" w:line="259" w:lineRule="auto"/>
+              <w:ind w:left="0"/>
+              <w:jc w:val="left"/>
+            </w:pPr>
+            <w:r>
+              <w:rPr>
+                <w:sz w:val="20"/>
+              </w:rPr>
+              <w:t xml:space="preserve"> </w:t>
+            </w:r>
+          </w:p>
+        </w:tc>
+        <w:tc>
+          <w:tcPr>
+            <w:tcW w:w="1985" w:type="dxa"/>
+            <w:tcBorders>
+              <w:top w:val="single" w:sz="4" w:space="0" w:color="000000"/>
+              <w:left w:val="single" w:sz="4" w:space="0" w:color="000000"/>
+              <w:bottom w:val="single" w:sz="4" w:space="0" w:color="000000"/>
+              <w:right w:val="single" w:sz="4" w:space="0" w:color="000000"/>
+            </w:tcBorders>
+          </w:tcPr>
+          <w:p>
+            <w:pPr>
+              <w:spacing w:after="0" w:line="259" w:lineRule="auto"/>
+              <w:ind w:left="0"/>
+              <w:jc w:val="left"/>
+            </w:pPr>
+            <w:r>
+              <w:rPr>
+                <w:sz w:val="20"/>
+              </w:rPr>
+              <w:t xml:space="preserve"> </w:t>
+            </w:r>
+          </w:p>
+        </w:tc>
+      </w:tr>
+      <w:tr>
+        <w:trPr>
+          <w:trHeight w:val="283"/>
+        </w:trPr>
+        <w:tc>
+          <w:tcPr>
+            <w:tcW w:w="1644" w:type="dxa"/>
+            <w:tcBorders>
+              <w:top w:val="single" w:sz="4" w:space="0" w:color="000000"/>
+              <w:left w:val="single" w:sz="4" w:space="0" w:color="000000"/>
+              <w:bottom w:val="single" w:sz="4" w:space="0" w:color="000000"/>
+              <w:right w:val="single" w:sz="4" w:space="0" w:color="000000"/>
+            </w:tcBorders>
+          </w:tcPr>
+          <w:p>
+            <w:pPr>
+              <w:spacing w:after="0" w:line="259" w:lineRule="auto"/>
+              <w:ind w:left="0"/>
+              <w:jc w:val="left"/>
+            </w:pPr>
+            <w:r>
+              <w:rPr>
+                <w:sz w:val="20"/>
+              </w:rPr>
+              <w:t xml:space="preserve"> </w:t>
+            </w:r>
+          </w:p>
+        </w:tc>
+        <w:tc>
+          <w:tcPr>
+            <w:tcW w:w="1844" w:type="dxa"/>
+            <w:tcBorders>
+              <w:top w:val="single" w:sz="4" w:space="0" w:color="000000"/>
+              <w:left w:val="single" w:sz="4" w:space="0" w:color="000000"/>
+              <w:bottom w:val="single" w:sz="4" w:space="0" w:color="000000"/>
+              <w:right w:val="single" w:sz="4" w:space="0" w:color="000000"/>
+            </w:tcBorders>
+          </w:tcPr>
+          <w:p>
+            <w:pPr>
+              <w:spacing w:after="0" w:line="259" w:lineRule="auto"/>
+              <w:ind w:left="0"/>
+              <w:jc w:val="left"/>
+            </w:pPr>
+            <w:r>
+              <w:rPr>
+                <w:sz w:val="20"/>
+              </w:rPr>
+              <w:t xml:space="preserve"> </w:t>
+            </w:r>
+          </w:p>
+        </w:tc>
+        <w:tc>
+          <w:tcPr>
+            <w:tcW w:w="1985" w:type="dxa"/>
+            <w:tcBorders>
+              <w:top w:val="single" w:sz="4" w:space="0" w:color="000000"/>
+              <w:left w:val="single" w:sz="4" w:space="0" w:color="000000"/>
+              <w:bottom w:val="single" w:sz="4" w:space="0" w:color="000000"/>
+              <w:right w:val="single" w:sz="4" w:space="0" w:color="000000"/>
+            </w:tcBorders>
+          </w:tcPr>
+          <w:p>
+            <w:pPr>
+              <w:spacing w:after="0" w:line="259" w:lineRule="auto"/>
+              <w:ind w:left="0"/>
+              <w:jc w:val="left"/>
+            </w:pPr>
+            <w:r>
+              <w:rPr>
+                <w:sz w:val="20"/>
+              </w:rPr>
+              <w:t xml:space="preserve"> </w:t>
+            </w:r>
+          </w:p>
+        </w:tc>
+        <w:tc>
+          <w:tcPr>
+            <w:tcW w:w="2835" w:type="dxa"/>
+            <w:tcBorders>
+              <w:top w:val="single" w:sz="4" w:space="0" w:color="000000"/>
+              <w:left w:val="single" w:sz="4" w:space="0" w:color="000000"/>
+              <w:bottom w:val="single" w:sz="4" w:space="0" w:color="000000"/>
+              <w:right w:val="single" w:sz="4" w:space="0" w:color="000000"/>
+            </w:tcBorders>
+          </w:tcPr>
+          <w:p>
+            <w:pPr>
+              <w:spacing w:after="0" w:line="259" w:lineRule="auto"/>
+              <w:ind w:left="0"/>
+              <w:jc w:val="left"/>
+            </w:pPr>
+            <w:r>
+              <w:rPr>
+                <w:sz w:val="20"/>
+              </w:rPr>
+              <w:t xml:space="preserve"> </w:t>
+            </w:r>
+          </w:p>
+        </w:tc>
+        <w:tc>
+          <w:tcPr>
+            <w:tcW w:w="1985" w:type="dxa"/>
+            <w:tcBorders>
+              <w:top w:val="single" w:sz="4" w:space="0" w:color="000000"/>
+              <w:left w:val="single" w:sz="4" w:space="0" w:color="000000"/>
+              <w:bottom w:val="single" w:sz="4" w:space="0" w:color="000000"/>
+              <w:right w:val="single" w:sz="4" w:space="0" w:color="000000"/>
+            </w:tcBorders>
+          </w:tcPr>
+          <w:p>
+            <w:pPr>
+              <w:spacing w:after="0" w:line="259" w:lineRule="auto"/>
+              <w:ind w:left="0"/>
+              <w:jc w:val="left"/>
+            </w:pPr>
+            <w:r>
+              <w:rPr>
+                <w:sz w:val="20"/>
+              </w:rPr>
+              <w:t xml:space="preserve"> </w:t>
+            </w:r>
+          </w:p>
+        </w:tc>
+      </w:tr>
+      <w:tr>
+        <w:trPr>
+          <w:trHeight w:val="286"/>
+        </w:trPr>
+        <w:tc>
+          <w:tcPr>
+            <w:tcW w:w="1644" w:type="dxa"/>
+            <w:tcBorders>
+              <w:top w:val="single" w:sz="4" w:space="0" w:color="000000"/>
+              <w:left w:val="single" w:sz="4" w:space="0" w:color="000000"/>
+              <w:bottom w:val="single" w:sz="4" w:space="0" w:color="000000"/>
+              <w:right w:val="single" w:sz="4" w:space="0" w:color="000000"/>
+            </w:tcBorders>
+          </w:tcPr>
+          <w:p>
+            <w:pPr>
+              <w:spacing w:after="0" w:line="259" w:lineRule="auto"/>
+              <w:ind w:left="0"/>
+              <w:jc w:val="left"/>
+            </w:pPr>
+            <w:r>
+              <w:rPr>
+                <w:sz w:val="20"/>
+              </w:rPr>
+              <w:t xml:space="preserve"> </w:t>
+            </w:r>
+          </w:p>
+        </w:tc>
+        <w:tc>
+          <w:tcPr>
+            <w:tcW w:w="1844" w:type="dxa"/>
+            <w:tcBorders>
+              <w:top w:val="single" w:sz="4" w:space="0" w:color="000000"/>
+              <w:left w:val="single" w:sz="4" w:space="0" w:color="000000"/>
+              <w:bottom w:val="single" w:sz="4" w:space="0" w:color="000000"/>
+              <w:right w:val="single" w:sz="4" w:space="0" w:color="000000"/>
+            </w:tcBorders>
+          </w:tcPr>
+          <w:p>
+            <w:pPr>
+              <w:spacing w:after="0" w:line="259" w:lineRule="auto"/>
+              <w:ind w:left="0"/>
+              <w:jc w:val="left"/>
+            </w:pPr>
+            <w:r>
+              <w:rPr>
+                <w:sz w:val="20"/>
+              </w:rPr>
+              <w:t xml:space="preserve"> </w:t>
+            </w:r>
+          </w:p>
+        </w:tc>
+        <w:tc>
+          <w:tcPr>
+            <w:tcW w:w="1985" w:type="dxa"/>
+            <w:tcBorders>
+              <w:top w:val="single" w:sz="4" w:space="0" w:color="000000"/>
+              <w:left w:val="single" w:sz="4" w:space="0" w:color="000000"/>
+              <w:bottom w:val="single" w:sz="4" w:space="0" w:color="000000"/>
+              <w:right w:val="single" w:sz="4" w:space="0" w:color="000000"/>
+            </w:tcBorders>
+          </w:tcPr>
+          <w:p>
+            <w:pPr>
+              <w:spacing w:after="0" w:line="259" w:lineRule="auto"/>
+              <w:ind w:left="0"/>
+              <w:jc w:val="left"/>
+            </w:pPr>
+            <w:r>
+              <w:rPr>
+                <w:sz w:val="20"/>
+              </w:rPr>
+              <w:t xml:space="preserve"> </w:t>
+            </w:r>
+          </w:p>
+        </w:tc>
+        <w:tc>
+          <w:tcPr>
+            <w:tcW w:w="2835" w:type="dxa"/>
+            <w:tcBorders>
+              <w:top w:val="single" w:sz="4" w:space="0" w:color="000000"/>
+              <w:left w:val="single" w:sz="4" w:space="0" w:color="000000"/>
+              <w:bottom w:val="single" w:sz="4" w:space="0" w:color="000000"/>
+              <w:right w:val="single" w:sz="4" w:space="0" w:color="000000"/>
+            </w:tcBorders>
+          </w:tcPr>
+          <w:p>
+            <w:pPr>
+              <w:spacing w:after="0" w:line="259" w:lineRule="auto"/>
+              <w:ind w:left="0"/>
+              <w:jc w:val="left"/>
+            </w:pPr>
+            <w:r>
+              <w:rPr>
+                <w:sz w:val="20"/>
+              </w:rPr>
+              <w:t xml:space="preserve"> </w:t>
+            </w:r>
+          </w:p>
+        </w:tc>
+        <w:tc>
+          <w:tcPr>
+            <w:tcW w:w="1985" w:type="dxa"/>
+            <w:tcBorders>
+              <w:top w:val="single" w:sz="4" w:space="0" w:color="000000"/>
+              <w:left w:val="single" w:sz="4" w:space="0" w:color="000000"/>
+              <w:bottom w:val="single" w:sz="4" w:space="0" w:color="000000"/>
+              <w:right w:val="single" w:sz="4" w:space="0" w:color="000000"/>
+            </w:tcBorders>
+          </w:tcPr>
+          <w:p>
+            <w:pPr>
+              <w:spacing w:after="0" w:line="259" w:lineRule="auto"/>
+              <w:ind w:left="0"/>
+              <w:jc w:val="left"/>
+            </w:pPr>
+            <w:r>
+              <w:rPr>
+                <w:sz w:val="20"/>
+              </w:rPr>
+              <w:t xml:space="preserve"> </w:t>
+            </w:r>
+          </w:p>
+        </w:tc>
+      </w:tr>
+      <w:tr>
+        <w:trPr>
+          <w:trHeight w:val="286"/>
+        </w:trPr>
+        <w:tc>
+          <w:tcPr>
+            <w:tcW w:w="1644" w:type="dxa"/>
+            <w:tcBorders>
+              <w:top w:val="single" w:sz="4" w:space="0" w:color="000000"/>
+              <w:left w:val="single" w:sz="4" w:space="0" w:color="000000"/>
+              <w:bottom w:val="single" w:sz="4" w:space="0" w:color="000000"/>
+              <w:right w:val="single" w:sz="4" w:space="0" w:color="000000"/>
+            </w:tcBorders>
+          </w:tcPr>
+          <w:p>
+            <w:pPr>
+              <w:spacing w:after="0" w:line="259" w:lineRule="auto"/>
+              <w:ind w:left="0"/>
+              <w:jc w:val="left"/>
+            </w:pPr>
+            <w:r>
+              <w:rPr>
+                <w:sz w:val="20"/>
+              </w:rPr>
+              <w:t xml:space="preserve"> </w:t>
+            </w:r>
+          </w:p>
+        </w:tc>
+        <w:tc>
+          <w:tcPr>
+            <w:tcW w:w="1844" w:type="dxa"/>
+            <w:tcBorders>
+              <w:top w:val="single" w:sz="4" w:space="0" w:color="000000"/>
+              <w:left w:val="single" w:sz="4" w:space="0" w:color="000000"/>
+              <w:bottom w:val="single" w:sz="4" w:space="0" w:color="000000"/>
+              <w:right w:val="single" w:sz="4" w:space="0" w:color="000000"/>
+            </w:tcBorders>
+          </w:tcPr>
+          <w:p>
+            <w:pPr>
+              <w:spacing w:after="0" w:line="259" w:lineRule="auto"/>
+              <w:ind w:left="0"/>
+              <w:jc w:val="left"/>
+            </w:pPr>
+            <w:r>
+              <w:rPr>
+                <w:sz w:val="20"/>
+              </w:rPr>
+              <w:t xml:space="preserve"> </w:t>
+            </w:r>
+          </w:p>
+        </w:tc>
+        <w:tc>
+          <w:tcPr>
+            <w:tcW w:w="1985" w:type="dxa"/>
+            <w:tcBorders>
+              <w:top w:val="single" w:sz="4" w:space="0" w:color="000000"/>
+              <w:left w:val="single" w:sz="4" w:space="0" w:color="000000"/>
+              <w:bottom w:val="single" w:sz="4" w:space="0" w:color="000000"/>
+              <w:right w:val="single" w:sz="4" w:space="0" w:color="000000"/>
+            </w:tcBorders>
+          </w:tcPr>
+          <w:p>
+            <w:pPr>
+              <w:spacing w:after="0" w:line="259" w:lineRule="auto"/>
+              <w:ind w:left="0"/>
+              <w:jc w:val="left"/>
+            </w:pPr>
+            <w:r>
+              <w:rPr>
+                <w:sz w:val="20"/>
+              </w:rPr>
+              <w:t xml:space="preserve"> </w:t>
+            </w:r>
+          </w:p>
+        </w:tc>
+        <w:tc>
+          <w:tcPr>
+            <w:tcW w:w="2835" w:type="dxa"/>
+            <w:tcBorders>
+              <w:top w:val="single" w:sz="4" w:space="0" w:color="000000"/>
+              <w:left w:val="single" w:sz="4" w:space="0" w:color="000000"/>
+              <w:bottom w:val="single" w:sz="4" w:space="0" w:color="000000"/>
+              <w:right w:val="single" w:sz="4" w:space="0" w:color="000000"/>
+            </w:tcBorders>
+          </w:tcPr>
+          <w:p>
+            <w:pPr>
+              <w:spacing w:after="0" w:line="259" w:lineRule="auto"/>
+              <w:ind w:left="0"/>
+              <w:jc w:val="left"/>
+            </w:pPr>
+            <w:r>
+              <w:rPr>
+                <w:sz w:val="20"/>
+              </w:rPr>
+              <w:t xml:space="preserve"> </w:t>
+            </w:r>
+          </w:p>
+        </w:tc>
+        <w:tc>
+          <w:tcPr>
+            <w:tcW w:w="1985" w:type="dxa"/>
+            <w:tcBorders>
+              <w:top w:val="single" w:sz="4" w:space="0" w:color="000000"/>
+              <w:left w:val="single" w:sz="4" w:space="0" w:color="000000"/>
+              <w:bottom w:val="single" w:sz="4" w:space="0" w:color="000000"/>
+              <w:right w:val="single" w:sz="4" w:space="0" w:color="000000"/>
+            </w:tcBorders>
+          </w:tcPr>
+          <w:p>
+            <w:pPr>
+              <w:spacing w:after="0" w:line="259" w:lineRule="auto"/>
+              <w:ind w:left="0"/>
+              <w:jc w:val="left"/>
+            </w:pPr>
+            <w:r>
+              <w:rPr>
+                <w:sz w:val="20"/>
+              </w:rPr>
+              <w:t xml:space="preserve"> </w:t>
+            </w:r>
+          </w:p>
+        </w:tc>
+      </w:tr>
+      <w:tr>
+        <w:trPr>
+          <w:trHeight w:val="286"/>
+        </w:trPr>
+        <w:tc>
+          <w:tcPr>
+            <w:tcW w:w="1644" w:type="dxa"/>
+            <w:tcBorders>
+              <w:top w:val="single" w:sz="4" w:space="0" w:color="000000"/>
+              <w:left w:val="single" w:sz="4" w:space="0" w:color="000000"/>
+              <w:bottom w:val="single" w:sz="4" w:space="0" w:color="000000"/>
+              <w:right w:val="single" w:sz="4" w:space="0" w:color="000000"/>
+            </w:tcBorders>
+          </w:tcPr>
+          <w:p>
+            <w:pPr>
+              <w:spacing w:after="0" w:line="259" w:lineRule="auto"/>
+              <w:ind w:left="0"/>
+              <w:jc w:val="left"/>
+            </w:pPr>
+            <w:r>
+              <w:rPr>
+                <w:sz w:val="20"/>
+              </w:rPr>
+              <w:t xml:space="preserve"> </w:t>
+            </w:r>
+          </w:p>
+        </w:tc>
+        <w:tc>
+          <w:tcPr>
+            <w:tcW w:w="1844" w:type="dxa"/>
+            <w:tcBorders>
+              <w:top w:val="single" w:sz="4" w:space="0" w:color="000000"/>
+              <w:left w:val="single" w:sz="4" w:space="0" w:color="000000"/>
+              <w:bottom w:val="single" w:sz="4" w:space="0" w:color="000000"/>
+              <w:right w:val="single" w:sz="4" w:space="0" w:color="000000"/>
+            </w:tcBorders>
+          </w:tcPr>
+          <w:p>
+            <w:pPr>
+              <w:spacing w:after="0" w:line="259" w:lineRule="auto"/>
+              <w:ind w:left="0"/>
+              <w:jc w:val="left"/>
+            </w:pPr>
+            <w:r>
+              <w:rPr>
+                <w:sz w:val="20"/>
+              </w:rPr>
+              <w:t xml:space="preserve"> </w:t>
+            </w:r>
+          </w:p>
+        </w:tc>
+        <w:tc>
+          <w:tcPr>
+            <w:tcW w:w="1985" w:type="dxa"/>
+            <w:tcBorders>
+              <w:top w:val="single" w:sz="4" w:space="0" w:color="000000"/>
+              <w:left w:val="single" w:sz="4" w:space="0" w:color="000000"/>
+              <w:bottom w:val="single" w:sz="4" w:space="0" w:color="000000"/>
+              <w:right w:val="single" w:sz="4" w:space="0" w:color="000000"/>
+            </w:tcBorders>
+          </w:tcPr>
+          <w:p>
+            <w:pPr>
+              <w:spacing w:after="0" w:line="259" w:lineRule="auto"/>
+              <w:ind w:left="0"/>
+              <w:jc w:val="left"/>
+            </w:pPr>
+            <w:r>
+              <w:rPr>
+                <w:sz w:val="20"/>
+              </w:rPr>
+              <w:t xml:space="preserve"> </w:t>
+            </w:r>
+          </w:p>
+        </w:tc>
+        <w:tc>
+          <w:tcPr>
+            <w:tcW w:w="2835" w:type="dxa"/>
+            <w:tcBorders>
+              <w:top w:val="single" w:sz="4" w:space="0" w:color="000000"/>
+              <w:left w:val="single" w:sz="4" w:space="0" w:color="000000"/>
+              <w:bottom w:val="single" w:sz="4" w:space="0" w:color="000000"/>
+              <w:right w:val="single" w:sz="4" w:space="0" w:color="000000"/>
+            </w:tcBorders>
+          </w:tcPr>
+          <w:p>
+            <w:pPr>
+              <w:spacing w:after="0" w:line="259" w:lineRule="auto"/>
+              <w:ind w:left="0"/>
+              <w:jc w:val="left"/>
+            </w:pPr>
+            <w:r>
+              <w:rPr>
+                <w:sz w:val="20"/>
+              </w:rPr>
+              <w:t xml:space="preserve"> </w:t>
+            </w:r>
+          </w:p>
+        </w:tc>
+        <w:tc>
+          <w:tcPr>
+            <w:tcW w:w="1985" w:type="dxa"/>
+            <w:tcBorders>
+              <w:top w:val="single" w:sz="4" w:space="0" w:color="000000"/>
+              <w:left w:val="single" w:sz="4" w:space="0" w:color="000000"/>
+              <w:bottom w:val="single" w:sz="4" w:space="0" w:color="000000"/>
+              <w:right w:val="single" w:sz="4" w:space="0" w:color="000000"/>
+            </w:tcBorders>
+          </w:tcPr>
+          <w:p>
+            <w:pPr>
+              <w:spacing w:after="0" w:line="259" w:lineRule="auto"/>
+              <w:ind w:left="0"/>
+              <w:jc w:val="left"/>
+            </w:pPr>
+            <w:r>
+              <w:rPr>
+                <w:sz w:val="20"/>
+              </w:rPr>
+              <w:t xml:space="preserve"> </w:t>
+            </w:r>
+          </w:p>
+        </w:tc>
+      </w:tr>
+      <w:tr>
+        <w:trPr>
+          <w:trHeight w:val="283"/>
+        </w:trPr>
+        <w:tc>
+          <w:tcPr>
+            <w:tcW w:w="1644" w:type="dxa"/>
+            <w:tcBorders>
+              <w:top w:val="single" w:sz="4" w:space="0" w:color="000000"/>
+              <w:left w:val="single" w:sz="4" w:space="0" w:color="000000"/>
+              <w:bottom w:val="single" w:sz="4" w:space="0" w:color="000000"/>
+              <w:right w:val="single" w:sz="4" w:space="0" w:color="000000"/>
+            </w:tcBorders>
+          </w:tcPr>
+          <w:p>
+            <w:pPr>
+              <w:spacing w:after="0" w:line="259" w:lineRule="auto"/>
+              <w:ind w:left="0"/>
+              <w:jc w:val="left"/>
+            </w:pPr>
+            <w:r>
+              <w:rPr>
+                <w:sz w:val="20"/>
+              </w:rPr>
+              <w:t xml:space="preserve"> </w:t>
+            </w:r>
+          </w:p>
+        </w:tc>
+        <w:tc>
+          <w:tcPr>
+            <w:tcW w:w="1844" w:type="dxa"/>
+            <w:tcBorders>
+              <w:top w:val="single" w:sz="4" w:space="0" w:color="000000"/>
+              <w:left w:val="single" w:sz="4" w:space="0" w:color="000000"/>
+              <w:bottom w:val="single" w:sz="4" w:space="0" w:color="000000"/>
+              <w:right w:val="single" w:sz="4" w:space="0" w:color="000000"/>
+            </w:tcBorders>
+          </w:tcPr>
+          <w:p>
+            <w:pPr>
+              <w:spacing w:after="0" w:line="259" w:lineRule="auto"/>
+              <w:ind w:left="0"/>
+              <w:jc w:val="left"/>
+            </w:pPr>
+            <w:r>
+              <w:rPr>
+                <w:sz w:val="20"/>
+              </w:rPr>
+              <w:t xml:space="preserve"> </w:t>
+            </w:r>
+          </w:p>
+        </w:tc>
+        <w:tc>
+          <w:tcPr>
+            <w:tcW w:w="1985" w:type="dxa"/>
+            <w:tcBorders>
+              <w:top w:val="single" w:sz="4" w:space="0" w:color="000000"/>
+              <w:left w:val="single" w:sz="4" w:space="0" w:color="000000"/>
+              <w:bottom w:val="single" w:sz="4" w:space="0" w:color="000000"/>
+              <w:right w:val="single" w:sz="4" w:space="0" w:color="000000"/>
+            </w:tcBorders>
+          </w:tcPr>
+          <w:p>
+            <w:pPr>
+              <w:spacing w:after="0" w:line="259" w:lineRule="auto"/>
+              <w:ind w:left="0"/>
+              <w:jc w:val="left"/>
+            </w:pPr>
+            <w:r>
+              <w:rPr>
+                <w:sz w:val="20"/>
+              </w:rPr>
+              <w:t xml:space="preserve"> </w:t>
+            </w:r>
+          </w:p>
+        </w:tc>
+        <w:tc>
+          <w:tcPr>
+            <w:tcW w:w="2835" w:type="dxa"/>
+            <w:tcBorders>
+              <w:top w:val="single" w:sz="4" w:space="0" w:color="000000"/>
+              <w:left w:val="single" w:sz="4" w:space="0" w:color="000000"/>
+              <w:bottom w:val="single" w:sz="4" w:space="0" w:color="000000"/>
+              <w:right w:val="single" w:sz="4" w:space="0" w:color="000000"/>
+            </w:tcBorders>
+          </w:tcPr>
+          <w:p>
+            <w:pPr>
+              <w:spacing w:after="0" w:line="259" w:lineRule="auto"/>
+              <w:ind w:left="0"/>
+              <w:jc w:val="left"/>
+            </w:pPr>
+            <w:r>
+              <w:rPr>
+                <w:sz w:val="20"/>
+              </w:rPr>
+              <w:t xml:space="preserve"> </w:t>
+            </w:r>
+          </w:p>
+        </w:tc>
+        <w:tc>
+          <w:tcPr>
+            <w:tcW w:w="1985" w:type="dxa"/>
+            <w:tcBorders>
+              <w:top w:val="single" w:sz="4" w:space="0" w:color="000000"/>
+              <w:left w:val="single" w:sz="4" w:space="0" w:color="000000"/>
+              <w:bottom w:val="single" w:sz="4" w:space="0" w:color="000000"/>
+              <w:right w:val="single" w:sz="4" w:space="0" w:color="000000"/>
+            </w:tcBorders>
+          </w:tcPr>
+          <w:p>
+            <w:pPr>
+              <w:spacing w:after="0" w:line="259" w:lineRule="auto"/>
+              <w:ind w:left="0"/>
+              <w:jc w:val="left"/>
+            </w:pPr>
+            <w:r>
+              <w:rPr>
+                <w:sz w:val="20"/>
+              </w:rPr>
+              <w:t xml:space="preserve"> </w:t>
+            </w:r>
+          </w:p>
+        </w:tc>
+      </w:tr>
+      <w:tr>
+        <w:trPr>
+          <w:trHeight w:val="286"/>
+        </w:trPr>
+        <w:tc>
+          <w:tcPr>
+            <w:tcW w:w="1644" w:type="dxa"/>
+            <w:tcBorders>
+              <w:top w:val="single" w:sz="4" w:space="0" w:color="000000"/>
+              <w:left w:val="single" w:sz="4" w:space="0" w:color="000000"/>
+              <w:bottom w:val="single" w:sz="4" w:space="0" w:color="000000"/>
+              <w:right w:val="single" w:sz="4" w:space="0" w:color="000000"/>
+            </w:tcBorders>
+          </w:tcPr>
+          <w:p>
+            <w:pPr>
+              <w:spacing w:after="0" w:line="259" w:lineRule="auto"/>
+              <w:ind w:left="0"/>
+              <w:jc w:val="left"/>
+            </w:pPr>
+            <w:r>
+              <w:rPr>
+                <w:sz w:val="20"/>
+              </w:rPr>
+              <w:t xml:space="preserve"> </w:t>
+            </w:r>
+          </w:p>
+        </w:tc>
+        <w:tc>
+          <w:tcPr>
+            <w:tcW w:w="1844" w:type="dxa"/>
+            <w:tcBorders>
+              <w:top w:val="single" w:sz="4" w:space="0" w:color="000000"/>
+              <w:left w:val="single" w:sz="4" w:space="0" w:color="000000"/>
+              <w:bottom w:val="single" w:sz="4" w:space="0" w:color="000000"/>
+              <w:right w:val="single" w:sz="4" w:space="0" w:color="000000"/>
+            </w:tcBorders>
+          </w:tcPr>
+          <w:p>
+            <w:pPr>
+              <w:spacing w:after="0" w:line="259" w:lineRule="auto"/>
+              <w:ind w:left="0"/>
+              <w:jc w:val="left"/>
+            </w:pPr>
+            <w:r>
+              <w:rPr>
+                <w:sz w:val="20"/>
+              </w:rPr>
+              <w:t xml:space="preserve"> </w:t>
+            </w:r>
+          </w:p>
+        </w:tc>
+        <w:tc>
+          <w:tcPr>
+            <w:tcW w:w="1985" w:type="dxa"/>
+            <w:tcBorders>
+              <w:top w:val="single" w:sz="4" w:space="0" w:color="000000"/>
+              <w:left w:val="single" w:sz="4" w:space="0" w:color="000000"/>
+              <w:bottom w:val="single" w:sz="4" w:space="0" w:color="000000"/>
+              <w:right w:val="single" w:sz="4" w:space="0" w:color="000000"/>
+            </w:tcBorders>
+          </w:tcPr>
+          <w:p>
+            <w:pPr>
+              <w:spacing w:after="0" w:line="259" w:lineRule="auto"/>
+              <w:ind w:left="0"/>
+              <w:jc w:val="left"/>
+            </w:pPr>
+            <w:r>
+              <w:rPr>
+                <w:sz w:val="20"/>
+              </w:rPr>
+              <w:t xml:space="preserve"> </w:t>
+            </w:r>
+          </w:p>
+        </w:tc>
+        <w:tc>
+          <w:tcPr>
+            <w:tcW w:w="2835" w:type="dxa"/>
+            <w:tcBorders>
+              <w:top w:val="single" w:sz="4" w:space="0" w:color="000000"/>
+              <w:left w:val="single" w:sz="4" w:space="0" w:color="000000"/>
+              <w:bottom w:val="single" w:sz="4" w:space="0" w:color="000000"/>
+              <w:right w:val="single" w:sz="4" w:space="0" w:color="000000"/>
+            </w:tcBorders>
+          </w:tcPr>
+          <w:p>
+            <w:pPr>
+              <w:spacing w:after="0" w:line="259" w:lineRule="auto"/>
+              <w:ind w:left="0"/>
+              <w:jc w:val="left"/>
+            </w:pPr>
+            <w:r>
+              <w:rPr>
+                <w:sz w:val="20"/>
+              </w:rPr>
+              <w:t xml:space="preserve"> </w:t>
+            </w:r>
+          </w:p>
+        </w:tc>
+        <w:tc>
+          <w:tcPr>
+            <w:tcW w:w="1985" w:type="dxa"/>
+            <w:tcBorders>
+              <w:top w:val="single" w:sz="4" w:space="0" w:color="000000"/>
+              <w:left w:val="single" w:sz="4" w:space="0" w:color="000000"/>
+              <w:bottom w:val="single" w:sz="4" w:space="0" w:color="000000"/>
+              <w:right w:val="single" w:sz="4" w:space="0" w:color="000000"/>
+            </w:tcBorders>
+          </w:tcPr>
+          <w:p>
+            <w:pPr>
+              <w:spacing w:after="0" w:line="259" w:lineRule="auto"/>
+              <w:ind w:left="0"/>
+              <w:jc w:val="left"/>
+            </w:pPr>
+            <w:r>
+              <w:rPr>
+                <w:sz w:val="20"/>
+              </w:rPr>
+              <w:t xml:space="preserve"> </w:t>
+            </w:r>
+          </w:p>
+        </w:tc>
+      </w:tr>
+    </w:tbl>
+    <w:p>
+      <w:pPr>
+        <w:spacing w:after="21" w:line="259" w:lineRule="auto"/>
+        <w:ind w:left="192"/>
+        <w:jc w:val="left"/>
+      </w:pPr>
+      <w:r>
+        <w:rPr>
+          <w:sz w:val="24"/>
+        </w:rPr>
+        <w:t xml:space="preserve"> </w:t>
+      </w:r>
+    </w:p>
+    <w:p>
+      <w:pPr>
+        <w:spacing w:after="1" w:line="259" w:lineRule="auto"/>
+        <w:ind w:left="187" w:hanging="10"/>
+        <w:jc w:val="left"/>
+      </w:pPr>
+      <w:proofErr w:type="spellStart"/>
+      <w:r>
+        <w:rPr>
+          <w:sz w:val="24"/>
+        </w:rPr>
+        <w:t>Решение</w:t>
+      </w:r>
+      <w:proofErr w:type="spellEnd"/>
+      <w:r>
+        <w:rPr>
+          <w:sz w:val="24"/>
+        </w:rPr>
+        <w:t xml:space="preserve"> </w:t>
+      </w:r>
+      <w:proofErr w:type="spellStart"/>
+      <w:r>
+        <w:rPr>
+          <w:sz w:val="24"/>
+        </w:rPr>
+        <w:t>регионального</w:t>
+      </w:r>
+      <w:proofErr w:type="spellEnd"/>
+      <w:r>
+        <w:rPr>
+          <w:sz w:val="24"/>
+        </w:rPr>
+        <w:t xml:space="preserve"> </w:t>
+      </w:r>
+      <w:proofErr w:type="spellStart"/>
+      <w:r>
+        <w:rPr>
+          <w:sz w:val="24"/>
+        </w:rPr>
+        <w:t>штаба</w:t>
+      </w:r>
+      <w:proofErr w:type="spellEnd"/>
+      <w:r>
+        <w:rPr>
+          <w:sz w:val="24"/>
+        </w:rPr>
+        <w:t xml:space="preserve">: </w:t>
+      </w:r>
+    </w:p>
+    <w:p>
+      <w:pPr>
+        <w:tabs>
+          <w:tab w:val="center" w:pos="2453"/>
+          <w:tab w:val="center" w:pos="6326"/>
+          <w:tab w:val="center" w:pos="9124"/>
+        </w:tabs>
+        <w:spacing w:after="1" w:line="259" w:lineRule="auto"/>
+        <w:ind w:left="0"/>
+        <w:jc w:val="left"/>
+        <w:rPr>
+          <w:lang w:val="ru-RU"/>
+        </w:rPr>
+      </w:pPr>
+      <w:r>
+        <w:rPr>
+          <w:rFonts w:ascii="Calibri" w:eastAsia="Calibri" w:hAnsi="Calibri" w:cs="Calibri"/>
+          <w:lang w:val="ru-RU"/>
+        </w:rPr>
+        <w:tab/>
+      </w:r>
+      <w:r>
+        <w:rPr>
+          <w:sz w:val="24"/>
+          <w:lang w:val="ru-RU"/>
+        </w:rPr>
+        <w:t>принять в члены МООО «РСО» протокол №</w:t>
+      </w:r>
+      <w:r>
+        <w:rPr>
+          <w:sz w:val="24"/>
+          <w:u w:val="single" w:color="000000"/>
+          <w:lang w:val="ru-RU"/>
+        </w:rPr>
+        <w:t xml:space="preserve"> </w:t>
+      </w:r>
+      <w:r>
+        <w:rPr>
+          <w:sz w:val="24"/>
+          <w:u w:val="single" w:color="000000"/>
+          <w:lang w:val="ru-RU"/>
+        </w:rPr>
+        <w:tab/>
+        <w:t xml:space="preserve">           </w:t>
+      </w:r>
+      <w:r>
+        <w:rPr>
+          <w:sz w:val="24"/>
+          <w:lang w:val="ru-RU"/>
+        </w:rPr>
+        <w:t>/20</w:t>
+      </w:r>
+      <w:r>
+        <w:rPr>
+          <w:sz w:val="24"/>
+          <w:u w:val="single" w:color="000000"/>
+          <w:lang w:val="ru-RU"/>
+        </w:rPr>
+        <w:t xml:space="preserve">         </w:t>
+      </w:r>
+      <w:r>
+        <w:rPr>
+          <w:sz w:val="24"/>
+          <w:lang w:val="ru-RU"/>
+        </w:rPr>
+        <w:t xml:space="preserve">-РШ от </w:t>
+      </w:r>
+      <w:r>
+        <w:rPr>
+          <w:sz w:val="24"/>
+          <w:u w:val="single" w:color="000000"/>
+          <w:lang w:val="ru-RU"/>
+        </w:rPr>
+        <w:t xml:space="preserve"> </w:t>
+      </w:r>
+      <w:r>
+        <w:rPr>
+          <w:sz w:val="24"/>
+          <w:u w:val="single" w:color="000000"/>
+          <w:lang w:val="ru-RU"/>
+        </w:rPr>
+        <w:tab/>
+        <w:t xml:space="preserve">                       </w:t>
+      </w:r>
+      <w:r>
+        <w:rPr>
+          <w:sz w:val="24"/>
+          <w:lang w:val="ru-RU"/>
+        </w:rPr>
+        <w:t xml:space="preserve">      </w:t>
+      </w:r>
+    </w:p>
+    <w:p>
+      <w:pPr>
+        <w:tabs>
+          <w:tab w:val="center" w:pos="2755"/>
+          <w:tab w:val="center" w:pos="9261"/>
+        </w:tabs>
+        <w:spacing w:after="153" w:line="259" w:lineRule="auto"/>
+        <w:ind w:left="0"/>
+        <w:jc w:val="left"/>
+        <w:rPr>
+          <w:lang w:val="ru-RU"/>
+        </w:rPr>
+      </w:pPr>
+      <w:r>
+        <w:rPr>
+          <w:rFonts w:ascii="Calibri" w:eastAsia="Calibri" w:hAnsi="Calibri" w:cs="Calibri"/>
+          <w:lang w:val="ru-RU"/>
+        </w:rPr>
+        <w:tab/>
+      </w:r>
+      <w:r>
+        <w:rPr>
+          <w:sz w:val="24"/>
+          <w:lang w:val="ru-RU"/>
+        </w:rPr>
+        <w:t xml:space="preserve">Член внесен в реестр членов МООО «РСО» (дата) </w:t>
+      </w:r>
+      <w:r>
+        <w:rPr>
+          <w:sz w:val="24"/>
+          <w:u w:val="single" w:color="000000"/>
+          <w:lang w:val="ru-RU"/>
+        </w:rPr>
+        <w:t xml:space="preserve"> </w:t>
+      </w:r>
+      <w:r>
+        <w:rPr>
+          <w:sz w:val="24"/>
+          <w:u w:val="single" w:color="000000"/>
+          <w:lang w:val="ru-RU"/>
+        </w:rPr>
+        <w:tab/>
+        <w:t xml:space="preserve">                     </w:t>
+      </w:r>
+      <w:r>
+        <w:rPr>
+          <w:sz w:val="24"/>
+          <w:lang w:val="ru-RU"/>
+        </w:rPr>
+        <w:t xml:space="preserve">      </w:t>
+      </w:r>
+    </w:p>
+    <w:p>
+      <w:pPr>
+        <w:tabs>
+          <w:tab w:val="center" w:pos="969"/>
+          <w:tab w:val="center" w:pos="4760"/>
+        </w:tabs>
+        <w:spacing w:after="1" w:line="259" w:lineRule="auto"/>
+        <w:ind w:left="0"/>
+        <w:jc w:val="left"/>
+        <w:rPr>
+          <w:lang w:val="ru-RU"/>
+        </w:rPr>
+      </w:pPr>
+      <w:r>
+        <w:rPr>
+          <w:rFonts w:ascii="Calibri" w:eastAsia="Calibri" w:hAnsi="Calibri" w:cs="Calibri"/>
+          <w:lang w:val="ru-RU"/>
+        </w:rPr>
+        <w:tab/>
+      </w:r>
+      <w:r>
+        <w:rPr>
+          <w:sz w:val="24"/>
+          <w:lang w:val="ru-RU"/>
+        </w:rPr>
+        <w:t xml:space="preserve">Ответственный </w:t>
+      </w:r>
+      <w:r>
+        <w:rPr>
+          <w:sz w:val="24"/>
+          <w:u w:val="single" w:color="000000"/>
+          <w:lang w:val="ru-RU"/>
+        </w:rPr>
+        <w:t xml:space="preserve"> </w:t>
+      </w:r>
+      <w:r>
+        <w:rPr>
+          <w:sz w:val="24"/>
+          <w:u w:val="single" w:color="000000"/>
+          <w:lang w:val="ru-RU"/>
+        </w:rPr>
+        <w:tab/>
+        <w:t xml:space="preserve"> </w:t>
+      </w:r>
+      <w:r>
+        <w:rPr>
+          <w:sz w:val="24"/>
+          <w:lang w:val="ru-RU"/>
+        </w:rPr>
+        <w:t xml:space="preserve">  Бормотова Е.А. </w:t>
+      </w:r>
+    </w:p>
+    <w:p>
+      <w:pPr>
+        <w:spacing w:after="0" w:line="259" w:lineRule="auto"/>
+        <w:ind w:left="0"/>
+        <w:jc w:val="left"/>
+        <w:rPr>
+          <w:lang w:val="ru-RU"/>
+        </w:rPr>
+      </w:pPr>
+      <w:r>
+        <w:rPr>
+          <w:sz w:val="24"/>
+          <w:lang w:val="ru-RU"/>
+        </w:rPr>
+        <w:t xml:space="preserve"> </w:t>
+      </w:r>
+    </w:p>
+    <w:p>
+      <w:pPr>
+        <w:tabs>
+          <w:tab w:val="center" w:pos="1329"/>
+          <w:tab w:val="center" w:pos="5681"/>
+          <w:tab w:val="center" w:pos="9300"/>
+        </w:tabs>
+        <w:spacing w:after="1" w:line="259" w:lineRule="auto"/>
+        <w:ind w:left="0"/>
+        <w:jc w:val="left"/>
+        <w:rPr>
+          <w:sz w:val="24"/>
+          <w:u w:val="single" w:color="000000"/>
+          <w:lang w:val="ru-RU"/>
+        </w:rPr>
+      </w:pPr>
+      <w:r>
+        <w:rPr>
+          <w:rFonts w:ascii="Calibri" w:eastAsia="Calibri" w:hAnsi="Calibri" w:cs="Calibri"/>
+          <w:lang w:val="ru-RU"/>
+        </w:rPr>
+        <w:tab/>
+      </w:r>
+      <w:r>
+        <w:rPr>
+          <w:sz w:val="24"/>
+          <w:lang w:val="ru-RU"/>
+        </w:rPr>
+        <w:t>Членский билет № 92-</w:t>
+      </w:r>
+      <w:r>
+        <w:rPr>
+          <w:sz w:val="24"/>
+          <w:u w:val="single" w:color="000000"/>
+          <w:lang w:val="ru-RU"/>
+        </w:rPr>
+        <w:t xml:space="preserve"> </w:t>
+      </w:r>
+      <w:r>
+        <w:rPr>
+          <w:sz w:val="24"/>
+          <w:u w:val="single" w:color="000000"/>
+          <w:lang w:val="ru-RU"/>
+        </w:rPr>
+        <w:tab/>
+        <w:t xml:space="preserve">                   </w:t>
+      </w:r>
+      <w:r>
+        <w:rPr>
+          <w:sz w:val="24"/>
+          <w:lang w:val="ru-RU"/>
+        </w:rPr>
+        <w:t xml:space="preserve">выдан (дата) </w:t>
+      </w:r>
+      <w:r>
+        <w:rPr>
+          <w:sz w:val="24"/>
+          <w:u w:val="single" w:color="000000"/>
+          <w:lang w:val="ru-RU"/>
+        </w:rPr>
+        <w:t xml:space="preserve"> </w:t>
+      </w:r>
+      <w:r>
+        <w:rPr>
+          <w:sz w:val="24"/>
+          <w:u w:val="single" w:color="000000"/>
+          <w:lang w:val="ru-RU"/>
+        </w:rPr>
+        <w:tab/>
+        <w:t xml:space="preserve">            </w:t>
+      </w:r>
+    </w:p>
+    <w:p>
+      <w:pPr>
+        <w:tabs>
+          <w:tab w:val="center" w:pos="1329"/>
+          <w:tab w:val="center" w:pos="5681"/>
+          <w:tab w:val="center" w:pos="9300"/>
+        </w:tabs>
+        <w:spacing w:after="1" w:line="259" w:lineRule="auto"/>
+        <w:ind w:left="0"/>
+        <w:jc w:val="left"/>
+        <w:rPr>
+          <w:sz w:val="24"/>
+          <w:u w:val="single" w:color="000000"/>
+          <w:lang w:val="ru-RU"/>
+        </w:rPr>
+      </w:pPr>
+    </w:p>
+    <w:p>
+      <w:pPr>
+        <w:tabs>
+          <w:tab w:val="center" w:pos="1329"/>
+          <w:tab w:val="center" w:pos="5681"/>
+          <w:tab w:val="center" w:pos="9300"/>
+        </w:tabs>
+        <w:spacing w:after="1" w:line="259" w:lineRule="auto"/>
+        <w:ind w:left="0"/>
+        <w:jc w:val="left"/>
+        <w:rPr>
+          <w:sz w:val="24"/>
+          <w:u w:val="single" w:color="000000"/>
+          <w:lang w:val="ru-RU"/>
+        </w:rPr>
+      </w:pPr>
+    </w:p>
+    <w:p>
+      <w:pPr>
+        <w:tabs>
+          <w:tab w:val="center" w:pos="1329"/>
+          <w:tab w:val="center" w:pos="5681"/>
+          <w:tab w:val="center" w:pos="9300"/>
+        </w:tabs>
+        <w:spacing w:after="1" w:line="259" w:lineRule="auto"/>
+        <w:ind w:left="0"/>
+        <w:jc w:val="left"/>
+        <w:rPr>
+          <w:lang w:val="ru-RU"/>
+        </w:rPr>
+      </w:pPr>
+      <w:r>
+        <w:t>{</w:t>
+      </w:r>
+      <w:proofErr w:type="spellStart"/>
+      <w:r>
+        <w:t>lastName</w:t>
+      </w:r>
+      <w:proofErr w:type="spellEnd"/>
+      <w:r>
+        <w:t>} {</w:t>
+      </w:r>
+      <w:proofErr w:type="spellStart"/>
+      <w:r>
+        <w:t>firstName</w:t>
+      </w:r>
+      <w:proofErr w:type="spellEnd"/>
+      <w:r>
+        <w:t>}</w:t>
+      </w:r>
+      <w:r>
+        <w:t>{</w:t>
+      </w:r>
+      <w:proofErr w:type="spellStart"/>
+      <w:r>
+        <w:t>currentDate</w:t>
+      </w:r>
+      <w:proofErr w:type="spellEnd"/>
+      <w:r>
+        <w:t>}</w:t>
+      </w:r>
+      <w:r>
+        <w:rPr>
+          <w:sz w:val="24"/>
+          <w:lang w:val="ru-RU"/>
+        </w:rPr>
+        <w:t xml:space="preserve">    </w:t>
       </w:r>
     </w:p>
     <w:sectPr>
-      <w:pgSz w:w="11906" w:h="16838"/>
-      <w:pgMar w:top="1134" w:right="850" w:bottom="1134" w:left="1701" w:header="708" w:footer="708" w:gutter="0"/>
-      <w:cols w:space="708"/>
-      <w:docGrid w:linePitch="360"/>
+      <w:pgSz w:w="11911" w:h="16841"/>
+      <w:pgMar w:top="527" w:right="202" w:bottom="622" w:left="708" w:header="720" w:footer="720" w:gutter="0"/>
+      <w:cols w:space="720"/>
     </w:sectPr>
   </w:body>
 </w:document>
@@ -87,10 +6343,10 @@
   <w:docDefaults>
     <w:rPrDefault>
       <w:rPr>
-        <w:rFonts w:asciiTheme="minorHAnsi" w:eastAsiaTheme="minorHAnsi" w:hAnsiTheme="minorHAnsi" w:cstheme="minorBidi"/>
+        <w:rFonts w:asciiTheme="minorHAnsi" w:eastAsiaTheme="minorEastAsia" w:hAnsiTheme="minorHAnsi" w:cstheme="minorBidi"/>
         <w:sz w:val="22"/>
         <w:szCs w:val="22"/>
-        <w:lang w:val="ru-RU" w:eastAsia="en-US" w:bidi="ar-SA"/>
+        <w:lang w:val="en-US" w:eastAsia="en-US" w:bidi="ar-SA"/>
       </w:rPr>
     </w:rPrDefault>
     <w:pPrDefault>
@@ -205,7 +6461,6 @@
     <w:lsdException w:name="HTML Sample" w:semiHidden="1" w:unhideWhenUsed="1"/>
     <w:lsdException w:name="HTML Typewriter" w:semiHidden="1" w:unhideWhenUsed="1"/>
     <w:lsdException w:name="HTML Variable" w:semiHidden="1" w:unhideWhenUsed="1"/>
-    <w:lsdException w:name="Normal Table" w:semiHidden="1" w:unhideWhenUsed="1"/>
     <w:lsdException w:name="annotation subject" w:semiHidden="1" w:unhideWhenUsed="1"/>
     <w:lsdException w:name="No List" w:semiHidden="1" w:unhideWhenUsed="1"/>
     <w:lsdException w:name="Outline List 1" w:semiHidden="1" w:unhideWhenUsed="1"/>
@@ -248,11 +6503,8 @@
     <w:lsdException w:name="Table Contemporary" w:semiHidden="1" w:unhideWhenUsed="1"/>
     <w:lsdException w:name="Table Elegant" w:semiHidden="1" w:unhideWhenUsed="1"/>
     <w:lsdException w:name="Table Professional" w:semiHidden="1" w:unhideWhenUsed="1"/>
-    <w:lsdException w:name="Table Subtle 1" w:semiHidden="1" w:unhideWhenUsed="1"/>
     <w:lsdException w:name="Table Subtle 2" w:semiHidden="1" w:unhideWhenUsed="1"/>
     <w:lsdException w:name="Table Web 1" w:semiHidden="1" w:unhideWhenUsed="1"/>
-    <w:lsdException w:name="Table Web 2" w:semiHidden="1" w:unhideWhenUsed="1"/>
-    <w:lsdException w:name="Table Web 3" w:semiHidden="1" w:unhideWhenUsed="1"/>
     <w:lsdException w:name="Balloon Text" w:semiHidden="1" w:unhideWhenUsed="1"/>
     <w:lsdException w:name="Table Grid" w:uiPriority="39"/>
     <w:lsdException w:name="Table Theme" w:semiHidden="1" w:unhideWhenUsed="1"/>
@@ -480,11 +6732,39 @@
   <w:style w:type="paragraph" w:default="1" w:styleId="a">
     <w:name w:val="Normal"/>
     <w:qFormat/>
+    <w:pPr>
+      <w:spacing w:after="38" w:line="268" w:lineRule="auto"/>
+      <w:ind w:left="3251"/>
+      <w:jc w:val="both"/>
+    </w:pPr>
+    <w:rPr>
+      <w:rFonts w:ascii="Times New Roman" w:eastAsia="Times New Roman" w:hAnsi="Times New Roman" w:cs="Times New Roman"/>
+      <w:color w:val="000000"/>
+    </w:rPr>
+  </w:style>
+  <w:style w:type="paragraph" w:styleId="1">
+    <w:name w:val="heading 1"/>
+    <w:next w:val="a"/>
+    <w:link w:val="10"/>
+    <w:uiPriority w:val="9"/>
+    <w:unhideWhenUsed/>
+    <w:qFormat/>
+    <w:pPr>
+      <w:keepNext/>
+      <w:keepLines/>
+      <w:spacing w:after="41" w:line="239" w:lineRule="auto"/>
+      <w:ind w:left="3251" w:firstLine="10"/>
+      <w:jc w:val="center"/>
+      <w:outlineLvl w:val="0"/>
+    </w:pPr>
+    <w:rPr>
+      <w:rFonts w:ascii="Times New Roman" w:eastAsia="Times New Roman" w:hAnsi="Times New Roman" w:cs="Times New Roman"/>
+      <w:color w:val="000000"/>
+    </w:rPr>
   </w:style>
   <w:style w:type="character" w:default="1" w:styleId="a0">
     <w:name w:val="Default Paragraph Font"/>
     <w:uiPriority w:val="1"/>
-    <w:semiHidden/>
     <w:unhideWhenUsed/>
   </w:style>
   <w:style w:type="table" w:default="1" w:styleId="a1">
@@ -508,13 +6788,36 @@
     <w:semiHidden/>
     <w:unhideWhenUsed/>
   </w:style>
+  <w:style w:type="character" w:customStyle="1" w:styleId="10">
+    <w:name w:val="Заголовок 1 Знак"/>
+    <w:link w:val="1"/>
+    <w:rPr>
+      <w:rFonts w:ascii="Times New Roman" w:eastAsia="Times New Roman" w:hAnsi="Times New Roman" w:cs="Times New Roman"/>
+      <w:color w:val="000000"/>
+      <w:sz w:val="22"/>
+    </w:rPr>
+  </w:style>
+  <w:style w:type="table" w:customStyle="1" w:styleId="TableGrid">
+    <w:name w:val="TableGrid"/>
+    <w:pPr>
+      <w:spacing w:after="0" w:line="240" w:lineRule="auto"/>
+    </w:pPr>
+    <w:tblPr>
+      <w:tblCellMar>
+        <w:top w:w="0" w:type="dxa"/>
+        <w:left w:w="0" w:type="dxa"/>
+        <w:bottom w:w="0" w:type="dxa"/>
+        <w:right w:w="0" w:type="dxa"/>
+      </w:tblCellMar>
+    </w:tblPr>
+  </w:style>
 </w:styles>
 </file>
 
 <file path=word/theme/theme1.xml><?xml version="1.0" encoding="utf-8"?>
-<a:theme xmlns:a="http://schemas.openxmlformats.org/drawingml/2006/main" name="Тема Office">
+<a:theme xmlns:a="http://schemas.openxmlformats.org/drawingml/2006/main" name="Office Theme">
   <a:themeElements>
-    <a:clrScheme name="Стандартная">
+    <a:clrScheme name="Office">
       <a:dk1>
         <a:sysClr val="windowText" lastClr="000000"/>
       </a:dk1>
@@ -528,7 +6831,7 @@
         <a:srgbClr val="E7E6E6"/>
       </a:lt2>
       <a:accent1>
-        <a:srgbClr val="4472C4"/>
+        <a:srgbClr val="5B9BD5"/>
       </a:accent1>
       <a:accent2>
         <a:srgbClr val="ED7D31"/>
@@ -540,7 +6843,7 @@
         <a:srgbClr val="FFC000"/>
       </a:accent4>
       <a:accent5>
-        <a:srgbClr val="5B9BD5"/>
+        <a:srgbClr val="4472C4"/>
       </a:accent5>
       <a:accent6>
         <a:srgbClr val="70AD47"/>
@@ -552,7 +6855,7 @@
         <a:srgbClr val="954F72"/>
       </a:folHlink>
     </a:clrScheme>
-    <a:fontScheme name="Стандартная">
+    <a:fontScheme name="Office">
       <a:majorFont>
         <a:latin typeface="Calibri Light" panose="020F0302020204030204"/>
         <a:ea typeface=""/>
@@ -587,23 +6890,6 @@
         <a:font script="Viet" typeface="Times New Roman"/>
         <a:font script="Uigh" typeface="Microsoft Uighur"/>
         <a:font script="Geor" typeface="Sylfaen"/>
-        <a:font script="Armn" typeface="Arial"/>
-        <a:font script="Bugi" typeface="Leelawadee UI"/>
-        <a:font script="Bopo" typeface="Microsoft JhengHei"/>
-        <a:font script="Java" typeface="Javanese Text"/>
-        <a:font script="Lisu" typeface="Segoe UI"/>
-        <a:font script="Mymr" typeface="Myanmar Text"/>
-        <a:font script="Nkoo" typeface="Ebrima"/>
-        <a:font script="Olck" typeface="Nirmala UI"/>
-        <a:font script="Osma" typeface="Ebrima"/>
-        <a:font script="Phag" typeface="Phagspa"/>
-        <a:font script="Syrn" typeface="Estrangelo Edessa"/>
-        <a:font script="Syrj" typeface="Estrangelo Edessa"/>
-        <a:font script="Syre" typeface="Estrangelo Edessa"/>
-        <a:font script="Sora" typeface="Nirmala UI"/>
-        <a:font script="Tale" typeface="Microsoft Tai Le"/>
-        <a:font script="Talu" typeface="Microsoft New Tai Lue"/>
-        <a:font script="Tfng" typeface="Ebrima"/>
       </a:majorFont>
       <a:minorFont>
         <a:latin typeface="Calibri" panose="020F0502020204030204"/>
@@ -639,26 +6925,9 @@
         <a:font script="Viet" typeface="Arial"/>
         <a:font script="Uigh" typeface="Microsoft Uighur"/>
         <a:font script="Geor" typeface="Sylfaen"/>
-        <a:font script="Armn" typeface="Arial"/>
-        <a:font script="Bugi" typeface="Leelawadee UI"/>
-        <a:font script="Bopo" typeface="Microsoft JhengHei"/>
-        <a:font script="Java" typeface="Javanese Text"/>
-        <a:font script="Lisu" typeface="Segoe UI"/>
-        <a:font script="Mymr" typeface="Myanmar Text"/>
-        <a:font script="Nkoo" typeface="Ebrima"/>
-        <a:font script="Olck" typeface="Nirmala UI"/>
-        <a:font script="Osma" typeface="Ebrima"/>
-        <a:font script="Phag" typeface="Phagspa"/>
-        <a:font script="Syrn" typeface="Estrangelo Edessa"/>
-        <a:font script="Syrj" typeface="Estrangelo Edessa"/>
-        <a:font script="Syre" typeface="Estrangelo Edessa"/>
-        <a:font script="Sora" typeface="Nirmala UI"/>
-        <a:font script="Tale" typeface="Microsoft Tai Le"/>
-        <a:font script="Talu" typeface="Microsoft New Tai Lue"/>
-        <a:font script="Tfng" typeface="Ebrima"/>
       </a:minorFont>
     </a:fontScheme>
-    <a:fmtScheme name="Стандартная">
+    <a:fmtScheme name="Office">
       <a:fillStyleLst>
         <a:solidFill>
           <a:schemeClr val="phClr"/>
